--- a/Placedly-Website-Brief.docx
+++ b/Placedly-Website-Brief.docx
@@ -1,6 +1,6 @@
 
 <file path=word/document.xml><?xml version="1.0" encoding="utf-8"?>
-<w:document xmlns:wpc="http://schemas.microsoft.com/office/word/2010/wordprocessingCanvas" xmlns:cx="http://schemas.microsoft.com/office/drawing/2014/chartex" xmlns:cx1="http://schemas.microsoft.com/office/drawing/2015/9/8/chartex" xmlns:cx2="http://schemas.microsoft.com/office/drawing/2015/10/21/chartex" xmlns:cx3="http://schemas.microsoft.com/office/drawing/2016/5/9/chartex" xmlns:cx4="http://schemas.microsoft.com/office/drawing/2016/5/10/chartex" xmlns:cx5="http://schemas.microsoft.com/office/drawing/2016/5/11/chartex" xmlns:cx6="http://schemas.microsoft.com/office/drawing/2016/5/12/chartex" xmlns:cx7="http://schemas.microsoft.com/office/drawing/2016/5/13/chartex" xmlns:cx8="http://schemas.microsoft.com/office/drawing/2016/5/14/chartex" xmlns:mc="http://schemas.openxmlformats.org/markup-compatibility/2006" xmlns:aink="http://schemas.microsoft.com/office/drawing/2016/ink" xmlns:am3d="http://schemas.microsoft.com/office/drawing/2017/model3d" xmlns:o="urn:schemas-microsoft-com:office:office" xmlns:oel="http://schemas.microsoft.com/office/2019/extlst" xmlns:r="http://schemas.openxmlformats.org/officeDocument/2006/relationships" xmlns:m="http://schemas.openxmlformats.org/officeDocument/2006/math" xmlns:v="urn:schemas-microsoft-com:vml" xmlns:wp14="http://schemas.microsoft.com/office/word/2010/wordprocessingDrawing" xmlns:wp="http://schemas.openxmlformats.org/drawingml/2006/wordprocessingDrawing" xmlns:w10="urn:schemas-microsoft-com:office:word" xmlns:w="http://schemas.openxmlformats.org/wordprocessingml/2006/main" xmlns:w14="http://schemas.microsoft.com/office/word/2010/wordml" xmlns:w15="http://schemas.microsoft.com/office/word/2012/wordml" xmlns:w16cex="http://schemas.microsoft.com/office/word/2018/wordml/cex" xmlns:w16cid="http://schemas.microsoft.com/office/word/2016/wordml/cid" xmlns:w16="http://schemas.microsoft.com/office/word/2018/wordml" xmlns:w16du="http://schemas.microsoft.com/office/word/2023/wordml/word16du" xmlns:w16sdtdh="http://schemas.microsoft.com/office/word/2020/wordml/sdtdatahash" xmlns:w16sdtfl="http://schemas.microsoft.com/office/word/2024/wordml/sdtformatlock" xmlns:w16se="http://schemas.microsoft.com/office/word/2015/wordml/symex" xmlns:wpg="http://schemas.microsoft.com/office/word/2010/wordprocessingGroup" xmlns:wpi="http://schemas.microsoft.com/office/word/2010/wordprocessingInk" xmlns:wne="http://schemas.microsoft.com/office/word/2006/wordml" xmlns:wps="http://schemas.microsoft.com/office/word/2010/wordprocessingShape" mc:Ignorable="w14 w15 w16se w16cid w16 w16cex w16sdtdh w16sdtfl w16du wp14">
+<w:document xmlns:wpc="http://schemas.microsoft.com/office/word/2010/wordprocessingCanvas" xmlns:mc="http://schemas.openxmlformats.org/markup-compatibility/2006" xmlns:o="urn:schemas-microsoft-com:office:office" xmlns:r="http://schemas.openxmlformats.org/officeDocument/2006/relationships" xmlns:m="http://schemas.openxmlformats.org/officeDocument/2006/math" xmlns:v="urn:schemas-microsoft-com:vml" xmlns:wp14="http://schemas.microsoft.com/office/word/2010/wordprocessingDrawing" xmlns:wp="http://schemas.openxmlformats.org/drawingml/2006/wordprocessingDrawing" xmlns:w10="urn:schemas-microsoft-com:office:word" xmlns:w="http://schemas.openxmlformats.org/wordprocessingml/2006/main" xmlns:w14="http://schemas.microsoft.com/office/word/2010/wordml" xmlns:wpg="http://schemas.microsoft.com/office/word/2010/wordprocessingGroup" xmlns:wpi="http://schemas.microsoft.com/office/word/2010/wordprocessingInk" xmlns:wne="http://schemas.microsoft.com/office/word/2006/wordml" xmlns:wps="http://schemas.microsoft.com/office/word/2010/wordprocessingShape" mc:Ignorable="w14 wp14">
   <w:body>
     <w:tbl>
       <w:tblPr>
@@ -23,12 +23,6 @@
         <w:gridCol w:w="10080"/>
       </w:tblGrid>
       <w:tr>
-        <w:tblPrEx>
-          <w:tblCellMar>
-            <w:top w:w="0" w:type="dxa"/>
-            <w:bottom w:w="0" w:type="dxa"/>
-          </w:tblCellMar>
-        </w:tblPrEx>
         <w:tc>
           <w:tcPr>
             <w:tcW w:w="10080" w:type="dxa"/>
@@ -63,6 +57,11 @@
             <w:pPr>
               <w:spacing w:before="80"/>
             </w:pPr>
+            <w:r>
+              <w:t xml:space="preserve"> </w:t>
+            </w:r>
+            <w:bookmarkStart w:id="0" w:name="_GoBack"/>
+            <w:bookmarkEnd w:id="0"/>
           </w:p>
           <w:p>
             <w:proofErr w:type="spellStart"/>
@@ -188,12 +187,6 @@
         <w:gridCol w:w="1960"/>
       </w:tblGrid>
       <w:tr>
-        <w:tblPrEx>
-          <w:tblCellMar>
-            <w:top w:w="0" w:type="dxa"/>
-            <w:bottom w:w="0" w:type="dxa"/>
-          </w:tblCellMar>
-        </w:tblPrEx>
         <w:tc>
           <w:tcPr>
             <w:tcW w:w="720" w:type="dxa"/>
@@ -284,12 +277,6 @@
         </w:tc>
       </w:tr>
       <w:tr>
-        <w:tblPrEx>
-          <w:tblCellMar>
-            <w:top w:w="0" w:type="dxa"/>
-            <w:bottom w:w="0" w:type="dxa"/>
-          </w:tblCellMar>
-        </w:tblPrEx>
         <w:tc>
           <w:tcPr>
             <w:tcW w:w="720" w:type="dxa"/>
@@ -380,12 +367,6 @@
         </w:tc>
       </w:tr>
       <w:tr>
-        <w:tblPrEx>
-          <w:tblCellMar>
-            <w:top w:w="0" w:type="dxa"/>
-            <w:bottom w:w="0" w:type="dxa"/>
-          </w:tblCellMar>
-        </w:tblPrEx>
         <w:tc>
           <w:tcPr>
             <w:tcW w:w="720" w:type="dxa"/>
@@ -476,12 +457,6 @@
         </w:tc>
       </w:tr>
       <w:tr>
-        <w:tblPrEx>
-          <w:tblCellMar>
-            <w:top w:w="0" w:type="dxa"/>
-            <w:bottom w:w="0" w:type="dxa"/>
-          </w:tblCellMar>
-        </w:tblPrEx>
         <w:tc>
           <w:tcPr>
             <w:tcW w:w="720" w:type="dxa"/>
@@ -572,12 +547,6 @@
         </w:tc>
       </w:tr>
       <w:tr>
-        <w:tblPrEx>
-          <w:tblCellMar>
-            <w:top w:w="0" w:type="dxa"/>
-            <w:bottom w:w="0" w:type="dxa"/>
-          </w:tblCellMar>
-        </w:tblPrEx>
         <w:tc>
           <w:tcPr>
             <w:tcW w:w="720" w:type="dxa"/>
@@ -668,12 +637,6 @@
         </w:tc>
       </w:tr>
       <w:tr>
-        <w:tblPrEx>
-          <w:tblCellMar>
-            <w:top w:w="0" w:type="dxa"/>
-            <w:bottom w:w="0" w:type="dxa"/>
-          </w:tblCellMar>
-        </w:tblPrEx>
         <w:tc>
           <w:tcPr>
             <w:tcW w:w="720" w:type="dxa"/>
@@ -764,12 +727,6 @@
         </w:tc>
       </w:tr>
       <w:tr>
-        <w:tblPrEx>
-          <w:tblCellMar>
-            <w:top w:w="0" w:type="dxa"/>
-            <w:bottom w:w="0" w:type="dxa"/>
-          </w:tblCellMar>
-        </w:tblPrEx>
         <w:tc>
           <w:tcPr>
             <w:tcW w:w="720" w:type="dxa"/>
@@ -892,12 +849,6 @@
         <w:gridCol w:w="2160"/>
       </w:tblGrid>
       <w:tr>
-        <w:tblPrEx>
-          <w:tblCellMar>
-            <w:top w:w="0" w:type="dxa"/>
-            <w:bottom w:w="0" w:type="dxa"/>
-          </w:tblCellMar>
-        </w:tblPrEx>
         <w:tc>
           <w:tcPr>
             <w:tcW w:w="7200" w:type="dxa"/>
@@ -924,15 +875,7 @@
                 <w:szCs w:val="26"/>
               </w:rPr>
               <w:lastRenderedPageBreak/>
-              <w:t>🎯</w:t>
-            </w:r>
-            <w:r>
-              <w:rPr>
-                <w:rFonts w:ascii="Segoe UI Emoji" w:eastAsia="Segoe UI Emoji" w:hAnsi="Segoe UI Emoji" w:cs="Segoe UI Emoji"/>
-                <w:sz w:val="26"/>
-                <w:szCs w:val="26"/>
-              </w:rPr>
-              <w:t xml:space="preserve">  </w:t>
+              <w:t xml:space="preserve">🎯  </w:t>
             </w:r>
             <w:r>
               <w:rPr>
@@ -1008,12 +951,6 @@
         <w:gridCol w:w="9360"/>
       </w:tblGrid>
       <w:tr>
-        <w:tblPrEx>
-          <w:tblCellMar>
-            <w:top w:w="0" w:type="dxa"/>
-            <w:bottom w:w="0" w:type="dxa"/>
-          </w:tblCellMar>
-        </w:tblPrEx>
         <w:tc>
           <w:tcPr>
             <w:tcW w:w="9360" w:type="dxa"/>
@@ -1116,14 +1053,7 @@
           <w:rFonts w:ascii="Segoe UI Emoji" w:eastAsia="Segoe UI Emoji" w:hAnsi="Segoe UI Emoji" w:cs="Segoe UI Emoji"/>
           <w:color w:val="10B981"/>
         </w:rPr>
-        <w:t>✓</w:t>
-      </w:r>
-      <w:r>
-        <w:rPr>
-          <w:rFonts w:ascii="Segoe UI Emoji" w:eastAsia="Segoe UI Emoji" w:hAnsi="Segoe UI Emoji" w:cs="Segoe UI Emoji"/>
-          <w:color w:val="10B981"/>
-        </w:rPr>
-        <w:t xml:space="preserve">  </w:t>
+        <w:t xml:space="preserve">✓  </w:t>
       </w:r>
       <w:r>
         <w:rPr>
@@ -1154,14 +1084,7 @@
           <w:rFonts w:ascii="Segoe UI Emoji" w:eastAsia="Segoe UI Emoji" w:hAnsi="Segoe UI Emoji" w:cs="Segoe UI Emoji"/>
           <w:color w:val="10B981"/>
         </w:rPr>
-        <w:t>✓</w:t>
-      </w:r>
-      <w:r>
-        <w:rPr>
-          <w:rFonts w:ascii="Segoe UI Emoji" w:eastAsia="Segoe UI Emoji" w:hAnsi="Segoe UI Emoji" w:cs="Segoe UI Emoji"/>
-          <w:color w:val="10B981"/>
-        </w:rPr>
-        <w:t xml:space="preserve">  </w:t>
+        <w:t xml:space="preserve">✓  </w:t>
       </w:r>
       <w:r>
         <w:rPr>
@@ -1198,14 +1121,7 @@
           <w:rFonts w:ascii="Segoe UI Emoji" w:eastAsia="Segoe UI Emoji" w:hAnsi="Segoe UI Emoji" w:cs="Segoe UI Emoji"/>
           <w:color w:val="10B981"/>
         </w:rPr>
-        <w:t>✓</w:t>
-      </w:r>
-      <w:r>
-        <w:rPr>
-          <w:rFonts w:ascii="Segoe UI Emoji" w:eastAsia="Segoe UI Emoji" w:hAnsi="Segoe UI Emoji" w:cs="Segoe UI Emoji"/>
-          <w:color w:val="10B981"/>
-        </w:rPr>
-        <w:t xml:space="preserve">  </w:t>
+        <w:t xml:space="preserve">✓  </w:t>
       </w:r>
       <w:r>
         <w:rPr>
@@ -1248,14 +1164,7 @@
           <w:rFonts w:ascii="Segoe UI Emoji" w:eastAsia="Segoe UI Emoji" w:hAnsi="Segoe UI Emoji" w:cs="Segoe UI Emoji"/>
           <w:color w:val="10B981"/>
         </w:rPr>
-        <w:t>✓</w:t>
-      </w:r>
-      <w:r>
-        <w:rPr>
-          <w:rFonts w:ascii="Segoe UI Emoji" w:eastAsia="Segoe UI Emoji" w:hAnsi="Segoe UI Emoji" w:cs="Segoe UI Emoji"/>
-          <w:color w:val="10B981"/>
-        </w:rPr>
-        <w:t xml:space="preserve">  </w:t>
+        <w:t xml:space="preserve">✓  </w:t>
       </w:r>
       <w:r>
         <w:rPr>
@@ -1286,14 +1195,7 @@
           <w:rFonts w:ascii="Segoe UI Emoji" w:eastAsia="Segoe UI Emoji" w:hAnsi="Segoe UI Emoji" w:cs="Segoe UI Emoji"/>
           <w:color w:val="10B981"/>
         </w:rPr>
-        <w:t>✓</w:t>
-      </w:r>
-      <w:r>
-        <w:rPr>
-          <w:rFonts w:ascii="Segoe UI Emoji" w:eastAsia="Segoe UI Emoji" w:hAnsi="Segoe UI Emoji" w:cs="Segoe UI Emoji"/>
-          <w:color w:val="10B981"/>
-        </w:rPr>
-        <w:t xml:space="preserve">  </w:t>
+        <w:t xml:space="preserve">✓  </w:t>
       </w:r>
       <w:r>
         <w:rPr>
@@ -1316,14 +1218,7 @@
           <w:rFonts w:ascii="Segoe UI Emoji" w:eastAsia="Segoe UI Emoji" w:hAnsi="Segoe UI Emoji" w:cs="Segoe UI Emoji"/>
           <w:color w:val="10B981"/>
         </w:rPr>
-        <w:t>✓</w:t>
-      </w:r>
-      <w:r>
-        <w:rPr>
-          <w:rFonts w:ascii="Segoe UI Emoji" w:eastAsia="Segoe UI Emoji" w:hAnsi="Segoe UI Emoji" w:cs="Segoe UI Emoji"/>
-          <w:color w:val="10B981"/>
-        </w:rPr>
-        <w:t xml:space="preserve">  </w:t>
+        <w:t xml:space="preserve">✓  </w:t>
       </w:r>
       <w:r>
         <w:rPr>
@@ -1392,12 +1287,6 @@
         <w:gridCol w:w="1280"/>
       </w:tblGrid>
       <w:tr>
-        <w:tblPrEx>
-          <w:tblCellMar>
-            <w:top w:w="0" w:type="dxa"/>
-            <w:bottom w:w="0" w:type="dxa"/>
-          </w:tblCellMar>
-        </w:tblPrEx>
         <w:tc>
           <w:tcPr>
             <w:tcW w:w="0" w:type="auto"/>
@@ -1614,13 +1503,23 @@
         </w:rPr>
         <w:t xml:space="preserve">Animations: </w:t>
       </w:r>
+      <w:proofErr w:type="gramStart"/>
       <w:r>
         <w:rPr>
           <w:color w:val="666666"/>
           <w:sz w:val="20"/>
           <w:szCs w:val="20"/>
         </w:rPr>
-        <w:t>Float  ·  Fade-in  ·  Slide-up  ·  Pulse  ·  Smart repositioning</w:t>
+        <w:t>Float  ·</w:t>
+      </w:r>
+      <w:proofErr w:type="gramEnd"/>
+      <w:r>
+        <w:rPr>
+          <w:color w:val="666666"/>
+          <w:sz w:val="20"/>
+          <w:szCs w:val="20"/>
+        </w:rPr>
+        <w:t xml:space="preserve">  Fade-in  ·  Slide-up  ·  Pulse  ·  Smart repositioning</w:t>
       </w:r>
     </w:p>
     <w:p>
@@ -1835,12 +1734,6 @@
         <w:gridCol w:w="9360"/>
       </w:tblGrid>
       <w:tr>
-        <w:tblPrEx>
-          <w:tblCellMar>
-            <w:top w:w="0" w:type="dxa"/>
-            <w:bottom w:w="0" w:type="dxa"/>
-          </w:tblCellMar>
-        </w:tblPrEx>
         <w:tc>
           <w:tcPr>
             <w:tcW w:w="9360" w:type="dxa"/>
@@ -1931,12 +1824,6 @@
         <w:gridCol w:w="2160"/>
       </w:tblGrid>
       <w:tr>
-        <w:tblPrEx>
-          <w:tblCellMar>
-            <w:top w:w="0" w:type="dxa"/>
-            <w:bottom w:w="0" w:type="dxa"/>
-          </w:tblCellMar>
-        </w:tblPrEx>
         <w:tc>
           <w:tcPr>
             <w:tcW w:w="7200" w:type="dxa"/>
@@ -1963,15 +1850,7 @@
                 <w:szCs w:val="26"/>
               </w:rPr>
               <w:lastRenderedPageBreak/>
-              <w:t>🧭</w:t>
-            </w:r>
-            <w:r>
-              <w:rPr>
-                <w:rFonts w:ascii="Segoe UI Emoji" w:eastAsia="Segoe UI Emoji" w:hAnsi="Segoe UI Emoji" w:cs="Segoe UI Emoji"/>
-                <w:sz w:val="26"/>
-                <w:szCs w:val="26"/>
-              </w:rPr>
-              <w:t xml:space="preserve">  </w:t>
+              <w:t xml:space="preserve">🧭  </w:t>
             </w:r>
             <w:r>
               <w:rPr>
@@ -2047,12 +1926,6 @@
         <w:gridCol w:w="9360"/>
       </w:tblGrid>
       <w:tr>
-        <w:tblPrEx>
-          <w:tblCellMar>
-            <w:top w:w="0" w:type="dxa"/>
-            <w:bottom w:w="0" w:type="dxa"/>
-          </w:tblCellMar>
-        </w:tblPrEx>
         <w:tc>
           <w:tcPr>
             <w:tcW w:w="9360" w:type="dxa"/>
@@ -2155,14 +2028,7 @@
           <w:rFonts w:ascii="Segoe UI Emoji" w:eastAsia="Segoe UI Emoji" w:hAnsi="Segoe UI Emoji" w:cs="Segoe UI Emoji"/>
           <w:color w:val="10B981"/>
         </w:rPr>
-        <w:t>✓</w:t>
-      </w:r>
-      <w:r>
-        <w:rPr>
-          <w:rFonts w:ascii="Segoe UI Emoji" w:eastAsia="Segoe UI Emoji" w:hAnsi="Segoe UI Emoji" w:cs="Segoe UI Emoji"/>
-          <w:color w:val="10B981"/>
-        </w:rPr>
-        <w:t xml:space="preserve">  </w:t>
+        <w:t xml:space="preserve">✓  </w:t>
       </w:r>
       <w:r>
         <w:rPr>
@@ -2185,14 +2051,7 @@
           <w:rFonts w:ascii="Segoe UI Emoji" w:eastAsia="Segoe UI Emoji" w:hAnsi="Segoe UI Emoji" w:cs="Segoe UI Emoji"/>
           <w:color w:val="10B981"/>
         </w:rPr>
-        <w:t>✓</w:t>
-      </w:r>
-      <w:r>
-        <w:rPr>
-          <w:rFonts w:ascii="Segoe UI Emoji" w:eastAsia="Segoe UI Emoji" w:hAnsi="Segoe UI Emoji" w:cs="Segoe UI Emoji"/>
-          <w:color w:val="10B981"/>
-        </w:rPr>
-        <w:t xml:space="preserve">  </w:t>
+        <w:t xml:space="preserve">✓  </w:t>
       </w:r>
       <w:proofErr w:type="spellStart"/>
       <w:r>
@@ -2223,14 +2082,7 @@
           <w:rFonts w:ascii="Segoe UI Emoji" w:eastAsia="Segoe UI Emoji" w:hAnsi="Segoe UI Emoji" w:cs="Segoe UI Emoji"/>
           <w:color w:val="10B981"/>
         </w:rPr>
-        <w:t>✓</w:t>
-      </w:r>
-      <w:r>
-        <w:rPr>
-          <w:rFonts w:ascii="Segoe UI Emoji" w:eastAsia="Segoe UI Emoji" w:hAnsi="Segoe UI Emoji" w:cs="Segoe UI Emoji"/>
-          <w:color w:val="10B981"/>
-        </w:rPr>
-        <w:t xml:space="preserve">  </w:t>
+        <w:t xml:space="preserve">✓  </w:t>
       </w:r>
       <w:r>
         <w:rPr>
@@ -2253,14 +2105,7 @@
           <w:rFonts w:ascii="Segoe UI Emoji" w:eastAsia="Segoe UI Emoji" w:hAnsi="Segoe UI Emoji" w:cs="Segoe UI Emoji"/>
           <w:color w:val="10B981"/>
         </w:rPr>
-        <w:t>✓</w:t>
-      </w:r>
-      <w:r>
-        <w:rPr>
-          <w:rFonts w:ascii="Segoe UI Emoji" w:eastAsia="Segoe UI Emoji" w:hAnsi="Segoe UI Emoji" w:cs="Segoe UI Emoji"/>
-          <w:color w:val="10B981"/>
-        </w:rPr>
-        <w:t xml:space="preserve">  </w:t>
+        <w:t xml:space="preserve">✓  </w:t>
       </w:r>
       <w:r>
         <w:rPr>
@@ -2339,14 +2184,7 @@
           <w:rFonts w:ascii="Segoe UI Emoji" w:eastAsia="Segoe UI Emoji" w:hAnsi="Segoe UI Emoji" w:cs="Segoe UI Emoji"/>
           <w:color w:val="10B981"/>
         </w:rPr>
-        <w:t>✓</w:t>
-      </w:r>
-      <w:r>
-        <w:rPr>
-          <w:rFonts w:ascii="Segoe UI Emoji" w:eastAsia="Segoe UI Emoji" w:hAnsi="Segoe UI Emoji" w:cs="Segoe UI Emoji"/>
-          <w:color w:val="10B981"/>
-        </w:rPr>
-        <w:t xml:space="preserve">  </w:t>
+        <w:t xml:space="preserve">✓  </w:t>
       </w:r>
       <w:r>
         <w:rPr>
@@ -2391,14 +2229,7 @@
           <w:rFonts w:ascii="Segoe UI Emoji" w:eastAsia="Segoe UI Emoji" w:hAnsi="Segoe UI Emoji" w:cs="Segoe UI Emoji"/>
           <w:color w:val="10B981"/>
         </w:rPr>
-        <w:t>✓</w:t>
-      </w:r>
-      <w:r>
-        <w:rPr>
-          <w:rFonts w:ascii="Segoe UI Emoji" w:eastAsia="Segoe UI Emoji" w:hAnsi="Segoe UI Emoji" w:cs="Segoe UI Emoji"/>
-          <w:color w:val="10B981"/>
-        </w:rPr>
-        <w:t xml:space="preserve">  </w:t>
+        <w:t xml:space="preserve">✓  </w:t>
       </w:r>
       <w:r>
         <w:rPr>
@@ -2421,14 +2252,7 @@
           <w:rFonts w:ascii="Segoe UI Emoji" w:eastAsia="Segoe UI Emoji" w:hAnsi="Segoe UI Emoji" w:cs="Segoe UI Emoji"/>
           <w:color w:val="10B981"/>
         </w:rPr>
-        <w:t>✓</w:t>
-      </w:r>
-      <w:r>
-        <w:rPr>
-          <w:rFonts w:ascii="Segoe UI Emoji" w:eastAsia="Segoe UI Emoji" w:hAnsi="Segoe UI Emoji" w:cs="Segoe UI Emoji"/>
-          <w:color w:val="10B981"/>
-        </w:rPr>
-        <w:t xml:space="preserve">  </w:t>
+        <w:t xml:space="preserve">✓  </w:t>
       </w:r>
       <w:r>
         <w:rPr>
@@ -2465,14 +2289,7 @@
           <w:rFonts w:ascii="Segoe UI Emoji" w:eastAsia="Segoe UI Emoji" w:hAnsi="Segoe UI Emoji" w:cs="Segoe UI Emoji"/>
           <w:color w:val="10B981"/>
         </w:rPr>
-        <w:t>✓</w:t>
-      </w:r>
-      <w:r>
-        <w:rPr>
-          <w:rFonts w:ascii="Segoe UI Emoji" w:eastAsia="Segoe UI Emoji" w:hAnsi="Segoe UI Emoji" w:cs="Segoe UI Emoji"/>
-          <w:color w:val="10B981"/>
-        </w:rPr>
-        <w:t xml:space="preserve">  </w:t>
+        <w:t xml:space="preserve">✓  </w:t>
       </w:r>
       <w:r>
         <w:rPr>
@@ -2529,12 +2346,6 @@
         <w:gridCol w:w="4680"/>
       </w:tblGrid>
       <w:tr>
-        <w:tblPrEx>
-          <w:tblCellMar>
-            <w:top w:w="0" w:type="dxa"/>
-            <w:bottom w:w="0" w:type="dxa"/>
-          </w:tblCellMar>
-        </w:tblPrEx>
         <w:tc>
           <w:tcPr>
             <w:tcW w:w="4560" w:type="dxa"/>
@@ -2564,17 +2375,7 @@
                 <w:sz w:val="21"/>
                 <w:szCs w:val="21"/>
               </w:rPr>
-              <w:t>🎓</w:t>
-            </w:r>
-            <w:r>
-              <w:rPr>
-                <w:b/>
-                <w:bCs/>
-                <w:color w:val="1A1A2E"/>
-                <w:sz w:val="21"/>
-                <w:szCs w:val="21"/>
-              </w:rPr>
-              <w:t xml:space="preserve">  Career Services</w:t>
+              <w:t>🎓  Career Services</w:t>
             </w:r>
           </w:p>
           <w:p>
@@ -2754,17 +2555,7 @@
                 <w:sz w:val="21"/>
                 <w:szCs w:val="21"/>
               </w:rPr>
-              <w:t>💼</w:t>
-            </w:r>
-            <w:r>
-              <w:rPr>
-                <w:b/>
-                <w:bCs/>
-                <w:color w:val="1A1A2E"/>
-                <w:sz w:val="21"/>
-                <w:szCs w:val="21"/>
-              </w:rPr>
-              <w:t xml:space="preserve">  Placement Services</w:t>
+              <w:t>💼  Placement Services</w:t>
             </w:r>
           </w:p>
           <w:p>
@@ -2902,12 +2693,6 @@
         <w:gridCol w:w="9360"/>
       </w:tblGrid>
       <w:tr>
-        <w:tblPrEx>
-          <w:tblCellMar>
-            <w:top w:w="0" w:type="dxa"/>
-            <w:bottom w:w="0" w:type="dxa"/>
-          </w:tblCellMar>
-        </w:tblPrEx>
         <w:tc>
           <w:tcPr>
             <w:tcW w:w="9360" w:type="dxa"/>
@@ -2937,27 +2722,7 @@
                 <w:sz w:val="21"/>
                 <w:szCs w:val="21"/>
               </w:rPr>
-              <w:t>✈</w:t>
-            </w:r>
-            <w:r>
-              <w:rPr>
-                <w:b/>
-                <w:bCs/>
-                <w:color w:val="1A1A2E"/>
-                <w:sz w:val="21"/>
-                <w:szCs w:val="21"/>
-              </w:rPr>
-              <w:t>️</w:t>
-            </w:r>
-            <w:r>
-              <w:rPr>
-                <w:b/>
-                <w:bCs/>
-                <w:color w:val="1A1A2E"/>
-                <w:sz w:val="21"/>
-                <w:szCs w:val="21"/>
-              </w:rPr>
-              <w:t xml:space="preserve">  Study Abroad Services</w:t>
+              <w:t>✈️  Study Abroad Services</w:t>
             </w:r>
           </w:p>
           <w:p>
@@ -3100,12 +2865,6 @@
         <w:gridCol w:w="2160"/>
       </w:tblGrid>
       <w:tr>
-        <w:tblPrEx>
-          <w:tblCellMar>
-            <w:top w:w="0" w:type="dxa"/>
-            <w:bottom w:w="0" w:type="dxa"/>
-          </w:tblCellMar>
-        </w:tblPrEx>
         <w:tc>
           <w:tcPr>
             <w:tcW w:w="7200" w:type="dxa"/>
@@ -3132,15 +2891,7 @@
                 <w:szCs w:val="26"/>
               </w:rPr>
               <w:lastRenderedPageBreak/>
-              <w:t>🟠</w:t>
-            </w:r>
-            <w:r>
-              <w:rPr>
-                <w:rFonts w:ascii="Segoe UI Emoji" w:eastAsia="Segoe UI Emoji" w:hAnsi="Segoe UI Emoji" w:cs="Segoe UI Emoji"/>
-                <w:sz w:val="26"/>
-                <w:szCs w:val="26"/>
-              </w:rPr>
-              <w:t xml:space="preserve">  </w:t>
+              <w:t xml:space="preserve">🟠  </w:t>
             </w:r>
             <w:r>
               <w:rPr>
@@ -3216,12 +2967,6 @@
         <w:gridCol w:w="9360"/>
       </w:tblGrid>
       <w:tr>
-        <w:tblPrEx>
-          <w:tblCellMar>
-            <w:top w:w="0" w:type="dxa"/>
-            <w:bottom w:w="0" w:type="dxa"/>
-          </w:tblCellMar>
-        </w:tblPrEx>
         <w:tc>
           <w:tcPr>
             <w:tcW w:w="9360" w:type="dxa"/>
@@ -3316,14 +3061,7 @@
           <w:rFonts w:ascii="Segoe UI Emoji" w:eastAsia="Segoe UI Emoji" w:hAnsi="Segoe UI Emoji" w:cs="Segoe UI Emoji"/>
           <w:color w:val="10B981"/>
         </w:rPr>
-        <w:t>✓</w:t>
-      </w:r>
-      <w:r>
-        <w:rPr>
-          <w:rFonts w:ascii="Segoe UI Emoji" w:eastAsia="Segoe UI Emoji" w:hAnsi="Segoe UI Emoji" w:cs="Segoe UI Emoji"/>
-          <w:color w:val="10B981"/>
-        </w:rPr>
-        <w:t xml:space="preserve">  </w:t>
+        <w:t xml:space="preserve">✓  </w:t>
       </w:r>
       <w:r>
         <w:rPr>
@@ -3346,14 +3084,7 @@
           <w:rFonts w:ascii="Segoe UI Emoji" w:eastAsia="Segoe UI Emoji" w:hAnsi="Segoe UI Emoji" w:cs="Segoe UI Emoji"/>
           <w:color w:val="10B981"/>
         </w:rPr>
-        <w:t>✓</w:t>
-      </w:r>
-      <w:r>
-        <w:rPr>
-          <w:rFonts w:ascii="Segoe UI Emoji" w:eastAsia="Segoe UI Emoji" w:hAnsi="Segoe UI Emoji" w:cs="Segoe UI Emoji"/>
-          <w:color w:val="10B981"/>
-        </w:rPr>
-        <w:t xml:space="preserve">  </w:t>
+        <w:t xml:space="preserve">✓  </w:t>
       </w:r>
       <w:r>
         <w:rPr>
@@ -3390,14 +3121,7 @@
           <w:rFonts w:ascii="Segoe UI Emoji" w:eastAsia="Segoe UI Emoji" w:hAnsi="Segoe UI Emoji" w:cs="Segoe UI Emoji"/>
           <w:color w:val="10B981"/>
         </w:rPr>
-        <w:t>✓</w:t>
-      </w:r>
-      <w:r>
-        <w:rPr>
-          <w:rFonts w:ascii="Segoe UI Emoji" w:eastAsia="Segoe UI Emoji" w:hAnsi="Segoe UI Emoji" w:cs="Segoe UI Emoji"/>
-          <w:color w:val="10B981"/>
-        </w:rPr>
-        <w:t xml:space="preserve">  </w:t>
+        <w:t xml:space="preserve">✓  </w:t>
       </w:r>
       <w:r>
         <w:rPr>
@@ -3470,12 +3194,6 @@
         <w:gridCol w:w="1501"/>
       </w:tblGrid>
       <w:tr>
-        <w:tblPrEx>
-          <w:tblCellMar>
-            <w:top w:w="0" w:type="dxa"/>
-            <w:bottom w:w="0" w:type="dxa"/>
-          </w:tblCellMar>
-        </w:tblPrEx>
         <w:tc>
           <w:tcPr>
             <w:tcW w:w="0" w:type="auto"/>
@@ -3644,14 +3362,7 @@
           <w:rFonts w:ascii="Segoe UI Emoji" w:eastAsia="Segoe UI Emoji" w:hAnsi="Segoe UI Emoji" w:cs="Segoe UI Emoji"/>
           <w:color w:val="10B981"/>
         </w:rPr>
-        <w:t>✓</w:t>
-      </w:r>
-      <w:r>
-        <w:rPr>
-          <w:rFonts w:ascii="Segoe UI Emoji" w:eastAsia="Segoe UI Emoji" w:hAnsi="Segoe UI Emoji" w:cs="Segoe UI Emoji"/>
-          <w:color w:val="10B981"/>
-        </w:rPr>
-        <w:t xml:space="preserve">  </w:t>
+        <w:t xml:space="preserve">✓  </w:t>
       </w:r>
       <w:r>
         <w:rPr>
@@ -3674,14 +3385,7 @@
           <w:rFonts w:ascii="Segoe UI Emoji" w:eastAsia="Segoe UI Emoji" w:hAnsi="Segoe UI Emoji" w:cs="Segoe UI Emoji"/>
           <w:color w:val="10B981"/>
         </w:rPr>
-        <w:t>✓</w:t>
-      </w:r>
-      <w:r>
-        <w:rPr>
-          <w:rFonts w:ascii="Segoe UI Emoji" w:eastAsia="Segoe UI Emoji" w:hAnsi="Segoe UI Emoji" w:cs="Segoe UI Emoji"/>
-          <w:color w:val="10B981"/>
-        </w:rPr>
-        <w:t xml:space="preserve">  </w:t>
+        <w:t xml:space="preserve">✓  </w:t>
       </w:r>
       <w:r>
         <w:rPr>
@@ -3704,14 +3408,7 @@
           <w:rFonts w:ascii="Segoe UI Emoji" w:eastAsia="Segoe UI Emoji" w:hAnsi="Segoe UI Emoji" w:cs="Segoe UI Emoji"/>
           <w:color w:val="10B981"/>
         </w:rPr>
-        <w:t>✓</w:t>
-      </w:r>
-      <w:r>
-        <w:rPr>
-          <w:rFonts w:ascii="Segoe UI Emoji" w:eastAsia="Segoe UI Emoji" w:hAnsi="Segoe UI Emoji" w:cs="Segoe UI Emoji"/>
-          <w:color w:val="10B981"/>
-        </w:rPr>
-        <w:t xml:space="preserve">  </w:t>
+        <w:t xml:space="preserve">✓  </w:t>
       </w:r>
       <w:r>
         <w:rPr>
@@ -3748,14 +3445,7 @@
           <w:rFonts w:ascii="Segoe UI Emoji" w:eastAsia="Segoe UI Emoji" w:hAnsi="Segoe UI Emoji" w:cs="Segoe UI Emoji"/>
           <w:color w:val="10B981"/>
         </w:rPr>
-        <w:t>✓</w:t>
-      </w:r>
-      <w:r>
-        <w:rPr>
-          <w:rFonts w:ascii="Segoe UI Emoji" w:eastAsia="Segoe UI Emoji" w:hAnsi="Segoe UI Emoji" w:cs="Segoe UI Emoji"/>
-          <w:color w:val="10B981"/>
-        </w:rPr>
-        <w:t xml:space="preserve">  </w:t>
+        <w:t xml:space="preserve">✓  </w:t>
       </w:r>
       <w:r>
         <w:rPr>
@@ -3778,14 +3468,7 @@
           <w:rFonts w:ascii="Segoe UI Emoji" w:eastAsia="Segoe UI Emoji" w:hAnsi="Segoe UI Emoji" w:cs="Segoe UI Emoji"/>
           <w:color w:val="10B981"/>
         </w:rPr>
-        <w:t>✓</w:t>
-      </w:r>
-      <w:r>
-        <w:rPr>
-          <w:rFonts w:ascii="Segoe UI Emoji" w:eastAsia="Segoe UI Emoji" w:hAnsi="Segoe UI Emoji" w:cs="Segoe UI Emoji"/>
-          <w:color w:val="10B981"/>
-        </w:rPr>
-        <w:t xml:space="preserve">  </w:t>
+        <w:t xml:space="preserve">✓  </w:t>
       </w:r>
       <w:r>
         <w:rPr>
@@ -3950,12 +3633,6 @@
         <w:gridCol w:w="9360"/>
       </w:tblGrid>
       <w:tr>
-        <w:tblPrEx>
-          <w:tblCellMar>
-            <w:top w:w="0" w:type="dxa"/>
-            <w:bottom w:w="0" w:type="dxa"/>
-          </w:tblCellMar>
-        </w:tblPrEx>
         <w:tc>
           <w:tcPr>
             <w:tcW w:w="9360" w:type="dxa"/>
@@ -4028,12 +3705,6 @@
         <w:gridCol w:w="2160"/>
       </w:tblGrid>
       <w:tr>
-        <w:tblPrEx>
-          <w:tblCellMar>
-            <w:top w:w="0" w:type="dxa"/>
-            <w:bottom w:w="0" w:type="dxa"/>
-          </w:tblCellMar>
-        </w:tblPrEx>
         <w:tc>
           <w:tcPr>
             <w:tcW w:w="7200" w:type="dxa"/>
@@ -4060,15 +3731,7 @@
                 <w:szCs w:val="26"/>
               </w:rPr>
               <w:lastRenderedPageBreak/>
-              <w:t>🤖</w:t>
-            </w:r>
-            <w:r>
-              <w:rPr>
-                <w:rFonts w:ascii="Segoe UI Emoji" w:eastAsia="Segoe UI Emoji" w:hAnsi="Segoe UI Emoji" w:cs="Segoe UI Emoji"/>
-                <w:sz w:val="26"/>
-                <w:szCs w:val="26"/>
-              </w:rPr>
-              <w:t xml:space="preserve">  </w:t>
+              <w:t xml:space="preserve">🤖  </w:t>
             </w:r>
             <w:r>
               <w:rPr>
@@ -4179,12 +3842,6 @@
         <w:gridCol w:w="4680"/>
       </w:tblGrid>
       <w:tr>
-        <w:tblPrEx>
-          <w:tblCellMar>
-            <w:top w:w="0" w:type="dxa"/>
-            <w:bottom w:w="0" w:type="dxa"/>
-          </w:tblCellMar>
-        </w:tblPrEx>
         <w:tc>
           <w:tcPr>
             <w:tcW w:w="4560" w:type="dxa"/>
@@ -4214,17 +3871,7 @@
                 <w:sz w:val="21"/>
                 <w:szCs w:val="21"/>
               </w:rPr>
-              <w:t>💼</w:t>
-            </w:r>
-            <w:r>
-              <w:rPr>
-                <w:b/>
-                <w:bCs/>
-                <w:color w:val="1A1A2E"/>
-                <w:sz w:val="21"/>
-                <w:szCs w:val="21"/>
-              </w:rPr>
-              <w:t xml:space="preserve">  Career Tools</w:t>
+              <w:t>💼  Career Tools</w:t>
             </w:r>
           </w:p>
           <w:p>
@@ -4393,27 +4040,7 @@
                 <w:sz w:val="21"/>
                 <w:szCs w:val="21"/>
               </w:rPr>
-              <w:t>✈</w:t>
-            </w:r>
-            <w:r>
-              <w:rPr>
-                <w:b/>
-                <w:bCs/>
-                <w:color w:val="1A1A2E"/>
-                <w:sz w:val="21"/>
-                <w:szCs w:val="21"/>
-              </w:rPr>
-              <w:t>️</w:t>
-            </w:r>
-            <w:r>
-              <w:rPr>
-                <w:b/>
-                <w:bCs/>
-                <w:color w:val="1A1A2E"/>
-                <w:sz w:val="21"/>
-                <w:szCs w:val="21"/>
-              </w:rPr>
-              <w:t xml:space="preserve">  Study Abroad Tools</w:t>
+              <w:t>✈️  Study Abroad Tools</w:t>
             </w:r>
           </w:p>
           <w:p>
@@ -4516,14 +4143,7 @@
           <w:rFonts w:ascii="Segoe UI Emoji" w:eastAsia="Segoe UI Emoji" w:hAnsi="Segoe UI Emoji" w:cs="Segoe UI Emoji"/>
           <w:color w:val="10B981"/>
         </w:rPr>
-        <w:t>✓</w:t>
-      </w:r>
-      <w:r>
-        <w:rPr>
-          <w:rFonts w:ascii="Segoe UI Emoji" w:eastAsia="Segoe UI Emoji" w:hAnsi="Segoe UI Emoji" w:cs="Segoe UI Emoji"/>
-          <w:color w:val="10B981"/>
-        </w:rPr>
-        <w:t xml:space="preserve">  </w:t>
+        <w:t xml:space="preserve">✓  </w:t>
       </w:r>
       <w:r>
         <w:rPr>
@@ -4546,14 +4166,7 @@
           <w:rFonts w:ascii="Segoe UI Emoji" w:eastAsia="Segoe UI Emoji" w:hAnsi="Segoe UI Emoji" w:cs="Segoe UI Emoji"/>
           <w:color w:val="10B981"/>
         </w:rPr>
-        <w:t>✓</w:t>
-      </w:r>
-      <w:r>
-        <w:rPr>
-          <w:rFonts w:ascii="Segoe UI Emoji" w:eastAsia="Segoe UI Emoji" w:hAnsi="Segoe UI Emoji" w:cs="Segoe UI Emoji"/>
-          <w:color w:val="10B981"/>
-        </w:rPr>
-        <w:t xml:space="preserve">  </w:t>
+        <w:t xml:space="preserve">✓  </w:t>
       </w:r>
       <w:r>
         <w:rPr>
@@ -4576,14 +4189,7 @@
           <w:rFonts w:ascii="Segoe UI Emoji" w:eastAsia="Segoe UI Emoji" w:hAnsi="Segoe UI Emoji" w:cs="Segoe UI Emoji"/>
           <w:color w:val="10B981"/>
         </w:rPr>
-        <w:t>✓</w:t>
-      </w:r>
-      <w:r>
-        <w:rPr>
-          <w:rFonts w:ascii="Segoe UI Emoji" w:eastAsia="Segoe UI Emoji" w:hAnsi="Segoe UI Emoji" w:cs="Segoe UI Emoji"/>
-          <w:color w:val="10B981"/>
-        </w:rPr>
-        <w:t xml:space="preserve">  </w:t>
+        <w:t xml:space="preserve">✓  </w:t>
       </w:r>
       <w:r>
         <w:rPr>
@@ -4624,12 +4230,6 @@
         <w:gridCol w:w="2160"/>
       </w:tblGrid>
       <w:tr>
-        <w:tblPrEx>
-          <w:tblCellMar>
-            <w:top w:w="0" w:type="dxa"/>
-            <w:bottom w:w="0" w:type="dxa"/>
-          </w:tblCellMar>
-        </w:tblPrEx>
         <w:tc>
           <w:tcPr>
             <w:tcW w:w="7200" w:type="dxa"/>
@@ -4656,15 +4256,7 @@
                 <w:szCs w:val="26"/>
               </w:rPr>
               <w:lastRenderedPageBreak/>
-              <w:t>🎨</w:t>
-            </w:r>
-            <w:r>
-              <w:rPr>
-                <w:rFonts w:ascii="Segoe UI Emoji" w:eastAsia="Segoe UI Emoji" w:hAnsi="Segoe UI Emoji" w:cs="Segoe UI Emoji"/>
-                <w:sz w:val="26"/>
-                <w:szCs w:val="26"/>
-              </w:rPr>
-              <w:t xml:space="preserve">  </w:t>
+              <w:t xml:space="preserve">🎨  </w:t>
             </w:r>
             <w:r>
               <w:rPr>
@@ -4765,12 +4357,6 @@
         <w:gridCol w:w="1872"/>
       </w:tblGrid>
       <w:tr>
-        <w:tblPrEx>
-          <w:tblCellMar>
-            <w:top w:w="0" w:type="dxa"/>
-            <w:bottom w:w="0" w:type="dxa"/>
-          </w:tblCellMar>
-        </w:tblPrEx>
         <w:tc>
           <w:tcPr>
             <w:tcW w:w="1872" w:type="dxa"/>
@@ -4888,12 +4474,6 @@
         </w:tc>
       </w:tr>
       <w:tr>
-        <w:tblPrEx>
-          <w:tblCellMar>
-            <w:top w:w="0" w:type="dxa"/>
-            <w:bottom w:w="0" w:type="dxa"/>
-          </w:tblCellMar>
-        </w:tblPrEx>
         <w:tc>
           <w:tcPr>
             <w:tcW w:w="1872" w:type="dxa"/>
@@ -5155,14 +4735,7 @@
           <w:rFonts w:ascii="Segoe UI Emoji" w:eastAsia="Segoe UI Emoji" w:hAnsi="Segoe UI Emoji" w:cs="Segoe UI Emoji"/>
           <w:color w:val="10B981"/>
         </w:rPr>
-        <w:t>✓</w:t>
-      </w:r>
-      <w:r>
-        <w:rPr>
-          <w:rFonts w:ascii="Segoe UI Emoji" w:eastAsia="Segoe UI Emoji" w:hAnsi="Segoe UI Emoji" w:cs="Segoe UI Emoji"/>
-          <w:color w:val="10B981"/>
-        </w:rPr>
-        <w:t xml:space="preserve">  </w:t>
+        <w:t xml:space="preserve">✓  </w:t>
       </w:r>
       <w:r>
         <w:rPr>
@@ -5199,14 +4772,7 @@
           <w:rFonts w:ascii="Segoe UI Emoji" w:eastAsia="Segoe UI Emoji" w:hAnsi="Segoe UI Emoji" w:cs="Segoe UI Emoji"/>
           <w:color w:val="10B981"/>
         </w:rPr>
-        <w:t>✓</w:t>
-      </w:r>
-      <w:r>
-        <w:rPr>
-          <w:rFonts w:ascii="Segoe UI Emoji" w:eastAsia="Segoe UI Emoji" w:hAnsi="Segoe UI Emoji" w:cs="Segoe UI Emoji"/>
-          <w:color w:val="10B981"/>
-        </w:rPr>
-        <w:t xml:space="preserve">  </w:t>
+        <w:t xml:space="preserve">✓  </w:t>
       </w:r>
       <w:r>
         <w:rPr>
@@ -5243,14 +4809,7 @@
           <w:rFonts w:ascii="Segoe UI Emoji" w:eastAsia="Segoe UI Emoji" w:hAnsi="Segoe UI Emoji" w:cs="Segoe UI Emoji"/>
           <w:color w:val="10B981"/>
         </w:rPr>
-        <w:t>✓</w:t>
-      </w:r>
-      <w:r>
-        <w:rPr>
-          <w:rFonts w:ascii="Segoe UI Emoji" w:eastAsia="Segoe UI Emoji" w:hAnsi="Segoe UI Emoji" w:cs="Segoe UI Emoji"/>
-          <w:color w:val="10B981"/>
-        </w:rPr>
-        <w:t xml:space="preserve">  </w:t>
+        <w:t xml:space="preserve">✓  </w:t>
       </w:r>
       <w:r>
         <w:rPr>
@@ -5281,14 +4840,7 @@
           <w:rFonts w:ascii="Segoe UI Emoji" w:eastAsia="Segoe UI Emoji" w:hAnsi="Segoe UI Emoji" w:cs="Segoe UI Emoji"/>
           <w:color w:val="10B981"/>
         </w:rPr>
-        <w:t>✓</w:t>
-      </w:r>
-      <w:r>
-        <w:rPr>
-          <w:rFonts w:ascii="Segoe UI Emoji" w:eastAsia="Segoe UI Emoji" w:hAnsi="Segoe UI Emoji" w:cs="Segoe UI Emoji"/>
-          <w:color w:val="10B981"/>
-        </w:rPr>
-        <w:t xml:space="preserve">  </w:t>
+        <w:t xml:space="preserve">✓  </w:t>
       </w:r>
       <w:r>
         <w:rPr>
@@ -5325,14 +4877,7 @@
           <w:rFonts w:ascii="Segoe UI Emoji" w:eastAsia="Segoe UI Emoji" w:hAnsi="Segoe UI Emoji" w:cs="Segoe UI Emoji"/>
           <w:color w:val="10B981"/>
         </w:rPr>
-        <w:t>✓</w:t>
-      </w:r>
-      <w:r>
-        <w:rPr>
-          <w:rFonts w:ascii="Segoe UI Emoji" w:eastAsia="Segoe UI Emoji" w:hAnsi="Segoe UI Emoji" w:cs="Segoe UI Emoji"/>
-          <w:color w:val="10B981"/>
-        </w:rPr>
-        <w:t xml:space="preserve">  </w:t>
+        <w:t xml:space="preserve">✓  </w:t>
       </w:r>
       <w:r>
         <w:rPr>
@@ -5402,7 +4947,21 @@
         <w:rPr>
           <w:color w:val="1A1A2E"/>
         </w:rPr>
-        <w:t xml:space="preserve">Clean SaaS aesthetics with </w:t>
+        <w:t xml:space="preserve">Clean </w:t>
+      </w:r>
+      <w:proofErr w:type="spellStart"/>
+      <w:r>
+        <w:rPr>
+          <w:color w:val="1A1A2E"/>
+        </w:rPr>
+        <w:t>SaaS</w:t>
+      </w:r>
+      <w:proofErr w:type="spellEnd"/>
+      <w:r>
+        <w:rPr>
+          <w:color w:val="1A1A2E"/>
+        </w:rPr>
+        <w:t xml:space="preserve"> aesthetics with </w:t>
       </w:r>
       <w:proofErr w:type="spellStart"/>
       <w:r>
@@ -5517,12 +5076,6 @@
         <w:gridCol w:w="2160"/>
       </w:tblGrid>
       <w:tr>
-        <w:tblPrEx>
-          <w:tblCellMar>
-            <w:top w:w="0" w:type="dxa"/>
-            <w:bottom w:w="0" w:type="dxa"/>
-          </w:tblCellMar>
-        </w:tblPrEx>
         <w:tc>
           <w:tcPr>
             <w:tcW w:w="7200" w:type="dxa"/>
@@ -5549,15 +5102,7 @@
                 <w:szCs w:val="26"/>
               </w:rPr>
               <w:lastRenderedPageBreak/>
-              <w:t>📝</w:t>
-            </w:r>
-            <w:r>
-              <w:rPr>
-                <w:rFonts w:ascii="Segoe UI Emoji" w:eastAsia="Segoe UI Emoji" w:hAnsi="Segoe UI Emoji" w:cs="Segoe UI Emoji"/>
-                <w:sz w:val="26"/>
-                <w:szCs w:val="26"/>
-              </w:rPr>
-              <w:t xml:space="preserve">  </w:t>
+              <w:t xml:space="preserve">📝  </w:t>
             </w:r>
             <w:r>
               <w:rPr>
@@ -5633,12 +5178,6 @@
         <w:gridCol w:w="9360"/>
       </w:tblGrid>
       <w:tr>
-        <w:tblPrEx>
-          <w:tblCellMar>
-            <w:top w:w="0" w:type="dxa"/>
-            <w:bottom w:w="0" w:type="dxa"/>
-          </w:tblCellMar>
-        </w:tblPrEx>
         <w:tc>
           <w:tcPr>
             <w:tcW w:w="9360" w:type="dxa"/>
@@ -5657,19 +5196,13 @@
             </w:tcMar>
           </w:tcPr>
           <w:p>
+            <w:proofErr w:type="gramStart"/>
             <w:r>
               <w:rPr>
                 <w:rFonts w:ascii="Segoe UI Emoji" w:eastAsia="Segoe UI Emoji" w:hAnsi="Segoe UI Emoji" w:cs="Segoe UI Emoji"/>
                 <w:color w:val="E53E3E"/>
               </w:rPr>
-              <w:t>⚠</w:t>
-            </w:r>
-            <w:r>
-              <w:rPr>
-                <w:rFonts w:ascii="Segoe UI Emoji" w:eastAsia="Segoe UI Emoji" w:hAnsi="Segoe UI Emoji" w:cs="Segoe UI Emoji"/>
-                <w:color w:val="E53E3E"/>
-              </w:rPr>
-              <w:t xml:space="preserve">  </w:t>
+              <w:t xml:space="preserve">⚠  </w:t>
             </w:r>
             <w:r>
               <w:rPr>
@@ -5677,7 +5210,16 @@
                 <w:sz w:val="21"/>
                 <w:szCs w:val="21"/>
               </w:rPr>
-              <w:t>A separate content file has been shared with revised copy and page content. Use that file as the primary source and replace existing content throughout the website accordingly. Do not retain any old placeholder or default copy anywhere on the site.</w:t>
+              <w:t>A</w:t>
+            </w:r>
+            <w:proofErr w:type="gramEnd"/>
+            <w:r>
+              <w:rPr>
+                <w:color w:val="C53030"/>
+                <w:sz w:val="21"/>
+                <w:szCs w:val="21"/>
+              </w:rPr>
+              <w:t xml:space="preserve"> separate content file has been shared with revised copy and page content. Use that file as the primary source and replace existing content throughout the website accordingly. Do not retain any old placeholder or default copy anywhere on the site.</w:t>
             </w:r>
           </w:p>
         </w:tc>
@@ -5710,12 +5252,6 @@
         <w:gridCol w:w="2160"/>
       </w:tblGrid>
       <w:tr>
-        <w:tblPrEx>
-          <w:tblCellMar>
-            <w:top w:w="0" w:type="dxa"/>
-            <w:bottom w:w="0" w:type="dxa"/>
-          </w:tblCellMar>
-        </w:tblPrEx>
         <w:tc>
           <w:tcPr>
             <w:tcW w:w="7200" w:type="dxa"/>
@@ -5741,15 +5277,7 @@
                 <w:sz w:val="26"/>
                 <w:szCs w:val="26"/>
               </w:rPr>
-              <w:t>🔐</w:t>
-            </w:r>
-            <w:r>
-              <w:rPr>
-                <w:rFonts w:ascii="Segoe UI Emoji" w:eastAsia="Segoe UI Emoji" w:hAnsi="Segoe UI Emoji" w:cs="Segoe UI Emoji"/>
-                <w:sz w:val="26"/>
-                <w:szCs w:val="26"/>
-              </w:rPr>
-              <w:t xml:space="preserve">  </w:t>
+              <w:t xml:space="preserve">🔐  </w:t>
             </w:r>
             <w:r>
               <w:rPr>
@@ -5825,12 +5353,6 @@
         <w:gridCol w:w="9360"/>
       </w:tblGrid>
       <w:tr>
-        <w:tblPrEx>
-          <w:tblCellMar>
-            <w:top w:w="0" w:type="dxa"/>
-            <w:bottom w:w="0" w:type="dxa"/>
-          </w:tblCellMar>
-        </w:tblPrEx>
         <w:tc>
           <w:tcPr>
             <w:tcW w:w="9360" w:type="dxa"/>
@@ -5849,19 +5371,13 @@
             </w:tcMar>
           </w:tcPr>
           <w:p>
+            <w:proofErr w:type="gramStart"/>
             <w:r>
               <w:rPr>
                 <w:rFonts w:ascii="Segoe UI Emoji" w:eastAsia="Segoe UI Emoji" w:hAnsi="Segoe UI Emoji" w:cs="Segoe UI Emoji"/>
                 <w:color w:val="E53E3E"/>
               </w:rPr>
-              <w:t>⚠</w:t>
-            </w:r>
-            <w:r>
-              <w:rPr>
-                <w:rFonts w:ascii="Segoe UI Emoji" w:eastAsia="Segoe UI Emoji" w:hAnsi="Segoe UI Emoji" w:cs="Segoe UI Emoji"/>
-                <w:color w:val="E53E3E"/>
-              </w:rPr>
-              <w:t xml:space="preserve">  </w:t>
+              <w:t xml:space="preserve">⚠  </w:t>
             </w:r>
             <w:r>
               <w:rPr>
@@ -5869,7 +5385,34 @@
                 <w:sz w:val="21"/>
                 <w:szCs w:val="21"/>
               </w:rPr>
-              <w:t>ISSUE: The backend/admin panel is not functioning. Login credentials/password are not working — the admin dashboard is currently inaccessible. ACTION: Investigate and fix the authentication/login issue. Ensure the admin dashboard is fully operational before proceeding with other implementation tasks.</w:t>
+              <w:t>ISSUE</w:t>
+            </w:r>
+            <w:proofErr w:type="gramEnd"/>
+            <w:r>
+              <w:rPr>
+                <w:color w:val="C53030"/>
+                <w:sz w:val="21"/>
+                <w:szCs w:val="21"/>
+              </w:rPr>
+              <w:t xml:space="preserve">: The backend/admin panel is not functioning. Login credentials/password </w:t>
+            </w:r>
+            <w:proofErr w:type="gramStart"/>
+            <w:r>
+              <w:rPr>
+                <w:color w:val="C53030"/>
+                <w:sz w:val="21"/>
+                <w:szCs w:val="21"/>
+              </w:rPr>
+              <w:t>are</w:t>
+            </w:r>
+            <w:proofErr w:type="gramEnd"/>
+            <w:r>
+              <w:rPr>
+                <w:color w:val="C53030"/>
+                <w:sz w:val="21"/>
+                <w:szCs w:val="21"/>
+              </w:rPr>
+              <w:t xml:space="preserve"> not working — the admin dashboard is currently inaccessible. ACTION: Investigate and fix the authentication/login issue. Ensure the admin dashboard is fully operational before proceeding with other implementation tasks.</w:t>
             </w:r>
           </w:p>
         </w:tc>
@@ -5909,14 +5452,7 @@
           <w:rFonts w:ascii="Segoe UI Emoji" w:eastAsia="Segoe UI Emoji" w:hAnsi="Segoe UI Emoji" w:cs="Segoe UI Emoji"/>
           <w:color w:val="10B981"/>
         </w:rPr>
-        <w:t>✓</w:t>
-      </w:r>
-      <w:r>
-        <w:rPr>
-          <w:rFonts w:ascii="Segoe UI Emoji" w:eastAsia="Segoe UI Emoji" w:hAnsi="Segoe UI Emoji" w:cs="Segoe UI Emoji"/>
-          <w:color w:val="10B981"/>
-        </w:rPr>
-        <w:t xml:space="preserve">  </w:t>
+        <w:t xml:space="preserve">✓  </w:t>
       </w:r>
       <w:r>
         <w:rPr>
@@ -5967,14 +5503,7 @@
           <w:rFonts w:ascii="Segoe UI Emoji" w:eastAsia="Segoe UI Emoji" w:hAnsi="Segoe UI Emoji" w:cs="Segoe UI Emoji"/>
           <w:color w:val="10B981"/>
         </w:rPr>
-        <w:t>✓</w:t>
-      </w:r>
-      <w:r>
-        <w:rPr>
-          <w:rFonts w:ascii="Segoe UI Emoji" w:eastAsia="Segoe UI Emoji" w:hAnsi="Segoe UI Emoji" w:cs="Segoe UI Emoji"/>
-          <w:color w:val="10B981"/>
-        </w:rPr>
-        <w:t xml:space="preserve">  </w:t>
+        <w:t xml:space="preserve">✓  </w:t>
       </w:r>
       <w:r>
         <w:rPr>
@@ -5997,14 +5526,7 @@
           <w:rFonts w:ascii="Segoe UI Emoji" w:eastAsia="Segoe UI Emoji" w:hAnsi="Segoe UI Emoji" w:cs="Segoe UI Emoji"/>
           <w:color w:val="10B981"/>
         </w:rPr>
-        <w:t>✓</w:t>
-      </w:r>
-      <w:r>
-        <w:rPr>
-          <w:rFonts w:ascii="Segoe UI Emoji" w:eastAsia="Segoe UI Emoji" w:hAnsi="Segoe UI Emoji" w:cs="Segoe UI Emoji"/>
-          <w:color w:val="10B981"/>
-        </w:rPr>
-        <w:t xml:space="preserve">  </w:t>
+        <w:t xml:space="preserve">✓  </w:t>
       </w:r>
       <w:r>
         <w:rPr>
@@ -6027,14 +5549,7 @@
           <w:rFonts w:ascii="Segoe UI Emoji" w:eastAsia="Segoe UI Emoji" w:hAnsi="Segoe UI Emoji" w:cs="Segoe UI Emoji"/>
           <w:color w:val="10B981"/>
         </w:rPr>
-        <w:t>✓</w:t>
-      </w:r>
-      <w:r>
-        <w:rPr>
-          <w:rFonts w:ascii="Segoe UI Emoji" w:eastAsia="Segoe UI Emoji" w:hAnsi="Segoe UI Emoji" w:cs="Segoe UI Emoji"/>
-          <w:color w:val="10B981"/>
-        </w:rPr>
-        <w:t xml:space="preserve">  </w:t>
+        <w:t xml:space="preserve">✓  </w:t>
       </w:r>
       <w:r>
         <w:rPr>
@@ -6057,14 +5572,7 @@
           <w:rFonts w:ascii="Segoe UI Emoji" w:eastAsia="Segoe UI Emoji" w:hAnsi="Segoe UI Emoji" w:cs="Segoe UI Emoji"/>
           <w:color w:val="10B981"/>
         </w:rPr>
-        <w:t>✓</w:t>
-      </w:r>
-      <w:r>
-        <w:rPr>
-          <w:rFonts w:ascii="Segoe UI Emoji" w:eastAsia="Segoe UI Emoji" w:hAnsi="Segoe UI Emoji" w:cs="Segoe UI Emoji"/>
-          <w:color w:val="10B981"/>
-        </w:rPr>
-        <w:t xml:space="preserve">  </w:t>
+        <w:t xml:space="preserve">✓  </w:t>
       </w:r>
       <w:r>
         <w:rPr>
@@ -6095,6 +5603,7 @@
         <w:jc w:val="center"/>
       </w:pPr>
       <w:proofErr w:type="spellStart"/>
+      <w:proofErr w:type="gramStart"/>
       <w:r>
         <w:rPr>
           <w:color w:val="666666"/>
@@ -6110,12 +5619,21 @@
           <w:sz w:val="18"/>
           <w:szCs w:val="18"/>
         </w:rPr>
-        <w:t xml:space="preserve">  •  Internal Developer Brief  •  Confidential</w:t>
+        <w:t xml:space="preserve">  •</w:t>
+      </w:r>
+      <w:proofErr w:type="gramEnd"/>
+      <w:r>
+        <w:rPr>
+          <w:color w:val="666666"/>
+          <w:sz w:val="18"/>
+          <w:szCs w:val="18"/>
+        </w:rPr>
+        <w:t xml:space="preserve">  Internal Developer Brief  •  Confidential</w:t>
       </w:r>
     </w:p>
     <w:sectPr>
-      <w:headerReference w:type="default" r:id="rId7"/>
-      <w:footerReference w:type="default" r:id="rId8"/>
+      <w:headerReference w:type="default" r:id="rId8"/>
+      <w:footerReference w:type="default" r:id="rId9"/>
       <w:pgSz w:w="12240" w:h="15840"/>
       <w:pgMar w:top="720" w:right="1080" w:bottom="1080" w:left="1080" w:header="708" w:footer="708" w:gutter="0"/>
       <w:cols w:space="720"/>
@@ -6126,7 +5644,7 @@
 </file>
 
 <file path=word/endnotes.xml><?xml version="1.0" encoding="utf-8"?>
-<w:endnotes xmlns:wpc="http://schemas.microsoft.com/office/word/2010/wordprocessingCanvas" xmlns:cx="http://schemas.microsoft.com/office/drawing/2014/chartex" xmlns:cx1="http://schemas.microsoft.com/office/drawing/2015/9/8/chartex" xmlns:cx2="http://schemas.microsoft.com/office/drawing/2015/10/21/chartex" xmlns:cx3="http://schemas.microsoft.com/office/drawing/2016/5/9/chartex" xmlns:cx4="http://schemas.microsoft.com/office/drawing/2016/5/10/chartex" xmlns:cx5="http://schemas.microsoft.com/office/drawing/2016/5/11/chartex" xmlns:cx6="http://schemas.microsoft.com/office/drawing/2016/5/12/chartex" xmlns:cx7="http://schemas.microsoft.com/office/drawing/2016/5/13/chartex" xmlns:cx8="http://schemas.microsoft.com/office/drawing/2016/5/14/chartex" xmlns:mc="http://schemas.openxmlformats.org/markup-compatibility/2006" xmlns:aink="http://schemas.microsoft.com/office/drawing/2016/ink" xmlns:am3d="http://schemas.microsoft.com/office/drawing/2017/model3d" xmlns:o="urn:schemas-microsoft-com:office:office" xmlns:oel="http://schemas.microsoft.com/office/2019/extlst" xmlns:r="http://schemas.openxmlformats.org/officeDocument/2006/relationships" xmlns:m="http://schemas.openxmlformats.org/officeDocument/2006/math" xmlns:v="urn:schemas-microsoft-com:vml" xmlns:wp14="http://schemas.microsoft.com/office/word/2010/wordprocessingDrawing" xmlns:wp="http://schemas.openxmlformats.org/drawingml/2006/wordprocessingDrawing" xmlns:w10="urn:schemas-microsoft-com:office:word" xmlns:w="http://schemas.openxmlformats.org/wordprocessingml/2006/main" xmlns:w14="http://schemas.microsoft.com/office/word/2010/wordml" xmlns:w15="http://schemas.microsoft.com/office/word/2012/wordml" xmlns:w16cex="http://schemas.microsoft.com/office/word/2018/wordml/cex" xmlns:w16cid="http://schemas.microsoft.com/office/word/2016/wordml/cid" xmlns:w16="http://schemas.microsoft.com/office/word/2018/wordml" xmlns:w16du="http://schemas.microsoft.com/office/word/2023/wordml/word16du" xmlns:w16sdtdh="http://schemas.microsoft.com/office/word/2020/wordml/sdtdatahash" xmlns:w16sdtfl="http://schemas.microsoft.com/office/word/2024/wordml/sdtformatlock" xmlns:w16se="http://schemas.microsoft.com/office/word/2015/wordml/symex" xmlns:wpg="http://schemas.microsoft.com/office/word/2010/wordprocessingGroup" xmlns:wpi="http://schemas.microsoft.com/office/word/2010/wordprocessingInk" xmlns:wne="http://schemas.microsoft.com/office/word/2006/wordml" xmlns:wps="http://schemas.microsoft.com/office/word/2010/wordprocessingShape" mc:Ignorable="w14 w15 w16se w16cid w16 w16cex w16sdtdh w16sdtfl w16du wp14">
+<w:endnotes xmlns:wpc="http://schemas.microsoft.com/office/word/2010/wordprocessingCanvas" xmlns:mc="http://schemas.openxmlformats.org/markup-compatibility/2006" xmlns:o="urn:schemas-microsoft-com:office:office" xmlns:r="http://schemas.openxmlformats.org/officeDocument/2006/relationships" xmlns:m="http://schemas.openxmlformats.org/officeDocument/2006/math" xmlns:v="urn:schemas-microsoft-com:vml" xmlns:wp14="http://schemas.microsoft.com/office/word/2010/wordprocessingDrawing" xmlns:wp="http://schemas.openxmlformats.org/drawingml/2006/wordprocessingDrawing" xmlns:w10="urn:schemas-microsoft-com:office:word" xmlns:w="http://schemas.openxmlformats.org/wordprocessingml/2006/main" xmlns:w14="http://schemas.microsoft.com/office/word/2010/wordml" xmlns:wpg="http://schemas.microsoft.com/office/word/2010/wordprocessingGroup" xmlns:wpi="http://schemas.microsoft.com/office/word/2010/wordprocessingInk" xmlns:wne="http://schemas.microsoft.com/office/word/2006/wordml" xmlns:wps="http://schemas.microsoft.com/office/word/2010/wordprocessingShape" mc:Ignorable="w14 wp14">
   <w:endnote w:type="separator" w:id="-1">
     <w:p>
       <w:r>
@@ -6145,7 +5663,7 @@
 </file>
 
 <file path=word/footer1.xml><?xml version="1.0" encoding="utf-8"?>
-<w:ftr xmlns:wpc="http://schemas.microsoft.com/office/word/2010/wordprocessingCanvas" xmlns:cx="http://schemas.microsoft.com/office/drawing/2014/chartex" xmlns:cx1="http://schemas.microsoft.com/office/drawing/2015/9/8/chartex" xmlns:cx2="http://schemas.microsoft.com/office/drawing/2015/10/21/chartex" xmlns:cx3="http://schemas.microsoft.com/office/drawing/2016/5/9/chartex" xmlns:cx4="http://schemas.microsoft.com/office/drawing/2016/5/10/chartex" xmlns:cx5="http://schemas.microsoft.com/office/drawing/2016/5/11/chartex" xmlns:cx6="http://schemas.microsoft.com/office/drawing/2016/5/12/chartex" xmlns:cx7="http://schemas.microsoft.com/office/drawing/2016/5/13/chartex" xmlns:cx8="http://schemas.microsoft.com/office/drawing/2016/5/14/chartex" xmlns:mc="http://schemas.openxmlformats.org/markup-compatibility/2006" xmlns:aink="http://schemas.microsoft.com/office/drawing/2016/ink" xmlns:am3d="http://schemas.microsoft.com/office/drawing/2017/model3d" xmlns:o="urn:schemas-microsoft-com:office:office" xmlns:oel="http://schemas.microsoft.com/office/2019/extlst" xmlns:r="http://schemas.openxmlformats.org/officeDocument/2006/relationships" xmlns:m="http://schemas.openxmlformats.org/officeDocument/2006/math" xmlns:v="urn:schemas-microsoft-com:vml" xmlns:wp14="http://schemas.microsoft.com/office/word/2010/wordprocessingDrawing" xmlns:wp="http://schemas.openxmlformats.org/drawingml/2006/wordprocessingDrawing" xmlns:w10="urn:schemas-microsoft-com:office:word" xmlns:w="http://schemas.openxmlformats.org/wordprocessingml/2006/main" xmlns:w14="http://schemas.microsoft.com/office/word/2010/wordml" xmlns:w15="http://schemas.microsoft.com/office/word/2012/wordml" xmlns:w16cex="http://schemas.microsoft.com/office/word/2018/wordml/cex" xmlns:w16cid="http://schemas.microsoft.com/office/word/2016/wordml/cid" xmlns:w16="http://schemas.microsoft.com/office/word/2018/wordml" xmlns:w16du="http://schemas.microsoft.com/office/word/2023/wordml/word16du" xmlns:w16sdtdh="http://schemas.microsoft.com/office/word/2020/wordml/sdtdatahash" xmlns:w16sdtfl="http://schemas.microsoft.com/office/word/2024/wordml/sdtformatlock" xmlns:w16se="http://schemas.microsoft.com/office/word/2015/wordml/symex" xmlns:wpg="http://schemas.microsoft.com/office/word/2010/wordprocessingGroup" xmlns:wpi="http://schemas.microsoft.com/office/word/2010/wordprocessingInk" xmlns:wne="http://schemas.microsoft.com/office/word/2006/wordml" xmlns:wps="http://schemas.microsoft.com/office/word/2010/wordprocessingShape" mc:Ignorable="w14 w15 w16se w16cid w16 w16cex w16sdtdh w16sdtfl w16du wp14">
+<w:ftr xmlns:wpc="http://schemas.microsoft.com/office/word/2010/wordprocessingCanvas" xmlns:mc="http://schemas.openxmlformats.org/markup-compatibility/2006" xmlns:o="urn:schemas-microsoft-com:office:office" xmlns:r="http://schemas.openxmlformats.org/officeDocument/2006/relationships" xmlns:m="http://schemas.openxmlformats.org/officeDocument/2006/math" xmlns:v="urn:schemas-microsoft-com:vml" xmlns:wp14="http://schemas.microsoft.com/office/word/2010/wordprocessingDrawing" xmlns:wp="http://schemas.openxmlformats.org/drawingml/2006/wordprocessingDrawing" xmlns:w10="urn:schemas-microsoft-com:office:word" xmlns:w="http://schemas.openxmlformats.org/wordprocessingml/2006/main" xmlns:w14="http://schemas.microsoft.com/office/word/2010/wordml" xmlns:wpg="http://schemas.microsoft.com/office/word/2010/wordprocessingGroup" xmlns:wpi="http://schemas.microsoft.com/office/word/2010/wordprocessingInk" xmlns:wne="http://schemas.microsoft.com/office/word/2006/wordml" xmlns:wps="http://schemas.microsoft.com/office/word/2010/wordprocessingShape" mc:Ignorable="w14 wp14">
   <w:p>
     <w:pPr>
       <w:pBdr>
@@ -6154,6 +5672,7 @@
       <w:spacing w:before="80"/>
     </w:pPr>
     <w:proofErr w:type="spellStart"/>
+    <w:proofErr w:type="gramStart"/>
     <w:r>
       <w:rPr>
         <w:color w:val="666666"/>
@@ -6169,7 +5688,16 @@
         <w:sz w:val="16"/>
         <w:szCs w:val="16"/>
       </w:rPr>
-      <w:t xml:space="preserve">  •  Confidential Internal Brief  •  Page </w:t>
+      <w:t xml:space="preserve">  •</w:t>
+    </w:r>
+    <w:proofErr w:type="gramEnd"/>
+    <w:r>
+      <w:rPr>
+        <w:color w:val="666666"/>
+        <w:sz w:val="16"/>
+        <w:szCs w:val="16"/>
+      </w:rPr>
+      <w:t xml:space="preserve">  Confidential Internal Brief  •  Page </w:t>
     </w:r>
     <w:r>
       <w:rPr>
@@ -6202,7 +5730,7 @@
         <w:sz w:val="16"/>
         <w:szCs w:val="16"/>
       </w:rPr>
-      <w:t>1</w:t>
+      <w:t>4</w:t>
     </w:r>
     <w:r>
       <w:rPr>
@@ -6217,7 +5745,7 @@
 </file>
 
 <file path=word/footnotes.xml><?xml version="1.0" encoding="utf-8"?>
-<w:footnotes xmlns:wpc="http://schemas.microsoft.com/office/word/2010/wordprocessingCanvas" xmlns:cx="http://schemas.microsoft.com/office/drawing/2014/chartex" xmlns:cx1="http://schemas.microsoft.com/office/drawing/2015/9/8/chartex" xmlns:cx2="http://schemas.microsoft.com/office/drawing/2015/10/21/chartex" xmlns:cx3="http://schemas.microsoft.com/office/drawing/2016/5/9/chartex" xmlns:cx4="http://schemas.microsoft.com/office/drawing/2016/5/10/chartex" xmlns:cx5="http://schemas.microsoft.com/office/drawing/2016/5/11/chartex" xmlns:cx6="http://schemas.microsoft.com/office/drawing/2016/5/12/chartex" xmlns:cx7="http://schemas.microsoft.com/office/drawing/2016/5/13/chartex" xmlns:cx8="http://schemas.microsoft.com/office/drawing/2016/5/14/chartex" xmlns:mc="http://schemas.openxmlformats.org/markup-compatibility/2006" xmlns:aink="http://schemas.microsoft.com/office/drawing/2016/ink" xmlns:am3d="http://schemas.microsoft.com/office/drawing/2017/model3d" xmlns:o="urn:schemas-microsoft-com:office:office" xmlns:oel="http://schemas.microsoft.com/office/2019/extlst" xmlns:r="http://schemas.openxmlformats.org/officeDocument/2006/relationships" xmlns:m="http://schemas.openxmlformats.org/officeDocument/2006/math" xmlns:v="urn:schemas-microsoft-com:vml" xmlns:wp14="http://schemas.microsoft.com/office/word/2010/wordprocessingDrawing" xmlns:wp="http://schemas.openxmlformats.org/drawingml/2006/wordprocessingDrawing" xmlns:w10="urn:schemas-microsoft-com:office:word" xmlns:w="http://schemas.openxmlformats.org/wordprocessingml/2006/main" xmlns:w14="http://schemas.microsoft.com/office/word/2010/wordml" xmlns:w15="http://schemas.microsoft.com/office/word/2012/wordml" xmlns:w16cex="http://schemas.microsoft.com/office/word/2018/wordml/cex" xmlns:w16cid="http://schemas.microsoft.com/office/word/2016/wordml/cid" xmlns:w16="http://schemas.microsoft.com/office/word/2018/wordml" xmlns:w16du="http://schemas.microsoft.com/office/word/2023/wordml/word16du" xmlns:w16sdtdh="http://schemas.microsoft.com/office/word/2020/wordml/sdtdatahash" xmlns:w16sdtfl="http://schemas.microsoft.com/office/word/2024/wordml/sdtformatlock" xmlns:w16se="http://schemas.microsoft.com/office/word/2015/wordml/symex" xmlns:wpg="http://schemas.microsoft.com/office/word/2010/wordprocessingGroup" xmlns:wpi="http://schemas.microsoft.com/office/word/2010/wordprocessingInk" xmlns:wne="http://schemas.microsoft.com/office/word/2006/wordml" xmlns:wps="http://schemas.microsoft.com/office/word/2010/wordprocessingShape" mc:Ignorable="w14 w15 w16se w16cid w16 w16cex w16sdtdh w16sdtfl w16du wp14">
+<w:footnotes xmlns:wpc="http://schemas.microsoft.com/office/word/2010/wordprocessingCanvas" xmlns:mc="http://schemas.openxmlformats.org/markup-compatibility/2006" xmlns:o="urn:schemas-microsoft-com:office:office" xmlns:r="http://schemas.openxmlformats.org/officeDocument/2006/relationships" xmlns:m="http://schemas.openxmlformats.org/officeDocument/2006/math" xmlns:v="urn:schemas-microsoft-com:vml" xmlns:wp14="http://schemas.microsoft.com/office/word/2010/wordprocessingDrawing" xmlns:wp="http://schemas.openxmlformats.org/drawingml/2006/wordprocessingDrawing" xmlns:w10="urn:schemas-microsoft-com:office:word" xmlns:w="http://schemas.openxmlformats.org/wordprocessingml/2006/main" xmlns:w14="http://schemas.microsoft.com/office/word/2010/wordml" xmlns:wpg="http://schemas.microsoft.com/office/word/2010/wordprocessingGroup" xmlns:wpi="http://schemas.microsoft.com/office/word/2010/wordprocessingInk" xmlns:wne="http://schemas.microsoft.com/office/word/2006/wordml" xmlns:wps="http://schemas.microsoft.com/office/word/2010/wordprocessingShape" mc:Ignorable="w14 wp14">
   <w:footnote w:type="separator" w:id="-1">
     <w:p>
       <w:r>
@@ -6236,7 +5764,7 @@
 </file>
 
 <file path=word/header1.xml><?xml version="1.0" encoding="utf-8"?>
-<w:hdr xmlns:wpc="http://schemas.microsoft.com/office/word/2010/wordprocessingCanvas" xmlns:cx="http://schemas.microsoft.com/office/drawing/2014/chartex" xmlns:cx1="http://schemas.microsoft.com/office/drawing/2015/9/8/chartex" xmlns:cx2="http://schemas.microsoft.com/office/drawing/2015/10/21/chartex" xmlns:cx3="http://schemas.microsoft.com/office/drawing/2016/5/9/chartex" xmlns:cx4="http://schemas.microsoft.com/office/drawing/2016/5/10/chartex" xmlns:cx5="http://schemas.microsoft.com/office/drawing/2016/5/11/chartex" xmlns:cx6="http://schemas.microsoft.com/office/drawing/2016/5/12/chartex" xmlns:cx7="http://schemas.microsoft.com/office/drawing/2016/5/13/chartex" xmlns:cx8="http://schemas.microsoft.com/office/drawing/2016/5/14/chartex" xmlns:mc="http://schemas.openxmlformats.org/markup-compatibility/2006" xmlns:aink="http://schemas.microsoft.com/office/drawing/2016/ink" xmlns:am3d="http://schemas.microsoft.com/office/drawing/2017/model3d" xmlns:o="urn:schemas-microsoft-com:office:office" xmlns:oel="http://schemas.microsoft.com/office/2019/extlst" xmlns:r="http://schemas.openxmlformats.org/officeDocument/2006/relationships" xmlns:m="http://schemas.openxmlformats.org/officeDocument/2006/math" xmlns:v="urn:schemas-microsoft-com:vml" xmlns:wp14="http://schemas.microsoft.com/office/word/2010/wordprocessingDrawing" xmlns:wp="http://schemas.openxmlformats.org/drawingml/2006/wordprocessingDrawing" xmlns:w10="urn:schemas-microsoft-com:office:word" xmlns:w="http://schemas.openxmlformats.org/wordprocessingml/2006/main" xmlns:w14="http://schemas.microsoft.com/office/word/2010/wordml" xmlns:w15="http://schemas.microsoft.com/office/word/2012/wordml" xmlns:w16cex="http://schemas.microsoft.com/office/word/2018/wordml/cex" xmlns:w16cid="http://schemas.microsoft.com/office/word/2016/wordml/cid" xmlns:w16="http://schemas.microsoft.com/office/word/2018/wordml" xmlns:w16du="http://schemas.microsoft.com/office/word/2023/wordml/word16du" xmlns:w16sdtdh="http://schemas.microsoft.com/office/word/2020/wordml/sdtdatahash" xmlns:w16sdtfl="http://schemas.microsoft.com/office/word/2024/wordml/sdtformatlock" xmlns:w16se="http://schemas.microsoft.com/office/word/2015/wordml/symex" xmlns:wpg="http://schemas.microsoft.com/office/word/2010/wordprocessingGroup" xmlns:wpi="http://schemas.microsoft.com/office/word/2010/wordprocessingInk" xmlns:wne="http://schemas.microsoft.com/office/word/2006/wordml" xmlns:wps="http://schemas.microsoft.com/office/word/2010/wordprocessingShape" mc:Ignorable="w14 w15 w16se w16cid w16 w16cex w16sdtdh w16sdtfl w16du wp14">
+<w:hdr xmlns:wpc="http://schemas.microsoft.com/office/word/2010/wordprocessingCanvas" xmlns:mc="http://schemas.openxmlformats.org/markup-compatibility/2006" xmlns:o="urn:schemas-microsoft-com:office:office" xmlns:r="http://schemas.openxmlformats.org/officeDocument/2006/relationships" xmlns:m="http://schemas.openxmlformats.org/officeDocument/2006/math" xmlns:v="urn:schemas-microsoft-com:vml" xmlns:wp14="http://schemas.microsoft.com/office/word/2010/wordprocessingDrawing" xmlns:wp="http://schemas.openxmlformats.org/drawingml/2006/wordprocessingDrawing" xmlns:w10="urn:schemas-microsoft-com:office:word" xmlns:w="http://schemas.openxmlformats.org/wordprocessingml/2006/main" xmlns:w14="http://schemas.microsoft.com/office/word/2010/wordml" xmlns:wpg="http://schemas.microsoft.com/office/word/2010/wordprocessingGroup" xmlns:wpi="http://schemas.microsoft.com/office/word/2010/wordprocessingInk" xmlns:wne="http://schemas.microsoft.com/office/word/2006/wordml" xmlns:wps="http://schemas.microsoft.com/office/word/2010/wordprocessingShape" mc:Ignorable="w14 wp14">
   <w:tbl>
     <w:tblPr>
       <w:tblW w:w="10080" w:type="dxa"/>
@@ -6259,12 +5787,6 @@
       <w:gridCol w:w="3080"/>
     </w:tblGrid>
     <w:tr>
-      <w:tblPrEx>
-        <w:tblCellMar>
-          <w:top w:w="0" w:type="dxa"/>
-          <w:bottom w:w="0" w:type="dxa"/>
-        </w:tblCellMar>
-      </w:tblPrEx>
       <w:tc>
         <w:tcPr>
           <w:tcW w:w="7000" w:type="dxa"/>
@@ -6338,8 +5860,8 @@
 </file>
 
 <file path=word/numbering.xml><?xml version="1.0" encoding="utf-8"?>
-<w:numbering xmlns:wpc="http://schemas.microsoft.com/office/word/2010/wordprocessingCanvas" xmlns:cx="http://schemas.microsoft.com/office/drawing/2014/chartex" xmlns:cx1="http://schemas.microsoft.com/office/drawing/2015/9/8/chartex" xmlns:cx2="http://schemas.microsoft.com/office/drawing/2015/10/21/chartex" xmlns:cx3="http://schemas.microsoft.com/office/drawing/2016/5/9/chartex" xmlns:cx4="http://schemas.microsoft.com/office/drawing/2016/5/10/chartex" xmlns:cx5="http://schemas.microsoft.com/office/drawing/2016/5/11/chartex" xmlns:cx6="http://schemas.microsoft.com/office/drawing/2016/5/12/chartex" xmlns:cx7="http://schemas.microsoft.com/office/drawing/2016/5/13/chartex" xmlns:cx8="http://schemas.microsoft.com/office/drawing/2016/5/14/chartex" xmlns:mc="http://schemas.openxmlformats.org/markup-compatibility/2006" xmlns:aink="http://schemas.microsoft.com/office/drawing/2016/ink" xmlns:am3d="http://schemas.microsoft.com/office/drawing/2017/model3d" xmlns:o="urn:schemas-microsoft-com:office:office" xmlns:oel="http://schemas.microsoft.com/office/2019/extlst" xmlns:r="http://schemas.openxmlformats.org/officeDocument/2006/relationships" xmlns:m="http://schemas.openxmlformats.org/officeDocument/2006/math" xmlns:v="urn:schemas-microsoft-com:vml" xmlns:wp14="http://schemas.microsoft.com/office/word/2010/wordprocessingDrawing" xmlns:wp="http://schemas.openxmlformats.org/drawingml/2006/wordprocessingDrawing" xmlns:w10="urn:schemas-microsoft-com:office:word" xmlns:w="http://schemas.openxmlformats.org/wordprocessingml/2006/main" xmlns:w14="http://schemas.microsoft.com/office/word/2010/wordml" xmlns:w15="http://schemas.microsoft.com/office/word/2012/wordml" xmlns:w16cex="http://schemas.microsoft.com/office/word/2018/wordml/cex" xmlns:w16cid="http://schemas.microsoft.com/office/word/2016/wordml/cid" xmlns:w16="http://schemas.microsoft.com/office/word/2018/wordml" xmlns:w16du="http://schemas.microsoft.com/office/word/2023/wordml/word16du" xmlns:w16sdtdh="http://schemas.microsoft.com/office/word/2020/wordml/sdtdatahash" xmlns:w16sdtfl="http://schemas.microsoft.com/office/word/2024/wordml/sdtformatlock" xmlns:w16se="http://schemas.microsoft.com/office/word/2015/wordml/symex" xmlns:wpg="http://schemas.microsoft.com/office/word/2010/wordprocessingGroup" xmlns:wpi="http://schemas.microsoft.com/office/word/2010/wordprocessingInk" xmlns:wne="http://schemas.microsoft.com/office/word/2006/wordml" xmlns:wps="http://schemas.microsoft.com/office/word/2010/wordprocessingShape" mc:Ignorable="w14 w15 w16se w16cid w16 w16cex w16sdtdh w16sdtfl w16du wp14">
-  <w:abstractNum w:abstractNumId="0" w15:restartNumberingAfterBreak="0">
+<w:numbering xmlns:wpc="http://schemas.microsoft.com/office/word/2010/wordprocessingCanvas" xmlns:mc="http://schemas.openxmlformats.org/markup-compatibility/2006" xmlns:o="urn:schemas-microsoft-com:office:office" xmlns:r="http://schemas.openxmlformats.org/officeDocument/2006/relationships" xmlns:m="http://schemas.openxmlformats.org/officeDocument/2006/math" xmlns:v="urn:schemas-microsoft-com:vml" xmlns:wp14="http://schemas.microsoft.com/office/word/2010/wordprocessingDrawing" xmlns:wp="http://schemas.openxmlformats.org/drawingml/2006/wordprocessingDrawing" xmlns:w10="urn:schemas-microsoft-com:office:word" xmlns:w="http://schemas.openxmlformats.org/wordprocessingml/2006/main" xmlns:w14="http://schemas.microsoft.com/office/word/2010/wordml" xmlns:wpg="http://schemas.microsoft.com/office/word/2010/wordprocessingGroup" xmlns:wpi="http://schemas.microsoft.com/office/word/2010/wordprocessingInk" xmlns:wne="http://schemas.microsoft.com/office/word/2006/wordml" xmlns:wps="http://schemas.microsoft.com/office/word/2010/wordprocessingShape" mc:Ignorable="w14 wp14">
+  <w:abstractNum w:abstractNumId="0">
     <w:nsid w:val="095D68C2"/>
     <w:multiLevelType w:val="hybridMultilevel"/>
     <w:tmpl w:val="FFFFFFFF"/>
@@ -6393,7 +5915,7 @@
       <w:lvlJc w:val="left"/>
     </w:lvl>
   </w:abstractNum>
-  <w:abstractNum w:abstractNumId="1" w15:restartNumberingAfterBreak="0">
+  <w:abstractNum w:abstractNumId="1">
     <w:nsid w:val="6F346390"/>
     <w:multiLevelType w:val="hybridMultilevel"/>
     <w:tmpl w:val="FFFFFFFF"/>
@@ -6447,7 +5969,7 @@
       <w:lvlJc w:val="left"/>
     </w:lvl>
   </w:abstractNum>
-  <w:abstractNum w:abstractNumId="2" w15:restartNumberingAfterBreak="0">
+  <w:abstractNum w:abstractNumId="2">
     <w:nsid w:val="7EC1060E"/>
     <w:multiLevelType w:val="hybridMultilevel"/>
     <w:tmpl w:val="FFFFFFFF"/>
@@ -6533,19 +6055,19 @@
       </w:pPr>
     </w:lvl>
   </w:abstractNum>
-  <w:num w:numId="1" w16cid:durableId="1359432842">
+  <w:num w:numId="1">
     <w:abstractNumId w:val="2"/>
     <w:lvlOverride w:ilvl="0">
       <w:startOverride w:val="1"/>
     </w:lvlOverride>
   </w:num>
-  <w:num w:numId="2" w16cid:durableId="1063871692">
+  <w:num w:numId="2">
     <w:abstractNumId w:val="0"/>
     <w:lvlOverride w:ilvl="0">
       <w:startOverride w:val="1"/>
     </w:lvlOverride>
   </w:num>
-  <w:num w:numId="3" w16cid:durableId="375932228">
+  <w:num w:numId="3">
     <w:abstractNumId w:val="1"/>
     <w:lvlOverride w:ilvl="0">
       <w:startOverride w:val="1"/>
@@ -6555,7 +6077,7 @@
 </file>
 
 <file path=word/styles.xml><?xml version="1.0" encoding="utf-8"?>
-<w:styles xmlns:mc="http://schemas.openxmlformats.org/markup-compatibility/2006" xmlns:r="http://schemas.openxmlformats.org/officeDocument/2006/relationships" xmlns:w="http://schemas.openxmlformats.org/wordprocessingml/2006/main" xmlns:w14="http://schemas.microsoft.com/office/word/2010/wordml" xmlns:w15="http://schemas.microsoft.com/office/word/2012/wordml" xmlns:w16cex="http://schemas.microsoft.com/office/word/2018/wordml/cex" xmlns:w16cid="http://schemas.microsoft.com/office/word/2016/wordml/cid" xmlns:w16="http://schemas.microsoft.com/office/word/2018/wordml" xmlns:w16du="http://schemas.microsoft.com/office/word/2023/wordml/word16du" xmlns:w16sdtdh="http://schemas.microsoft.com/office/word/2020/wordml/sdtdatahash" xmlns:w16sdtfl="http://schemas.microsoft.com/office/word/2024/wordml/sdtformatlock" xmlns:w16se="http://schemas.microsoft.com/office/word/2015/wordml/symex" mc:Ignorable="w14 w15 w16se w16cid w16 w16cex w16sdtdh w16sdtfl w16du">
+<w:styles xmlns:mc="http://schemas.openxmlformats.org/markup-compatibility/2006" xmlns:r="http://schemas.openxmlformats.org/officeDocument/2006/relationships" xmlns:w="http://schemas.openxmlformats.org/wordprocessingml/2006/main" xmlns:w14="http://schemas.microsoft.com/office/word/2010/wordml" mc:Ignorable="w14">
   <w:docDefaults>
     <w:rPrDefault>
       <w:rPr>
@@ -6567,383 +6089,511 @@
     </w:rPrDefault>
     <w:pPrDefault/>
   </w:docDefaults>
-  <w:latentStyles w:defLockedState="0" w:defUIPriority="99" w:defSemiHidden="0" w:defUnhideWhenUsed="0" w:defQFormat="0" w:count="376">
-    <w:lsdException w:name="Normal" w:uiPriority="0" w:qFormat="1"/>
-    <w:lsdException w:name="heading 1" w:uiPriority="9" w:qFormat="1"/>
-    <w:lsdException w:name="heading 2" w:semiHidden="1" w:uiPriority="9" w:unhideWhenUsed="1" w:qFormat="1"/>
-    <w:lsdException w:name="heading 3" w:semiHidden="1" w:uiPriority="9" w:unhideWhenUsed="1" w:qFormat="1"/>
-    <w:lsdException w:name="heading 4" w:semiHidden="1" w:uiPriority="9" w:unhideWhenUsed="1" w:qFormat="1"/>
-    <w:lsdException w:name="heading 5" w:semiHidden="1" w:uiPriority="9" w:unhideWhenUsed="1" w:qFormat="1"/>
-    <w:lsdException w:name="heading 6" w:semiHidden="1" w:uiPriority="9" w:unhideWhenUsed="1" w:qFormat="1"/>
-    <w:lsdException w:name="heading 7" w:semiHidden="1" w:uiPriority="9" w:unhideWhenUsed="1" w:qFormat="1"/>
-    <w:lsdException w:name="heading 8" w:semiHidden="1" w:uiPriority="9" w:unhideWhenUsed="1" w:qFormat="1"/>
-    <w:lsdException w:name="heading 9" w:semiHidden="1" w:uiPriority="9" w:unhideWhenUsed="1" w:qFormat="1"/>
-    <w:lsdException w:name="index 1" w:semiHidden="1" w:unhideWhenUsed="1"/>
-    <w:lsdException w:name="index 2" w:semiHidden="1" w:unhideWhenUsed="1"/>
-    <w:lsdException w:name="index 3" w:semiHidden="1" w:unhideWhenUsed="1"/>
-    <w:lsdException w:name="index 4" w:semiHidden="1" w:unhideWhenUsed="1"/>
-    <w:lsdException w:name="index 5" w:semiHidden="1" w:unhideWhenUsed="1"/>
-    <w:lsdException w:name="index 6" w:semiHidden="1" w:unhideWhenUsed="1"/>
-    <w:lsdException w:name="index 7" w:semiHidden="1" w:unhideWhenUsed="1"/>
-    <w:lsdException w:name="index 8" w:semiHidden="1" w:unhideWhenUsed="1"/>
-    <w:lsdException w:name="index 9" w:semiHidden="1" w:unhideWhenUsed="1"/>
-    <w:lsdException w:name="toc 1" w:semiHidden="1" w:uiPriority="39" w:unhideWhenUsed="1"/>
-    <w:lsdException w:name="toc 2" w:semiHidden="1" w:uiPriority="39" w:unhideWhenUsed="1"/>
-    <w:lsdException w:name="toc 3" w:semiHidden="1" w:uiPriority="39" w:unhideWhenUsed="1"/>
-    <w:lsdException w:name="toc 4" w:semiHidden="1" w:uiPriority="39" w:unhideWhenUsed="1"/>
-    <w:lsdException w:name="toc 5" w:semiHidden="1" w:uiPriority="39" w:unhideWhenUsed="1"/>
-    <w:lsdException w:name="toc 6" w:semiHidden="1" w:uiPriority="39" w:unhideWhenUsed="1"/>
-    <w:lsdException w:name="toc 7" w:semiHidden="1" w:uiPriority="39" w:unhideWhenUsed="1"/>
-    <w:lsdException w:name="toc 8" w:semiHidden="1" w:uiPriority="39" w:unhideWhenUsed="1"/>
-    <w:lsdException w:name="toc 9" w:semiHidden="1" w:uiPriority="39" w:unhideWhenUsed="1"/>
-    <w:lsdException w:name="Normal Indent" w:semiHidden="1" w:unhideWhenUsed="1"/>
-    <w:lsdException w:name="footnote text" w:semiHidden="1" w:unhideWhenUsed="1"/>
-    <w:lsdException w:name="annotation text" w:semiHidden="1" w:unhideWhenUsed="1"/>
-    <w:lsdException w:name="header" w:semiHidden="1" w:unhideWhenUsed="1"/>
-    <w:lsdException w:name="footer" w:semiHidden="1" w:unhideWhenUsed="1"/>
-    <w:lsdException w:name="index heading" w:semiHidden="1" w:unhideWhenUsed="1"/>
-    <w:lsdException w:name="caption" w:semiHidden="1" w:uiPriority="35" w:unhideWhenUsed="1" w:qFormat="1"/>
-    <w:lsdException w:name="table of figures" w:semiHidden="1" w:unhideWhenUsed="1"/>
-    <w:lsdException w:name="envelope address" w:semiHidden="1" w:unhideWhenUsed="1"/>
-    <w:lsdException w:name="envelope return" w:semiHidden="1" w:unhideWhenUsed="1"/>
-    <w:lsdException w:name="footnote reference" w:semiHidden="1" w:unhideWhenUsed="1"/>
-    <w:lsdException w:name="annotation reference" w:semiHidden="1" w:unhideWhenUsed="1"/>
-    <w:lsdException w:name="line number" w:semiHidden="1" w:unhideWhenUsed="1"/>
-    <w:lsdException w:name="page number" w:semiHidden="1" w:unhideWhenUsed="1"/>
-    <w:lsdException w:name="endnote reference" w:semiHidden="1" w:unhideWhenUsed="1"/>
-    <w:lsdException w:name="endnote text" w:semiHidden="1" w:unhideWhenUsed="1"/>
-    <w:lsdException w:name="table of authorities" w:semiHidden="1" w:unhideWhenUsed="1"/>
-    <w:lsdException w:name="macro" w:semiHidden="1" w:unhideWhenUsed="1"/>
-    <w:lsdException w:name="toa heading" w:semiHidden="1" w:unhideWhenUsed="1"/>
-    <w:lsdException w:name="List" w:semiHidden="1" w:unhideWhenUsed="1"/>
-    <w:lsdException w:name="List Bullet" w:semiHidden="1" w:unhideWhenUsed="1"/>
-    <w:lsdException w:name="List Number" w:semiHidden="1" w:unhideWhenUsed="1"/>
-    <w:lsdException w:name="List 2" w:semiHidden="1" w:unhideWhenUsed="1"/>
-    <w:lsdException w:name="List 3" w:semiHidden="1" w:unhideWhenUsed="1"/>
-    <w:lsdException w:name="List 4" w:semiHidden="1" w:unhideWhenUsed="1"/>
-    <w:lsdException w:name="List 5" w:semiHidden="1" w:unhideWhenUsed="1"/>
-    <w:lsdException w:name="List Bullet 2" w:semiHidden="1" w:unhideWhenUsed="1"/>
-    <w:lsdException w:name="List Bullet 3" w:semiHidden="1" w:unhideWhenUsed="1"/>
-    <w:lsdException w:name="List Bullet 4" w:semiHidden="1" w:unhideWhenUsed="1"/>
-    <w:lsdException w:name="List Bullet 5" w:semiHidden="1" w:unhideWhenUsed="1"/>
-    <w:lsdException w:name="List Number 2" w:semiHidden="1" w:unhideWhenUsed="1"/>
-    <w:lsdException w:name="List Number 3" w:semiHidden="1" w:unhideWhenUsed="1"/>
-    <w:lsdException w:name="List Number 4" w:semiHidden="1" w:unhideWhenUsed="1"/>
-    <w:lsdException w:name="List Number 5" w:semiHidden="1" w:unhideWhenUsed="1"/>
-    <w:lsdException w:name="Title" w:uiPriority="10" w:qFormat="1"/>
-    <w:lsdException w:name="Closing" w:semiHidden="1" w:unhideWhenUsed="1"/>
-    <w:lsdException w:name="Signature" w:semiHidden="1" w:unhideWhenUsed="1"/>
-    <w:lsdException w:name="Default Paragraph Font" w:semiHidden="1" w:uiPriority="1" w:unhideWhenUsed="1"/>
-    <w:lsdException w:name="Body Text" w:semiHidden="1" w:unhideWhenUsed="1"/>
-    <w:lsdException w:name="Body Text Indent" w:semiHidden="1" w:unhideWhenUsed="1"/>
-    <w:lsdException w:name="List Continue" w:semiHidden="1" w:unhideWhenUsed="1"/>
-    <w:lsdException w:name="List Continue 2" w:semiHidden="1" w:unhideWhenUsed="1"/>
-    <w:lsdException w:name="List Continue 3" w:semiHidden="1" w:unhideWhenUsed="1"/>
-    <w:lsdException w:name="List Continue 4" w:semiHidden="1" w:unhideWhenUsed="1"/>
-    <w:lsdException w:name="List Continue 5" w:semiHidden="1" w:unhideWhenUsed="1"/>
-    <w:lsdException w:name="Message Header" w:semiHidden="1" w:unhideWhenUsed="1"/>
-    <w:lsdException w:name="Subtitle" w:uiPriority="11" w:qFormat="1"/>
-    <w:lsdException w:name="Salutation" w:semiHidden="1" w:unhideWhenUsed="1"/>
-    <w:lsdException w:name="Date" w:semiHidden="1" w:unhideWhenUsed="1"/>
-    <w:lsdException w:name="Body Text First Indent" w:semiHidden="1" w:unhideWhenUsed="1"/>
-    <w:lsdException w:name="Body Text First Indent 2" w:semiHidden="1" w:unhideWhenUsed="1"/>
-    <w:lsdException w:name="Note Heading" w:semiHidden="1" w:unhideWhenUsed="1"/>
-    <w:lsdException w:name="Body Text 2" w:semiHidden="1" w:unhideWhenUsed="1"/>
-    <w:lsdException w:name="Body Text 3" w:semiHidden="1" w:unhideWhenUsed="1"/>
-    <w:lsdException w:name="Body Text Indent 2" w:semiHidden="1" w:unhideWhenUsed="1"/>
-    <w:lsdException w:name="Body Text Indent 3" w:semiHidden="1" w:unhideWhenUsed="1"/>
-    <w:lsdException w:name="Block Text" w:semiHidden="1" w:unhideWhenUsed="1"/>
-    <w:lsdException w:name="Hyperlink" w:semiHidden="1" w:unhideWhenUsed="1"/>
-    <w:lsdException w:name="FollowedHyperlink" w:semiHidden="1" w:unhideWhenUsed="1"/>
-    <w:lsdException w:name="Strong" w:uiPriority="22" w:qFormat="1"/>
-    <w:lsdException w:name="Emphasis" w:uiPriority="20" w:qFormat="1"/>
-    <w:lsdException w:name="Document Map" w:semiHidden="1" w:unhideWhenUsed="1"/>
-    <w:lsdException w:name="Plain Text" w:semiHidden="1" w:unhideWhenUsed="1"/>
-    <w:lsdException w:name="E-mail Signature" w:semiHidden="1" w:unhideWhenUsed="1"/>
-    <w:lsdException w:name="HTML Top of Form" w:semiHidden="1" w:unhideWhenUsed="1"/>
-    <w:lsdException w:name="HTML Bottom of Form" w:semiHidden="1" w:unhideWhenUsed="1"/>
-    <w:lsdException w:name="Normal (Web)" w:semiHidden="1" w:unhideWhenUsed="1"/>
-    <w:lsdException w:name="HTML Acronym" w:semiHidden="1" w:unhideWhenUsed="1"/>
-    <w:lsdException w:name="HTML Address" w:semiHidden="1" w:unhideWhenUsed="1"/>
-    <w:lsdException w:name="HTML Cite" w:semiHidden="1" w:unhideWhenUsed="1"/>
-    <w:lsdException w:name="HTML Code" w:semiHidden="1" w:unhideWhenUsed="1"/>
-    <w:lsdException w:name="HTML Definition" w:semiHidden="1" w:unhideWhenUsed="1"/>
-    <w:lsdException w:name="HTML Keyboard" w:semiHidden="1" w:unhideWhenUsed="1"/>
-    <w:lsdException w:name="HTML Preformatted" w:semiHidden="1" w:unhideWhenUsed="1"/>
-    <w:lsdException w:name="HTML Sample" w:semiHidden="1" w:unhideWhenUsed="1"/>
-    <w:lsdException w:name="HTML Typewriter" w:semiHidden="1" w:unhideWhenUsed="1"/>
-    <w:lsdException w:name="HTML Variable" w:semiHidden="1" w:unhideWhenUsed="1"/>
-    <w:lsdException w:name="Normal Table" w:semiHidden="1" w:unhideWhenUsed="1"/>
-    <w:lsdException w:name="annotation subject" w:semiHidden="1" w:unhideWhenUsed="1"/>
-    <w:lsdException w:name="No List" w:semiHidden="1" w:unhideWhenUsed="1"/>
-    <w:lsdException w:name="Outline List 1" w:semiHidden="1" w:unhideWhenUsed="1"/>
-    <w:lsdException w:name="Outline List 2" w:semiHidden="1" w:unhideWhenUsed="1"/>
-    <w:lsdException w:name="Outline List 3" w:semiHidden="1" w:unhideWhenUsed="1"/>
-    <w:lsdException w:name="Table Simple 1" w:semiHidden="1" w:unhideWhenUsed="1"/>
-    <w:lsdException w:name="Table Simple 2" w:semiHidden="1" w:unhideWhenUsed="1"/>
-    <w:lsdException w:name="Table Simple 3" w:semiHidden="1" w:unhideWhenUsed="1"/>
-    <w:lsdException w:name="Table Classic 1" w:semiHidden="1" w:unhideWhenUsed="1"/>
-    <w:lsdException w:name="Table Classic 2" w:semiHidden="1" w:unhideWhenUsed="1"/>
-    <w:lsdException w:name="Table Classic 3" w:semiHidden="1" w:unhideWhenUsed="1"/>
-    <w:lsdException w:name="Table Classic 4" w:semiHidden="1" w:unhideWhenUsed="1"/>
-    <w:lsdException w:name="Table Colorful 1" w:semiHidden="1" w:unhideWhenUsed="1"/>
-    <w:lsdException w:name="Table Colorful 2" w:semiHidden="1" w:unhideWhenUsed="1"/>
-    <w:lsdException w:name="Table Colorful 3" w:semiHidden="1" w:unhideWhenUsed="1"/>
-    <w:lsdException w:name="Table Columns 1" w:semiHidden="1" w:unhideWhenUsed="1"/>
-    <w:lsdException w:name="Table Columns 2" w:semiHidden="1" w:unhideWhenUsed="1"/>
-    <w:lsdException w:name="Table Columns 3" w:semiHidden="1" w:unhideWhenUsed="1"/>
-    <w:lsdException w:name="Table Columns 4" w:semiHidden="1" w:unhideWhenUsed="1"/>
-    <w:lsdException w:name="Table Columns 5" w:semiHidden="1" w:unhideWhenUsed="1"/>
-    <w:lsdException w:name="Table Grid 1" w:semiHidden="1" w:unhideWhenUsed="1"/>
-    <w:lsdException w:name="Table Grid 2" w:semiHidden="1" w:unhideWhenUsed="1"/>
-    <w:lsdException w:name="Table Grid 3" w:semiHidden="1" w:unhideWhenUsed="1"/>
-    <w:lsdException w:name="Table Grid 4" w:semiHidden="1" w:unhideWhenUsed="1"/>
-    <w:lsdException w:name="Table Grid 5" w:semiHidden="1" w:unhideWhenUsed="1"/>
-    <w:lsdException w:name="Table Grid 6" w:semiHidden="1" w:unhideWhenUsed="1"/>
-    <w:lsdException w:name="Table Grid 7" w:semiHidden="1" w:unhideWhenUsed="1"/>
-    <w:lsdException w:name="Table Grid 8" w:semiHidden="1" w:unhideWhenUsed="1"/>
-    <w:lsdException w:name="Table List 1" w:semiHidden="1" w:unhideWhenUsed="1"/>
-    <w:lsdException w:name="Table List 2" w:semiHidden="1" w:unhideWhenUsed="1"/>
-    <w:lsdException w:name="Table List 3" w:semiHidden="1" w:unhideWhenUsed="1"/>
-    <w:lsdException w:name="Table List 4" w:semiHidden="1" w:unhideWhenUsed="1"/>
-    <w:lsdException w:name="Table List 5" w:semiHidden="1" w:unhideWhenUsed="1"/>
-    <w:lsdException w:name="Table List 6" w:semiHidden="1" w:unhideWhenUsed="1"/>
-    <w:lsdException w:name="Table List 7" w:semiHidden="1" w:unhideWhenUsed="1"/>
-    <w:lsdException w:name="Table List 8" w:semiHidden="1" w:unhideWhenUsed="1"/>
-    <w:lsdException w:name="Table 3D effects 1" w:semiHidden="1" w:unhideWhenUsed="1"/>
-    <w:lsdException w:name="Table 3D effects 2" w:semiHidden="1" w:unhideWhenUsed="1"/>
-    <w:lsdException w:name="Table 3D effects 3" w:semiHidden="1" w:unhideWhenUsed="1"/>
-    <w:lsdException w:name="Table Contemporary" w:semiHidden="1" w:unhideWhenUsed="1"/>
-    <w:lsdException w:name="Table Elegant" w:semiHidden="1" w:unhideWhenUsed="1"/>
-    <w:lsdException w:name="Table Professional" w:semiHidden="1" w:unhideWhenUsed="1"/>
-    <w:lsdException w:name="Table Subtle 1" w:semiHidden="1" w:unhideWhenUsed="1"/>
-    <w:lsdException w:name="Table Subtle 2" w:semiHidden="1" w:unhideWhenUsed="1"/>
-    <w:lsdException w:name="Table Web 1" w:semiHidden="1" w:unhideWhenUsed="1"/>
-    <w:lsdException w:name="Table Web 2" w:semiHidden="1" w:unhideWhenUsed="1"/>
-    <w:lsdException w:name="Table Web 3" w:semiHidden="1" w:unhideWhenUsed="1"/>
-    <w:lsdException w:name="Balloon Text" w:semiHidden="1" w:unhideWhenUsed="1"/>
-    <w:lsdException w:name="Table Grid" w:uiPriority="39"/>
-    <w:lsdException w:name="Table Theme" w:semiHidden="1" w:unhideWhenUsed="1"/>
-    <w:lsdException w:name="Placeholder Text" w:semiHidden="1"/>
-    <w:lsdException w:name="No Spacing" w:uiPriority="1" w:qFormat="1"/>
-    <w:lsdException w:name="Light Shading" w:uiPriority="60"/>
-    <w:lsdException w:name="Light List" w:uiPriority="61"/>
-    <w:lsdException w:name="Light Grid" w:uiPriority="62"/>
-    <w:lsdException w:name="Medium Shading 1" w:uiPriority="63"/>
-    <w:lsdException w:name="Medium Shading 2" w:uiPriority="64"/>
-    <w:lsdException w:name="Medium List 1" w:uiPriority="65"/>
-    <w:lsdException w:name="Medium List 2" w:uiPriority="66"/>
-    <w:lsdException w:name="Medium Grid 1" w:uiPriority="67"/>
-    <w:lsdException w:name="Medium Grid 2" w:uiPriority="68"/>
-    <w:lsdException w:name="Medium Grid 3" w:uiPriority="69"/>
-    <w:lsdException w:name="Dark List" w:uiPriority="70"/>
-    <w:lsdException w:name="Colorful Shading" w:uiPriority="71"/>
-    <w:lsdException w:name="Colorful List" w:uiPriority="72"/>
-    <w:lsdException w:name="Colorful Grid" w:uiPriority="73"/>
-    <w:lsdException w:name="Light Shading Accent 1" w:uiPriority="60"/>
-    <w:lsdException w:name="Light List Accent 1" w:uiPriority="61"/>
-    <w:lsdException w:name="Light Grid Accent 1" w:uiPriority="62"/>
-    <w:lsdException w:name="Medium Shading 1 Accent 1" w:uiPriority="63"/>
-    <w:lsdException w:name="Medium Shading 2 Accent 1" w:uiPriority="64"/>
-    <w:lsdException w:name="Medium List 1 Accent 1" w:uiPriority="65"/>
-    <w:lsdException w:name="Revision" w:semiHidden="1"/>
-    <w:lsdException w:name="List Paragraph" w:uiPriority="34" w:qFormat="1"/>
-    <w:lsdException w:name="Quote" w:uiPriority="29" w:qFormat="1"/>
-    <w:lsdException w:name="Intense Quote" w:uiPriority="30" w:qFormat="1"/>
-    <w:lsdException w:name="Medium List 2 Accent 1" w:uiPriority="66"/>
-    <w:lsdException w:name="Medium Grid 1 Accent 1" w:uiPriority="67"/>
-    <w:lsdException w:name="Medium Grid 2 Accent 1" w:uiPriority="68"/>
-    <w:lsdException w:name="Medium Grid 3 Accent 1" w:uiPriority="69"/>
-    <w:lsdException w:name="Dark List Accent 1" w:uiPriority="70"/>
-    <w:lsdException w:name="Colorful Shading Accent 1" w:uiPriority="71"/>
-    <w:lsdException w:name="Colorful List Accent 1" w:uiPriority="72"/>
-    <w:lsdException w:name="Colorful Grid Accent 1" w:uiPriority="73"/>
-    <w:lsdException w:name="Light Shading Accent 2" w:uiPriority="60"/>
-    <w:lsdException w:name="Light List Accent 2" w:uiPriority="61"/>
-    <w:lsdException w:name="Light Grid Accent 2" w:uiPriority="62"/>
-    <w:lsdException w:name="Medium Shading 1 Accent 2" w:uiPriority="63"/>
-    <w:lsdException w:name="Medium Shading 2 Accent 2" w:uiPriority="64"/>
-    <w:lsdException w:name="Medium List 1 Accent 2" w:uiPriority="65"/>
-    <w:lsdException w:name="Medium List 2 Accent 2" w:uiPriority="66"/>
-    <w:lsdException w:name="Medium Grid 1 Accent 2" w:uiPriority="67"/>
-    <w:lsdException w:name="Medium Grid 2 Accent 2" w:uiPriority="68"/>
-    <w:lsdException w:name="Medium Grid 3 Accent 2" w:uiPriority="69"/>
-    <w:lsdException w:name="Dark List Accent 2" w:uiPriority="70"/>
-    <w:lsdException w:name="Colorful Shading Accent 2" w:uiPriority="71"/>
-    <w:lsdException w:name="Colorful List Accent 2" w:uiPriority="72"/>
-    <w:lsdException w:name="Colorful Grid Accent 2" w:uiPriority="73"/>
-    <w:lsdException w:name="Light Shading Accent 3" w:uiPriority="60"/>
-    <w:lsdException w:name="Light List Accent 3" w:uiPriority="61"/>
-    <w:lsdException w:name="Light Grid Accent 3" w:uiPriority="62"/>
-    <w:lsdException w:name="Medium Shading 1 Accent 3" w:uiPriority="63"/>
-    <w:lsdException w:name="Medium Shading 2 Accent 3" w:uiPriority="64"/>
-    <w:lsdException w:name="Medium List 1 Accent 3" w:uiPriority="65"/>
-    <w:lsdException w:name="Medium List 2 Accent 3" w:uiPriority="66"/>
-    <w:lsdException w:name="Medium Grid 1 Accent 3" w:uiPriority="67"/>
-    <w:lsdException w:name="Medium Grid 2 Accent 3" w:uiPriority="68"/>
-    <w:lsdException w:name="Medium Grid 3 Accent 3" w:uiPriority="69"/>
-    <w:lsdException w:name="Dark List Accent 3" w:uiPriority="70"/>
-    <w:lsdException w:name="Colorful Shading Accent 3" w:uiPriority="71"/>
-    <w:lsdException w:name="Colorful List Accent 3" w:uiPriority="72"/>
-    <w:lsdException w:name="Colorful Grid Accent 3" w:uiPriority="73"/>
-    <w:lsdException w:name="Light Shading Accent 4" w:uiPriority="60"/>
-    <w:lsdException w:name="Light List Accent 4" w:uiPriority="61"/>
-    <w:lsdException w:name="Light Grid Accent 4" w:uiPriority="62"/>
-    <w:lsdException w:name="Medium Shading 1 Accent 4" w:uiPriority="63"/>
-    <w:lsdException w:name="Medium Shading 2 Accent 4" w:uiPriority="64"/>
-    <w:lsdException w:name="Medium List 1 Accent 4" w:uiPriority="65"/>
-    <w:lsdException w:name="Medium List 2 Accent 4" w:uiPriority="66"/>
-    <w:lsdException w:name="Medium Grid 1 Accent 4" w:uiPriority="67"/>
-    <w:lsdException w:name="Medium Grid 2 Accent 4" w:uiPriority="68"/>
-    <w:lsdException w:name="Medium Grid 3 Accent 4" w:uiPriority="69"/>
-    <w:lsdException w:name="Dark List Accent 4" w:uiPriority="70"/>
-    <w:lsdException w:name="Colorful Shading Accent 4" w:uiPriority="71"/>
-    <w:lsdException w:name="Colorful List Accent 4" w:uiPriority="72"/>
-    <w:lsdException w:name="Colorful Grid Accent 4" w:uiPriority="73"/>
-    <w:lsdException w:name="Light Shading Accent 5" w:uiPriority="60"/>
-    <w:lsdException w:name="Light List Accent 5" w:uiPriority="61"/>
-    <w:lsdException w:name="Light Grid Accent 5" w:uiPriority="62"/>
-    <w:lsdException w:name="Medium Shading 1 Accent 5" w:uiPriority="63"/>
-    <w:lsdException w:name="Medium Shading 2 Accent 5" w:uiPriority="64"/>
-    <w:lsdException w:name="Medium List 1 Accent 5" w:uiPriority="65"/>
-    <w:lsdException w:name="Medium List 2 Accent 5" w:uiPriority="66"/>
-    <w:lsdException w:name="Medium Grid 1 Accent 5" w:uiPriority="67"/>
-    <w:lsdException w:name="Medium Grid 2 Accent 5" w:uiPriority="68"/>
-    <w:lsdException w:name="Medium Grid 3 Accent 5" w:uiPriority="69"/>
-    <w:lsdException w:name="Dark List Accent 5" w:uiPriority="70"/>
-    <w:lsdException w:name="Colorful Shading Accent 5" w:uiPriority="71"/>
-    <w:lsdException w:name="Colorful List Accent 5" w:uiPriority="72"/>
-    <w:lsdException w:name="Colorful Grid Accent 5" w:uiPriority="73"/>
-    <w:lsdException w:name="Light Shading Accent 6" w:uiPriority="60"/>
-    <w:lsdException w:name="Light List Accent 6" w:uiPriority="61"/>
-    <w:lsdException w:name="Light Grid Accent 6" w:uiPriority="62"/>
-    <w:lsdException w:name="Medium Shading 1 Accent 6" w:uiPriority="63"/>
-    <w:lsdException w:name="Medium Shading 2 Accent 6" w:uiPriority="64"/>
-    <w:lsdException w:name="Medium List 1 Accent 6" w:uiPriority="65"/>
-    <w:lsdException w:name="Medium List 2 Accent 6" w:uiPriority="66"/>
-    <w:lsdException w:name="Medium Grid 1 Accent 6" w:uiPriority="67"/>
-    <w:lsdException w:name="Medium Grid 2 Accent 6" w:uiPriority="68"/>
-    <w:lsdException w:name="Medium Grid 3 Accent 6" w:uiPriority="69"/>
-    <w:lsdException w:name="Dark List Accent 6" w:uiPriority="70"/>
-    <w:lsdException w:name="Colorful Shading Accent 6" w:uiPriority="71"/>
-    <w:lsdException w:name="Colorful List Accent 6" w:uiPriority="72"/>
-    <w:lsdException w:name="Colorful Grid Accent 6" w:uiPriority="73"/>
-    <w:lsdException w:name="Subtle Emphasis" w:uiPriority="19" w:qFormat="1"/>
-    <w:lsdException w:name="Intense Emphasis" w:uiPriority="21" w:qFormat="1"/>
-    <w:lsdException w:name="Subtle Reference" w:uiPriority="31" w:qFormat="1"/>
-    <w:lsdException w:name="Intense Reference" w:uiPriority="32" w:qFormat="1"/>
-    <w:lsdException w:name="Book Title" w:uiPriority="33" w:qFormat="1"/>
-    <w:lsdException w:name="Bibliography" w:semiHidden="1" w:uiPriority="37" w:unhideWhenUsed="1"/>
-    <w:lsdException w:name="TOC Heading" w:semiHidden="1" w:uiPriority="39" w:unhideWhenUsed="1" w:qFormat="1"/>
-    <w:lsdException w:name="Plain Table 1" w:uiPriority="41"/>
-    <w:lsdException w:name="Plain Table 2" w:uiPriority="42"/>
-    <w:lsdException w:name="Plain Table 3" w:uiPriority="43"/>
-    <w:lsdException w:name="Plain Table 4" w:uiPriority="44"/>
-    <w:lsdException w:name="Plain Table 5" w:uiPriority="45"/>
-    <w:lsdException w:name="Grid Table Light" w:uiPriority="40"/>
-    <w:lsdException w:name="Grid Table 1 Light" w:uiPriority="46"/>
-    <w:lsdException w:name="Grid Table 2" w:uiPriority="47"/>
-    <w:lsdException w:name="Grid Table 3" w:uiPriority="48"/>
-    <w:lsdException w:name="Grid Table 4" w:uiPriority="49"/>
-    <w:lsdException w:name="Grid Table 5 Dark" w:uiPriority="50"/>
-    <w:lsdException w:name="Grid Table 6 Colorful" w:uiPriority="51"/>
-    <w:lsdException w:name="Grid Table 7 Colorful" w:uiPriority="52"/>
-    <w:lsdException w:name="Grid Table 1 Light Accent 1" w:uiPriority="46"/>
-    <w:lsdException w:name="Grid Table 2 Accent 1" w:uiPriority="47"/>
-    <w:lsdException w:name="Grid Table 3 Accent 1" w:uiPriority="48"/>
-    <w:lsdException w:name="Grid Table 4 Accent 1" w:uiPriority="49"/>
-    <w:lsdException w:name="Grid Table 5 Dark Accent 1" w:uiPriority="50"/>
-    <w:lsdException w:name="Grid Table 6 Colorful Accent 1" w:uiPriority="51"/>
-    <w:lsdException w:name="Grid Table 7 Colorful Accent 1" w:uiPriority="52"/>
-    <w:lsdException w:name="Grid Table 1 Light Accent 2" w:uiPriority="46"/>
-    <w:lsdException w:name="Grid Table 2 Accent 2" w:uiPriority="47"/>
-    <w:lsdException w:name="Grid Table 3 Accent 2" w:uiPriority="48"/>
-    <w:lsdException w:name="Grid Table 4 Accent 2" w:uiPriority="49"/>
-    <w:lsdException w:name="Grid Table 5 Dark Accent 2" w:uiPriority="50"/>
-    <w:lsdException w:name="Grid Table 6 Colorful Accent 2" w:uiPriority="51"/>
-    <w:lsdException w:name="Grid Table 7 Colorful Accent 2" w:uiPriority="52"/>
-    <w:lsdException w:name="Grid Table 1 Light Accent 3" w:uiPriority="46"/>
-    <w:lsdException w:name="Grid Table 2 Accent 3" w:uiPriority="47"/>
-    <w:lsdException w:name="Grid Table 3 Accent 3" w:uiPriority="48"/>
-    <w:lsdException w:name="Grid Table 4 Accent 3" w:uiPriority="49"/>
-    <w:lsdException w:name="Grid Table 5 Dark Accent 3" w:uiPriority="50"/>
-    <w:lsdException w:name="Grid Table 6 Colorful Accent 3" w:uiPriority="51"/>
-    <w:lsdException w:name="Grid Table 7 Colorful Accent 3" w:uiPriority="52"/>
-    <w:lsdException w:name="Grid Table 1 Light Accent 4" w:uiPriority="46"/>
-    <w:lsdException w:name="Grid Table 2 Accent 4" w:uiPriority="47"/>
-    <w:lsdException w:name="Grid Table 3 Accent 4" w:uiPriority="48"/>
-    <w:lsdException w:name="Grid Table 4 Accent 4" w:uiPriority="49"/>
-    <w:lsdException w:name="Grid Table 5 Dark Accent 4" w:uiPriority="50"/>
-    <w:lsdException w:name="Grid Table 6 Colorful Accent 4" w:uiPriority="51"/>
-    <w:lsdException w:name="Grid Table 7 Colorful Accent 4" w:uiPriority="52"/>
-    <w:lsdException w:name="Grid Table 1 Light Accent 5" w:uiPriority="46"/>
-    <w:lsdException w:name="Grid Table 2 Accent 5" w:uiPriority="47"/>
-    <w:lsdException w:name="Grid Table 3 Accent 5" w:uiPriority="48"/>
-    <w:lsdException w:name="Grid Table 4 Accent 5" w:uiPriority="49"/>
-    <w:lsdException w:name="Grid Table 5 Dark Accent 5" w:uiPriority="50"/>
-    <w:lsdException w:name="Grid Table 6 Colorful Accent 5" w:uiPriority="51"/>
-    <w:lsdException w:name="Grid Table 7 Colorful Accent 5" w:uiPriority="52"/>
-    <w:lsdException w:name="Grid Table 1 Light Accent 6" w:uiPriority="46"/>
-    <w:lsdException w:name="Grid Table 2 Accent 6" w:uiPriority="47"/>
-    <w:lsdException w:name="Grid Table 3 Accent 6" w:uiPriority="48"/>
-    <w:lsdException w:name="Grid Table 4 Accent 6" w:uiPriority="49"/>
-    <w:lsdException w:name="Grid Table 5 Dark Accent 6" w:uiPriority="50"/>
-    <w:lsdException w:name="Grid Table 6 Colorful Accent 6" w:uiPriority="51"/>
-    <w:lsdException w:name="Grid Table 7 Colorful Accent 6" w:uiPriority="52"/>
-    <w:lsdException w:name="List Table 1 Light" w:uiPriority="46"/>
-    <w:lsdException w:name="List Table 2" w:uiPriority="47"/>
-    <w:lsdException w:name="List Table 3" w:uiPriority="48"/>
-    <w:lsdException w:name="List Table 4" w:uiPriority="49"/>
-    <w:lsdException w:name="List Table 5 Dark" w:uiPriority="50"/>
-    <w:lsdException w:name="List Table 6 Colorful" w:uiPriority="51"/>
-    <w:lsdException w:name="List Table 7 Colorful" w:uiPriority="52"/>
-    <w:lsdException w:name="List Table 1 Light Accent 1" w:uiPriority="46"/>
-    <w:lsdException w:name="List Table 2 Accent 1" w:uiPriority="47"/>
-    <w:lsdException w:name="List Table 3 Accent 1" w:uiPriority="48"/>
-    <w:lsdException w:name="List Table 4 Accent 1" w:uiPriority="49"/>
-    <w:lsdException w:name="List Table 5 Dark Accent 1" w:uiPriority="50"/>
-    <w:lsdException w:name="List Table 6 Colorful Accent 1" w:uiPriority="51"/>
-    <w:lsdException w:name="List Table 7 Colorful Accent 1" w:uiPriority="52"/>
-    <w:lsdException w:name="List Table 1 Light Accent 2" w:uiPriority="46"/>
-    <w:lsdException w:name="List Table 2 Accent 2" w:uiPriority="47"/>
-    <w:lsdException w:name="List Table 3 Accent 2" w:uiPriority="48"/>
-    <w:lsdException w:name="List Table 4 Accent 2" w:uiPriority="49"/>
-    <w:lsdException w:name="List Table 5 Dark Accent 2" w:uiPriority="50"/>
-    <w:lsdException w:name="List Table 6 Colorful Accent 2" w:uiPriority="51"/>
-    <w:lsdException w:name="List Table 7 Colorful Accent 2" w:uiPriority="52"/>
-    <w:lsdException w:name="List Table 1 Light Accent 3" w:uiPriority="46"/>
-    <w:lsdException w:name="List Table 2 Accent 3" w:uiPriority="47"/>
-    <w:lsdException w:name="List Table 3 Accent 3" w:uiPriority="48"/>
-    <w:lsdException w:name="List Table 4 Accent 3" w:uiPriority="49"/>
-    <w:lsdException w:name="List Table 5 Dark Accent 3" w:uiPriority="50"/>
-    <w:lsdException w:name="List Table 6 Colorful Accent 3" w:uiPriority="51"/>
-    <w:lsdException w:name="List Table 7 Colorful Accent 3" w:uiPriority="52"/>
-    <w:lsdException w:name="List Table 1 Light Accent 4" w:uiPriority="46"/>
-    <w:lsdException w:name="List Table 2 Accent 4" w:uiPriority="47"/>
-    <w:lsdException w:name="List Table 3 Accent 4" w:uiPriority="48"/>
-    <w:lsdException w:name="List Table 4 Accent 4" w:uiPriority="49"/>
-    <w:lsdException w:name="List Table 5 Dark Accent 4" w:uiPriority="50"/>
-    <w:lsdException w:name="List Table 6 Colorful Accent 4" w:uiPriority="51"/>
-    <w:lsdException w:name="List Table 7 Colorful Accent 4" w:uiPriority="52"/>
-    <w:lsdException w:name="List Table 1 Light Accent 5" w:uiPriority="46"/>
-    <w:lsdException w:name="List Table 2 Accent 5" w:uiPriority="47"/>
-    <w:lsdException w:name="List Table 3 Accent 5" w:uiPriority="48"/>
-    <w:lsdException w:name="List Table 4 Accent 5" w:uiPriority="49"/>
-    <w:lsdException w:name="List Table 5 Dark Accent 5" w:uiPriority="50"/>
-    <w:lsdException w:name="List Table 6 Colorful Accent 5" w:uiPriority="51"/>
-    <w:lsdException w:name="List Table 7 Colorful Accent 5" w:uiPriority="52"/>
-    <w:lsdException w:name="List Table 1 Light Accent 6" w:uiPriority="46"/>
-    <w:lsdException w:name="List Table 2 Accent 6" w:uiPriority="47"/>
-    <w:lsdException w:name="List Table 3 Accent 6" w:uiPriority="48"/>
-    <w:lsdException w:name="List Table 4 Accent 6" w:uiPriority="49"/>
-    <w:lsdException w:name="List Table 5 Dark Accent 6" w:uiPriority="50"/>
-    <w:lsdException w:name="List Table 6 Colorful Accent 6" w:uiPriority="51"/>
-    <w:lsdException w:name="List Table 7 Colorful Accent 6" w:uiPriority="52"/>
-    <w:lsdException w:name="Mention" w:semiHidden="1" w:unhideWhenUsed="1"/>
-    <w:lsdException w:name="Smart Hyperlink" w:semiHidden="1" w:unhideWhenUsed="1"/>
-    <w:lsdException w:name="Hashtag" w:semiHidden="1" w:unhideWhenUsed="1"/>
-    <w:lsdException w:name="Unresolved Mention" w:semiHidden="1" w:unhideWhenUsed="1"/>
-    <w:lsdException w:name="Smart Link" w:semiHidden="1" w:unhideWhenUsed="1"/>
+  <w:latentStyles w:defLockedState="0" w:defUIPriority="99" w:defSemiHidden="1" w:defUnhideWhenUsed="1" w:defQFormat="0" w:count="267">
+    <w:lsdException w:name="Normal" w:semiHidden="0" w:uiPriority="0" w:unhideWhenUsed="0" w:qFormat="1"/>
+    <w:lsdException w:name="heading 1" w:semiHidden="0" w:uiPriority="9" w:unhideWhenUsed="0" w:qFormat="1"/>
+    <w:lsdException w:name="heading 2" w:uiPriority="9" w:qFormat="1"/>
+    <w:lsdException w:name="heading 3" w:uiPriority="9" w:qFormat="1"/>
+    <w:lsdException w:name="heading 4" w:uiPriority="9" w:qFormat="1"/>
+    <w:lsdException w:name="heading 5" w:uiPriority="9" w:qFormat="1"/>
+    <w:lsdException w:name="heading 6" w:uiPriority="9" w:qFormat="1"/>
+    <w:lsdException w:name="heading 7" w:uiPriority="9" w:qFormat="1"/>
+    <w:lsdException w:name="heading 8" w:uiPriority="9" w:qFormat="1"/>
+    <w:lsdException w:name="heading 9" w:uiPriority="9" w:qFormat="1"/>
+    <w:lsdException w:name="toc 1" w:uiPriority="39"/>
+    <w:lsdException w:name="toc 2" w:uiPriority="39"/>
+    <w:lsdException w:name="toc 3" w:uiPriority="39"/>
+    <w:lsdException w:name="toc 4" w:uiPriority="39"/>
+    <w:lsdException w:name="toc 5" w:uiPriority="39"/>
+    <w:lsdException w:name="toc 6" w:uiPriority="39"/>
+    <w:lsdException w:name="toc 7" w:uiPriority="39"/>
+    <w:lsdException w:name="toc 8" w:uiPriority="39"/>
+    <w:lsdException w:name="toc 9" w:uiPriority="39"/>
+    <w:lsdException w:name="caption" w:uiPriority="35" w:qFormat="1"/>
+    <w:lsdException w:name="Title" w:semiHidden="0" w:uiPriority="10" w:unhideWhenUsed="0" w:qFormat="1"/>
+    <w:lsdException w:name="Default Paragraph Font" w:uiPriority="1"/>
+    <w:lsdException w:name="Subtitle" w:semiHidden="0" w:uiPriority="11" w:unhideWhenUsed="0" w:qFormat="1"/>
+    <w:lsdException w:name="Strong" w:semiHidden="0" w:uiPriority="22" w:unhideWhenUsed="0" w:qFormat="1"/>
+    <w:lsdException w:name="Emphasis" w:semiHidden="0" w:uiPriority="20" w:unhideWhenUsed="0" w:qFormat="1"/>
+    <w:lsdException w:name="Table Grid" w:semiHidden="0" w:uiPriority="39" w:unhideWhenUsed="0"/>
+    <w:lsdException w:name="Placeholder Text" w:unhideWhenUsed="0"/>
+    <w:lsdException w:name="No Spacing" w:semiHidden="0" w:uiPriority="1" w:unhideWhenUsed="0" w:qFormat="1"/>
+    <w:lsdException w:name="Light Shading" w:semiHidden="0" w:uiPriority="60" w:unhideWhenUsed="0"/>
+    <w:lsdException w:name="Light List" w:semiHidden="0" w:uiPriority="61" w:unhideWhenUsed="0"/>
+    <w:lsdException w:name="Light Grid" w:semiHidden="0" w:uiPriority="62" w:unhideWhenUsed="0"/>
+    <w:lsdException w:name="Medium Shading 1" w:semiHidden="0" w:uiPriority="63" w:unhideWhenUsed="0"/>
+    <w:lsdException w:name="Medium Shading 2" w:semiHidden="0" w:uiPriority="64" w:unhideWhenUsed="0"/>
+    <w:lsdException w:name="Medium List 1" w:semiHidden="0" w:uiPriority="65" w:unhideWhenUsed="0"/>
+    <w:lsdException w:name="Medium List 2" w:semiHidden="0" w:uiPriority="66" w:unhideWhenUsed="0"/>
+    <w:lsdException w:name="Medium Grid 1" w:semiHidden="0" w:uiPriority="67" w:unhideWhenUsed="0"/>
+    <w:lsdException w:name="Medium Grid 2" w:semiHidden="0" w:uiPriority="68" w:unhideWhenUsed="0"/>
+    <w:lsdException w:name="Medium Grid 3" w:semiHidden="0" w:uiPriority="69" w:unhideWhenUsed="0"/>
+    <w:lsdException w:name="Dark List" w:semiHidden="0" w:uiPriority="70" w:unhideWhenUsed="0"/>
+    <w:lsdException w:name="Colorful Shading" w:semiHidden="0" w:uiPriority="71" w:unhideWhenUsed="0"/>
+    <w:lsdException w:name="Colorful List" w:semiHidden="0" w:uiPriority="72" w:unhideWhenUsed="0"/>
+    <w:lsdException w:name="Colorful Grid" w:semiHidden="0" w:uiPriority="73" w:unhideWhenUsed="0"/>
+    <w:lsdException w:name="Light Shading Accent 1" w:semiHidden="0" w:uiPriority="60" w:unhideWhenUsed="0"/>
+    <w:lsdException w:name="Light List Accent 1" w:semiHidden="0" w:uiPriority="61" w:unhideWhenUsed="0"/>
+    <w:lsdException w:name="Light Grid Accent 1" w:semiHidden="0" w:uiPriority="62" w:unhideWhenUsed="0"/>
+    <w:lsdException w:name="Medium Shading 1 Accent 1" w:semiHidden="0" w:uiPriority="63" w:unhideWhenUsed="0"/>
+    <w:lsdException w:name="Medium Shading 2 Accent 1" w:semiHidden="0" w:uiPriority="64" w:unhideWhenUsed="0"/>
+    <w:lsdException w:name="Medium List 1 Accent 1" w:semiHidden="0" w:uiPriority="65" w:unhideWhenUsed="0"/>
+    <w:lsdException w:name="Revision" w:unhideWhenUsed="0"/>
+    <w:lsdException w:name="List Paragraph" w:semiHidden="0" w:uiPriority="34" w:unhideWhenUsed="0" w:qFormat="1"/>
+    <w:lsdException w:name="Quote" w:semiHidden="0" w:uiPriority="29" w:unhideWhenUsed="0" w:qFormat="1"/>
+    <w:lsdException w:name="Intense Quote" w:semiHidden="0" w:uiPriority="30" w:unhideWhenUsed="0" w:qFormat="1"/>
+    <w:lsdException w:name="Medium List 2 Accent 1" w:semiHidden="0" w:uiPriority="66" w:unhideWhenUsed="0"/>
+    <w:lsdException w:name="Medium Grid 1 Accent 1" w:semiHidden="0" w:uiPriority="67" w:unhideWhenUsed="0"/>
+    <w:lsdException w:name="Medium Grid 2 Accent 1" w:semiHidden="0" w:uiPriority="68" w:unhideWhenUsed="0"/>
+    <w:lsdException w:name="Medium Grid 3 Accent 1" w:semiHidden="0" w:uiPriority="69" w:unhideWhenUsed="0"/>
+    <w:lsdException w:name="Dark List Accent 1" w:semiHidden="0" w:uiPriority="70" w:unhideWhenUsed="0"/>
+    <w:lsdException w:name="Colorful Shading Accent 1" w:semiHidden="0" w:uiPriority="71" w:unhideWhenUsed="0"/>
+    <w:lsdException w:name="Colorful List Accent 1" w:semiHidden="0" w:uiPriority="72" w:unhideWhenUsed="0"/>
+    <w:lsdException w:name="Colorful Grid Accent 1" w:semiHidden="0" w:uiPriority="73" w:unhideWhenUsed="0"/>
+    <w:lsdException w:name="Light Shading Accent 2" w:semiHidden="0" w:uiPriority="60" w:unhideWhenUsed="0"/>
+    <w:lsdException w:name="Light List Accent 2" w:semiHidden="0" w:uiPriority="61" w:unhideWhenUsed="0"/>
+    <w:lsdException w:name="Light Grid Accent 2" w:semiHidden="0" w:uiPriority="62" w:unhideWhenUsed="0"/>
+    <w:lsdException w:name="Medium Shading 1 Accent 2" w:semiHidden="0" w:uiPriority="63" w:unhideWhenUsed="0"/>
+    <w:lsdException w:name="Medium Shading 2 Accent 2" w:semiHidden="0" w:uiPriority="64" w:unhideWhenUsed="0"/>
+    <w:lsdException w:name="Medium List 1 Accent 2" w:semiHidden="0" w:uiPriority="65" w:unhideWhenUsed="0"/>
+    <w:lsdException w:name="Medium List 2 Accent 2" w:semiHidden="0" w:uiPriority="66" w:unhideWhenUsed="0"/>
+    <w:lsdException w:name="Medium Grid 1 Accent 2" w:semiHidden="0" w:uiPriority="67" w:unhideWhenUsed="0"/>
+    <w:lsdException w:name="Medium Grid 2 Accent 2" w:semiHidden="0" w:uiPriority="68" w:unhideWhenUsed="0"/>
+    <w:lsdException w:name="Medium Grid 3 Accent 2" w:semiHidden="0" w:uiPriority="69" w:unhideWhenUsed="0"/>
+    <w:lsdException w:name="Dark List Accent 2" w:semiHidden="0" w:uiPriority="70" w:unhideWhenUsed="0"/>
+    <w:lsdException w:name="Colorful Shading Accent 2" w:semiHidden="0" w:uiPriority="71" w:unhideWhenUsed="0"/>
+    <w:lsdException w:name="Colorful List Accent 2" w:semiHidden="0" w:uiPriority="72" w:unhideWhenUsed="0"/>
+    <w:lsdException w:name="Colorful Grid Accent 2" w:semiHidden="0" w:uiPriority="73" w:unhideWhenUsed="0"/>
+    <w:lsdException w:name="Light Shading Accent 3" w:semiHidden="0" w:uiPriority="60" w:unhideWhenUsed="0"/>
+    <w:lsdException w:name="Light List Accent 3" w:semiHidden="0" w:uiPriority="61" w:unhideWhenUsed="0"/>
+    <w:lsdException w:name="Light Grid Accent 3" w:semiHidden="0" w:uiPriority="62" w:unhideWhenUsed="0"/>
+    <w:lsdException w:name="Medium Shading 1 Accent 3" w:semiHidden="0" w:uiPriority="63" w:unhideWhenUsed="0"/>
+    <w:lsdException w:name="Medium Shading 2 Accent 3" w:semiHidden="0" w:uiPriority="64" w:unhideWhenUsed="0"/>
+    <w:lsdException w:name="Medium List 1 Accent 3" w:semiHidden="0" w:uiPriority="65" w:unhideWhenUsed="0"/>
+    <w:lsdException w:name="Medium List 2 Accent 3" w:semiHidden="0" w:uiPriority="66" w:unhideWhenUsed="0"/>
+    <w:lsdException w:name="Medium Grid 1 Accent 3" w:semiHidden="0" w:uiPriority="67" w:unhideWhenUsed="0"/>
+    <w:lsdException w:name="Medium Grid 2 Accent 3" w:semiHidden="0" w:uiPriority="68" w:unhideWhenUsed="0"/>
+    <w:lsdException w:name="Medium Grid 3 Accent 3" w:semiHidden="0" w:uiPriority="69" w:unhideWhenUsed="0"/>
+    <w:lsdException w:name="Dark List Accent 3" w:semiHidden="0" w:uiPriority="70" w:unhideWhenUsed="0"/>
+    <w:lsdException w:name="Colorful Shading Accent 3" w:semiHidden="0" w:uiPriority="71" w:unhideWhenUsed="0"/>
+    <w:lsdException w:name="Colorful List Accent 3" w:semiHidden="0" w:uiPriority="72" w:unhideWhenUsed="0"/>
+    <w:lsdException w:name="Colorful Grid Accent 3" w:semiHidden="0" w:uiPriority="73" w:unhideWhenUsed="0"/>
+    <w:lsdException w:name="Light Shading Accent 4" w:semiHidden="0" w:uiPriority="60" w:unhideWhenUsed="0"/>
+    <w:lsdException w:name="Light List Accent 4" w:semiHidden="0" w:uiPriority="61" w:unhideWhenUsed="0"/>
+    <w:lsdException w:name="Light Grid Accent 4" w:semiHidden="0" w:uiPriority="62" w:unhideWhenUsed="0"/>
+    <w:lsdException w:name="Medium Shading 1 Accent 4" w:semiHidden="0" w:uiPriority="63" w:unhideWhenUsed="0"/>
+    <w:lsdException w:name="Medium Shading 2 Accent 4" w:semiHidden="0" w:uiPriority="64" w:unhideWhenUsed="0"/>
+    <w:lsdException w:name="Medium List 1 Accent 4" w:semiHidden="0" w:uiPriority="65" w:unhideWhenUsed="0"/>
+    <w:lsdException w:name="Medium List 2 Accent 4" w:semiHidden="0" w:uiPriority="66" w:unhideWhenUsed="0"/>
+    <w:lsdException w:name="Medium Grid 1 Accent 4" w:semiHidden="0" w:uiPriority="67" w:unhideWhenUsed="0"/>
+    <w:lsdException w:name="Medium Grid 2 Accent 4" w:semiHidden="0" w:uiPriority="68" w:unhideWhenUsed="0"/>
+    <w:lsdException w:name="Medium Grid 3 Accent 4" w:semiHidden="0" w:uiPriority="69" w:unhideWhenUsed="0"/>
+    <w:lsdException w:name="Dark List Accent 4" w:semiHidden="0" w:uiPriority="70" w:unhideWhenUsed="0"/>
+    <w:lsdException w:name="Colorful Shading Accent 4" w:semiHidden="0" w:uiPriority="71" w:unhideWhenUsed="0"/>
+    <w:lsdException w:name="Colorful List Accent 4" w:semiHidden="0" w:uiPriority="72" w:unhideWhenUsed="0"/>
+    <w:lsdException w:name="Colorful Grid Accent 4" w:semiHidden="0" w:uiPriority="73" w:unhideWhenUsed="0"/>
+    <w:lsdException w:name="Light Shading Accent 5" w:semiHidden="0" w:uiPriority="60" w:unhideWhenUsed="0"/>
+    <w:lsdException w:name="Light List Accent 5" w:semiHidden="0" w:uiPriority="61" w:unhideWhenUsed="0"/>
+    <w:lsdException w:name="Light Grid Accent 5" w:semiHidden="0" w:uiPriority="62" w:unhideWhenUsed="0"/>
+    <w:lsdException w:name="Medium Shading 1 Accent 5" w:semiHidden="0" w:uiPriority="63" w:unhideWhenUsed="0"/>
+    <w:lsdException w:name="Medium Shading 2 Accent 5" w:semiHidden="0" w:uiPriority="64" w:unhideWhenUsed="0"/>
+    <w:lsdException w:name="Medium List 1 Accent 5" w:semiHidden="0" w:uiPriority="65" w:unhideWhenUsed="0"/>
+    <w:lsdException w:name="Medium List 2 Accent 5" w:semiHidden="0" w:uiPriority="66" w:unhideWhenUsed="0"/>
+    <w:lsdException w:name="Medium Grid 1 Accent 5" w:semiHidden="0" w:uiPriority="67" w:unhideWhenUsed="0"/>
+    <w:lsdException w:name="Medium Grid 2 Accent 5" w:semiHidden="0" w:uiPriority="68" w:unhideWhenUsed="0"/>
+    <w:lsdException w:name="Medium Grid 3 Accent 5" w:semiHidden="0" w:uiPriority="69" w:unhideWhenUsed="0"/>
+    <w:lsdException w:name="Dark List Accent 5" w:semiHidden="0" w:uiPriority="70" w:unhideWhenUsed="0"/>
+    <w:lsdException w:name="Colorful Shading Accent 5" w:semiHidden="0" w:uiPriority="71" w:unhideWhenUsed="0"/>
+    <w:lsdException w:name="Colorful List Accent 5" w:semiHidden="0" w:uiPriority="72" w:unhideWhenUsed="0"/>
+    <w:lsdException w:name="Colorful Grid Accent 5" w:semiHidden="0" w:uiPriority="73" w:unhideWhenUsed="0"/>
+    <w:lsdException w:name="Light Shading Accent 6" w:semiHidden="0" w:uiPriority="60" w:unhideWhenUsed="0"/>
+    <w:lsdException w:name="Light List Accent 6" w:semiHidden="0" w:uiPriority="61" w:unhideWhenUsed="0"/>
+    <w:lsdException w:name="Light Grid Accent 6" w:semiHidden="0" w:uiPriority="62" w:unhideWhenUsed="0"/>
+    <w:lsdException w:name="Medium Shading 1 Accent 6" w:semiHidden="0" w:uiPriority="63" w:unhideWhenUsed="0"/>
+    <w:lsdException w:name="Medium Shading 2 Accent 6" w:semiHidden="0" w:uiPriority="64" w:unhideWhenUsed="0"/>
+    <w:lsdException w:name="Medium List 1 Accent 6" w:semiHidden="0" w:uiPriority="65" w:unhideWhenUsed="0"/>
+    <w:lsdException w:name="Medium List 2 Accent 6" w:semiHidden="0" w:uiPriority="66" w:unhideWhenUsed="0"/>
+    <w:lsdException w:name="Medium Grid 1 Accent 6" w:semiHidden="0" w:uiPriority="67" w:unhideWhenUsed="0"/>
+    <w:lsdException w:name="Medium Grid 2 Accent 6" w:semiHidden="0" w:uiPriority="68" w:unhideWhenUsed="0"/>
+    <w:lsdException w:name="Medium Grid 3 Accent 6" w:semiHidden="0" w:uiPriority="69" w:unhideWhenUsed="0"/>
+    <w:lsdException w:name="Dark List Accent 6" w:semiHidden="0" w:uiPriority="70" w:unhideWhenUsed="0"/>
+    <w:lsdException w:name="Colorful Shading Accent 6" w:semiHidden="0" w:uiPriority="71" w:unhideWhenUsed="0"/>
+    <w:lsdException w:name="Colorful List Accent 6" w:semiHidden="0" w:uiPriority="72" w:unhideWhenUsed="0"/>
+    <w:lsdException w:name="Colorful Grid Accent 6" w:semiHidden="0" w:uiPriority="73" w:unhideWhenUsed="0"/>
+    <w:lsdException w:name="Subtle Emphasis" w:semiHidden="0" w:uiPriority="19" w:unhideWhenUsed="0" w:qFormat="1"/>
+    <w:lsdException w:name="Intense Emphasis" w:semiHidden="0" w:uiPriority="21" w:unhideWhenUsed="0" w:qFormat="1"/>
+    <w:lsdException w:name="Subtle Reference" w:semiHidden="0" w:uiPriority="31" w:unhideWhenUsed="0" w:qFormat="1"/>
+    <w:lsdException w:name="Intense Reference" w:semiHidden="0" w:uiPriority="32" w:unhideWhenUsed="0" w:qFormat="1"/>
+    <w:lsdException w:name="Book Title" w:semiHidden="0" w:uiPriority="33" w:unhideWhenUsed="0" w:qFormat="1"/>
+    <w:lsdException w:name="Bibliography" w:uiPriority="37"/>
+    <w:lsdException w:name="TOC Heading" w:uiPriority="39" w:qFormat="1"/>
+  </w:latentStyles>
+  <w:style w:type="paragraph" w:default="1" w:styleId="Normal">
+    <w:name w:val="Normal"/>
+    <w:qFormat/>
+  </w:style>
+  <w:style w:type="paragraph" w:styleId="Heading1">
+    <w:name w:val="heading 1"/>
+    <w:uiPriority w:val="9"/>
+    <w:qFormat/>
+    <w:pPr>
+      <w:outlineLvl w:val="0"/>
+    </w:pPr>
+    <w:rPr>
+      <w:b/>
+      <w:bCs/>
+      <w:color w:val="FFFFFF"/>
+      <w:sz w:val="40"/>
+      <w:szCs w:val="40"/>
+    </w:rPr>
+  </w:style>
+  <w:style w:type="paragraph" w:styleId="Heading2">
+    <w:name w:val="heading 2"/>
+    <w:uiPriority w:val="9"/>
+    <w:semiHidden/>
+    <w:unhideWhenUsed/>
+    <w:qFormat/>
+    <w:pPr>
+      <w:spacing w:before="200" w:after="100"/>
+      <w:outlineLvl w:val="1"/>
+    </w:pPr>
+    <w:rPr>
+      <w:b/>
+      <w:bCs/>
+      <w:color w:val="1A1A2E"/>
+      <w:sz w:val="28"/>
+      <w:szCs w:val="28"/>
+    </w:rPr>
+  </w:style>
+  <w:style w:type="paragraph" w:styleId="Heading3">
+    <w:name w:val="heading 3"/>
+    <w:uiPriority w:val="9"/>
+    <w:semiHidden/>
+    <w:unhideWhenUsed/>
+    <w:qFormat/>
+    <w:pPr>
+      <w:outlineLvl w:val="2"/>
+    </w:pPr>
+    <w:rPr>
+      <w:color w:val="1F4D78"/>
+      <w:sz w:val="24"/>
+      <w:szCs w:val="24"/>
+    </w:rPr>
+  </w:style>
+  <w:style w:type="paragraph" w:styleId="Heading4">
+    <w:name w:val="heading 4"/>
+    <w:uiPriority w:val="9"/>
+    <w:semiHidden/>
+    <w:unhideWhenUsed/>
+    <w:qFormat/>
+    <w:pPr>
+      <w:outlineLvl w:val="3"/>
+    </w:pPr>
+    <w:rPr>
+      <w:i/>
+      <w:iCs/>
+      <w:color w:val="2E74B5"/>
+    </w:rPr>
+  </w:style>
+  <w:style w:type="paragraph" w:styleId="Heading5">
+    <w:name w:val="heading 5"/>
+    <w:uiPriority w:val="9"/>
+    <w:semiHidden/>
+    <w:unhideWhenUsed/>
+    <w:qFormat/>
+    <w:pPr>
+      <w:outlineLvl w:val="4"/>
+    </w:pPr>
+    <w:rPr>
+      <w:color w:val="2E74B5"/>
+    </w:rPr>
+  </w:style>
+  <w:style w:type="paragraph" w:styleId="Heading6">
+    <w:name w:val="heading 6"/>
+    <w:uiPriority w:val="9"/>
+    <w:semiHidden/>
+    <w:unhideWhenUsed/>
+    <w:qFormat/>
+    <w:pPr>
+      <w:outlineLvl w:val="5"/>
+    </w:pPr>
+    <w:rPr>
+      <w:color w:val="1F4D78"/>
+    </w:rPr>
+  </w:style>
+  <w:style w:type="character" w:default="1" w:styleId="DefaultParagraphFont">
+    <w:name w:val="Default Paragraph Font"/>
+    <w:uiPriority w:val="1"/>
+    <w:semiHidden/>
+    <w:unhideWhenUsed/>
+  </w:style>
+  <w:style w:type="table" w:default="1" w:styleId="TableNormal">
+    <w:name w:val="Normal Table"/>
+    <w:uiPriority w:val="99"/>
+    <w:semiHidden/>
+    <w:unhideWhenUsed/>
+    <w:tblPr>
+      <w:tblInd w:w="0" w:type="dxa"/>
+      <w:tblCellMar>
+        <w:top w:w="0" w:type="dxa"/>
+        <w:left w:w="108" w:type="dxa"/>
+        <w:bottom w:w="0" w:type="dxa"/>
+        <w:right w:w="108" w:type="dxa"/>
+      </w:tblCellMar>
+    </w:tblPr>
+  </w:style>
+  <w:style w:type="numbering" w:default="1" w:styleId="NoList">
+    <w:name w:val="No List"/>
+    <w:uiPriority w:val="99"/>
+    <w:semiHidden/>
+    <w:unhideWhenUsed/>
+  </w:style>
+  <w:style w:type="paragraph" w:styleId="Title">
+    <w:name w:val="Title"/>
+    <w:uiPriority w:val="10"/>
+    <w:qFormat/>
+    <w:rPr>
+      <w:sz w:val="56"/>
+      <w:szCs w:val="56"/>
+    </w:rPr>
+  </w:style>
+  <w:style w:type="paragraph" w:customStyle="1" w:styleId="Strong1">
+    <w:name w:val="Strong1"/>
+    <w:qFormat/>
+    <w:rPr>
+      <w:b/>
+      <w:bCs/>
+    </w:rPr>
+  </w:style>
+  <w:style w:type="paragraph" w:styleId="ListParagraph">
+    <w:name w:val="List Paragraph"/>
+    <w:qFormat/>
+  </w:style>
+  <w:style w:type="character" w:styleId="Hyperlink">
+    <w:name w:val="Hyperlink"/>
+    <w:uiPriority w:val="99"/>
+    <w:unhideWhenUsed/>
+    <w:rPr>
+      <w:color w:val="0563C1"/>
+      <w:u w:val="single"/>
+    </w:rPr>
+  </w:style>
+  <w:style w:type="character" w:styleId="FootnoteReference">
+    <w:name w:val="footnote reference"/>
+    <w:uiPriority w:val="99"/>
+    <w:semiHidden/>
+    <w:unhideWhenUsed/>
+    <w:rPr>
+      <w:vertAlign w:val="superscript"/>
+    </w:rPr>
+  </w:style>
+  <w:style w:type="paragraph" w:styleId="FootnoteText">
+    <w:name w:val="footnote text"/>
+    <w:link w:val="FootnoteTextChar"/>
+    <w:uiPriority w:val="99"/>
+    <w:semiHidden/>
+    <w:unhideWhenUsed/>
+    <w:rPr>
+      <w:sz w:val="20"/>
+      <w:szCs w:val="20"/>
+    </w:rPr>
+  </w:style>
+  <w:style w:type="character" w:customStyle="1" w:styleId="FootnoteTextChar">
+    <w:name w:val="Footnote Text Char"/>
+    <w:link w:val="FootnoteText"/>
+    <w:uiPriority w:val="99"/>
+    <w:semiHidden/>
+    <w:unhideWhenUsed/>
+    <w:rPr>
+      <w:sz w:val="20"/>
+      <w:szCs w:val="20"/>
+    </w:rPr>
+  </w:style>
+  <w:style w:type="character" w:styleId="EndnoteReference">
+    <w:name w:val="endnote reference"/>
+    <w:uiPriority w:val="99"/>
+    <w:semiHidden/>
+    <w:unhideWhenUsed/>
+    <w:rPr>
+      <w:vertAlign w:val="superscript"/>
+    </w:rPr>
+  </w:style>
+  <w:style w:type="paragraph" w:styleId="EndnoteText">
+    <w:name w:val="endnote text"/>
+    <w:link w:val="EndnoteTextChar"/>
+    <w:uiPriority w:val="99"/>
+    <w:semiHidden/>
+    <w:unhideWhenUsed/>
+    <w:rPr>
+      <w:sz w:val="20"/>
+      <w:szCs w:val="20"/>
+    </w:rPr>
+  </w:style>
+  <w:style w:type="character" w:customStyle="1" w:styleId="EndnoteTextChar">
+    <w:name w:val="Endnote Text Char"/>
+    <w:link w:val="EndnoteText"/>
+    <w:uiPriority w:val="99"/>
+    <w:semiHidden/>
+    <w:unhideWhenUsed/>
+    <w:rPr>
+      <w:sz w:val="20"/>
+      <w:szCs w:val="20"/>
+    </w:rPr>
+  </w:style>
+</w:styles>
+</file>
+
+<file path=word/stylesWithEffects.xml><?xml version="1.0" encoding="utf-8"?>
+<w:styles xmlns:wpc="http://schemas.microsoft.com/office/word/2010/wordprocessingCanvas" xmlns:mc="http://schemas.openxmlformats.org/markup-compatibility/2006" xmlns:o="urn:schemas-microsoft-com:office:office" xmlns:r="http://schemas.openxmlformats.org/officeDocument/2006/relationships" xmlns:m="http://schemas.openxmlformats.org/officeDocument/2006/math" xmlns:v="urn:schemas-microsoft-com:vml" xmlns:wp14="http://schemas.microsoft.com/office/word/2010/wordprocessingDrawing" xmlns:wp="http://schemas.openxmlformats.org/drawingml/2006/wordprocessingDrawing" xmlns:w10="urn:schemas-microsoft-com:office:word" xmlns:w="http://schemas.openxmlformats.org/wordprocessingml/2006/main" xmlns:w14="http://schemas.microsoft.com/office/word/2010/wordml" xmlns:wpg="http://schemas.microsoft.com/office/word/2010/wordprocessingGroup" xmlns:wpi="http://schemas.microsoft.com/office/word/2010/wordprocessingInk" xmlns:wne="http://schemas.microsoft.com/office/word/2006/wordml" xmlns:wps="http://schemas.microsoft.com/office/word/2010/wordprocessingShape" mc:Ignorable="w14 wp14">
+  <w:docDefaults>
+    <w:rPrDefault>
+      <w:rPr>
+        <w:rFonts w:ascii="Arial" w:eastAsia="Arial" w:hAnsi="Arial" w:cs="Arial"/>
+        <w:sz w:val="22"/>
+        <w:szCs w:val="22"/>
+        <w:lang w:val="en-IN" w:eastAsia="en-US" w:bidi="ar-SA"/>
+      </w:rPr>
+    </w:rPrDefault>
+    <w:pPrDefault/>
+  </w:docDefaults>
+  <w:latentStyles w:defLockedState="0" w:defUIPriority="99" w:defSemiHidden="1" w:defUnhideWhenUsed="1" w:defQFormat="0" w:count="267">
+    <w:lsdException w:name="Normal" w:semiHidden="0" w:uiPriority="0" w:unhideWhenUsed="0" w:qFormat="1"/>
+    <w:lsdException w:name="heading 1" w:semiHidden="0" w:uiPriority="9" w:unhideWhenUsed="0" w:qFormat="1"/>
+    <w:lsdException w:name="heading 2" w:uiPriority="9" w:qFormat="1"/>
+    <w:lsdException w:name="heading 3" w:uiPriority="9" w:qFormat="1"/>
+    <w:lsdException w:name="heading 4" w:uiPriority="9" w:qFormat="1"/>
+    <w:lsdException w:name="heading 5" w:uiPriority="9" w:qFormat="1"/>
+    <w:lsdException w:name="heading 6" w:uiPriority="9" w:qFormat="1"/>
+    <w:lsdException w:name="heading 7" w:uiPriority="9" w:qFormat="1"/>
+    <w:lsdException w:name="heading 8" w:uiPriority="9" w:qFormat="1"/>
+    <w:lsdException w:name="heading 9" w:uiPriority="9" w:qFormat="1"/>
+    <w:lsdException w:name="toc 1" w:uiPriority="39"/>
+    <w:lsdException w:name="toc 2" w:uiPriority="39"/>
+    <w:lsdException w:name="toc 3" w:uiPriority="39"/>
+    <w:lsdException w:name="toc 4" w:uiPriority="39"/>
+    <w:lsdException w:name="toc 5" w:uiPriority="39"/>
+    <w:lsdException w:name="toc 6" w:uiPriority="39"/>
+    <w:lsdException w:name="toc 7" w:uiPriority="39"/>
+    <w:lsdException w:name="toc 8" w:uiPriority="39"/>
+    <w:lsdException w:name="toc 9" w:uiPriority="39"/>
+    <w:lsdException w:name="caption" w:uiPriority="35" w:qFormat="1"/>
+    <w:lsdException w:name="Title" w:semiHidden="0" w:uiPriority="10" w:unhideWhenUsed="0" w:qFormat="1"/>
+    <w:lsdException w:name="Default Paragraph Font" w:uiPriority="1"/>
+    <w:lsdException w:name="Subtitle" w:semiHidden="0" w:uiPriority="11" w:unhideWhenUsed="0" w:qFormat="1"/>
+    <w:lsdException w:name="Strong" w:semiHidden="0" w:uiPriority="22" w:unhideWhenUsed="0" w:qFormat="1"/>
+    <w:lsdException w:name="Emphasis" w:semiHidden="0" w:uiPriority="20" w:unhideWhenUsed="0" w:qFormat="1"/>
+    <w:lsdException w:name="Table Grid" w:semiHidden="0" w:uiPriority="39" w:unhideWhenUsed="0"/>
+    <w:lsdException w:name="Placeholder Text" w:unhideWhenUsed="0"/>
+    <w:lsdException w:name="No Spacing" w:semiHidden="0" w:uiPriority="1" w:unhideWhenUsed="0" w:qFormat="1"/>
+    <w:lsdException w:name="Light Shading" w:semiHidden="0" w:uiPriority="60" w:unhideWhenUsed="0"/>
+    <w:lsdException w:name="Light List" w:semiHidden="0" w:uiPriority="61" w:unhideWhenUsed="0"/>
+    <w:lsdException w:name="Light Grid" w:semiHidden="0" w:uiPriority="62" w:unhideWhenUsed="0"/>
+    <w:lsdException w:name="Medium Shading 1" w:semiHidden="0" w:uiPriority="63" w:unhideWhenUsed="0"/>
+    <w:lsdException w:name="Medium Shading 2" w:semiHidden="0" w:uiPriority="64" w:unhideWhenUsed="0"/>
+    <w:lsdException w:name="Medium List 1" w:semiHidden="0" w:uiPriority="65" w:unhideWhenUsed="0"/>
+    <w:lsdException w:name="Medium List 2" w:semiHidden="0" w:uiPriority="66" w:unhideWhenUsed="0"/>
+    <w:lsdException w:name="Medium Grid 1" w:semiHidden="0" w:uiPriority="67" w:unhideWhenUsed="0"/>
+    <w:lsdException w:name="Medium Grid 2" w:semiHidden="0" w:uiPriority="68" w:unhideWhenUsed="0"/>
+    <w:lsdException w:name="Medium Grid 3" w:semiHidden="0" w:uiPriority="69" w:unhideWhenUsed="0"/>
+    <w:lsdException w:name="Dark List" w:semiHidden="0" w:uiPriority="70" w:unhideWhenUsed="0"/>
+    <w:lsdException w:name="Colorful Shading" w:semiHidden="0" w:uiPriority="71" w:unhideWhenUsed="0"/>
+    <w:lsdException w:name="Colorful List" w:semiHidden="0" w:uiPriority="72" w:unhideWhenUsed="0"/>
+    <w:lsdException w:name="Colorful Grid" w:semiHidden="0" w:uiPriority="73" w:unhideWhenUsed="0"/>
+    <w:lsdException w:name="Light Shading Accent 1" w:semiHidden="0" w:uiPriority="60" w:unhideWhenUsed="0"/>
+    <w:lsdException w:name="Light List Accent 1" w:semiHidden="0" w:uiPriority="61" w:unhideWhenUsed="0"/>
+    <w:lsdException w:name="Light Grid Accent 1" w:semiHidden="0" w:uiPriority="62" w:unhideWhenUsed="0"/>
+    <w:lsdException w:name="Medium Shading 1 Accent 1" w:semiHidden="0" w:uiPriority="63" w:unhideWhenUsed="0"/>
+    <w:lsdException w:name="Medium Shading 2 Accent 1" w:semiHidden="0" w:uiPriority="64" w:unhideWhenUsed="0"/>
+    <w:lsdException w:name="Medium List 1 Accent 1" w:semiHidden="0" w:uiPriority="65" w:unhideWhenUsed="0"/>
+    <w:lsdException w:name="Revision" w:unhideWhenUsed="0"/>
+    <w:lsdException w:name="List Paragraph" w:semiHidden="0" w:uiPriority="34" w:unhideWhenUsed="0" w:qFormat="1"/>
+    <w:lsdException w:name="Quote" w:semiHidden="0" w:uiPriority="29" w:unhideWhenUsed="0" w:qFormat="1"/>
+    <w:lsdException w:name="Intense Quote" w:semiHidden="0" w:uiPriority="30" w:unhideWhenUsed="0" w:qFormat="1"/>
+    <w:lsdException w:name="Medium List 2 Accent 1" w:semiHidden="0" w:uiPriority="66" w:unhideWhenUsed="0"/>
+    <w:lsdException w:name="Medium Grid 1 Accent 1" w:semiHidden="0" w:uiPriority="67" w:unhideWhenUsed="0"/>
+    <w:lsdException w:name="Medium Grid 2 Accent 1" w:semiHidden="0" w:uiPriority="68" w:unhideWhenUsed="0"/>
+    <w:lsdException w:name="Medium Grid 3 Accent 1" w:semiHidden="0" w:uiPriority="69" w:unhideWhenUsed="0"/>
+    <w:lsdException w:name="Dark List Accent 1" w:semiHidden="0" w:uiPriority="70" w:unhideWhenUsed="0"/>
+    <w:lsdException w:name="Colorful Shading Accent 1" w:semiHidden="0" w:uiPriority="71" w:unhideWhenUsed="0"/>
+    <w:lsdException w:name="Colorful List Accent 1" w:semiHidden="0" w:uiPriority="72" w:unhideWhenUsed="0"/>
+    <w:lsdException w:name="Colorful Grid Accent 1" w:semiHidden="0" w:uiPriority="73" w:unhideWhenUsed="0"/>
+    <w:lsdException w:name="Light Shading Accent 2" w:semiHidden="0" w:uiPriority="60" w:unhideWhenUsed="0"/>
+    <w:lsdException w:name="Light List Accent 2" w:semiHidden="0" w:uiPriority="61" w:unhideWhenUsed="0"/>
+    <w:lsdException w:name="Light Grid Accent 2" w:semiHidden="0" w:uiPriority="62" w:unhideWhenUsed="0"/>
+    <w:lsdException w:name="Medium Shading 1 Accent 2" w:semiHidden="0" w:uiPriority="63" w:unhideWhenUsed="0"/>
+    <w:lsdException w:name="Medium Shading 2 Accent 2" w:semiHidden="0" w:uiPriority="64" w:unhideWhenUsed="0"/>
+    <w:lsdException w:name="Medium List 1 Accent 2" w:semiHidden="0" w:uiPriority="65" w:unhideWhenUsed="0"/>
+    <w:lsdException w:name="Medium List 2 Accent 2" w:semiHidden="0" w:uiPriority="66" w:unhideWhenUsed="0"/>
+    <w:lsdException w:name="Medium Grid 1 Accent 2" w:semiHidden="0" w:uiPriority="67" w:unhideWhenUsed="0"/>
+    <w:lsdException w:name="Medium Grid 2 Accent 2" w:semiHidden="0" w:uiPriority="68" w:unhideWhenUsed="0"/>
+    <w:lsdException w:name="Medium Grid 3 Accent 2" w:semiHidden="0" w:uiPriority="69" w:unhideWhenUsed="0"/>
+    <w:lsdException w:name="Dark List Accent 2" w:semiHidden="0" w:uiPriority="70" w:unhideWhenUsed="0"/>
+    <w:lsdException w:name="Colorful Shading Accent 2" w:semiHidden="0" w:uiPriority="71" w:unhideWhenUsed="0"/>
+    <w:lsdException w:name="Colorful List Accent 2" w:semiHidden="0" w:uiPriority="72" w:unhideWhenUsed="0"/>
+    <w:lsdException w:name="Colorful Grid Accent 2" w:semiHidden="0" w:uiPriority="73" w:unhideWhenUsed="0"/>
+    <w:lsdException w:name="Light Shading Accent 3" w:semiHidden="0" w:uiPriority="60" w:unhideWhenUsed="0"/>
+    <w:lsdException w:name="Light List Accent 3" w:semiHidden="0" w:uiPriority="61" w:unhideWhenUsed="0"/>
+    <w:lsdException w:name="Light Grid Accent 3" w:semiHidden="0" w:uiPriority="62" w:unhideWhenUsed="0"/>
+    <w:lsdException w:name="Medium Shading 1 Accent 3" w:semiHidden="0" w:uiPriority="63" w:unhideWhenUsed="0"/>
+    <w:lsdException w:name="Medium Shading 2 Accent 3" w:semiHidden="0" w:uiPriority="64" w:unhideWhenUsed="0"/>
+    <w:lsdException w:name="Medium List 1 Accent 3" w:semiHidden="0" w:uiPriority="65" w:unhideWhenUsed="0"/>
+    <w:lsdException w:name="Medium List 2 Accent 3" w:semiHidden="0" w:uiPriority="66" w:unhideWhenUsed="0"/>
+    <w:lsdException w:name="Medium Grid 1 Accent 3" w:semiHidden="0" w:uiPriority="67" w:unhideWhenUsed="0"/>
+    <w:lsdException w:name="Medium Grid 2 Accent 3" w:semiHidden="0" w:uiPriority="68" w:unhideWhenUsed="0"/>
+    <w:lsdException w:name="Medium Grid 3 Accent 3" w:semiHidden="0" w:uiPriority="69" w:unhideWhenUsed="0"/>
+    <w:lsdException w:name="Dark List Accent 3" w:semiHidden="0" w:uiPriority="70" w:unhideWhenUsed="0"/>
+    <w:lsdException w:name="Colorful Shading Accent 3" w:semiHidden="0" w:uiPriority="71" w:unhideWhenUsed="0"/>
+    <w:lsdException w:name="Colorful List Accent 3" w:semiHidden="0" w:uiPriority="72" w:unhideWhenUsed="0"/>
+    <w:lsdException w:name="Colorful Grid Accent 3" w:semiHidden="0" w:uiPriority="73" w:unhideWhenUsed="0"/>
+    <w:lsdException w:name="Light Shading Accent 4" w:semiHidden="0" w:uiPriority="60" w:unhideWhenUsed="0"/>
+    <w:lsdException w:name="Light List Accent 4" w:semiHidden="0" w:uiPriority="61" w:unhideWhenUsed="0"/>
+    <w:lsdException w:name="Light Grid Accent 4" w:semiHidden="0" w:uiPriority="62" w:unhideWhenUsed="0"/>
+    <w:lsdException w:name="Medium Shading 1 Accent 4" w:semiHidden="0" w:uiPriority="63" w:unhideWhenUsed="0"/>
+    <w:lsdException w:name="Medium Shading 2 Accent 4" w:semiHidden="0" w:uiPriority="64" w:unhideWhenUsed="0"/>
+    <w:lsdException w:name="Medium List 1 Accent 4" w:semiHidden="0" w:uiPriority="65" w:unhideWhenUsed="0"/>
+    <w:lsdException w:name="Medium List 2 Accent 4" w:semiHidden="0" w:uiPriority="66" w:unhideWhenUsed="0"/>
+    <w:lsdException w:name="Medium Grid 1 Accent 4" w:semiHidden="0" w:uiPriority="67" w:unhideWhenUsed="0"/>
+    <w:lsdException w:name="Medium Grid 2 Accent 4" w:semiHidden="0" w:uiPriority="68" w:unhideWhenUsed="0"/>
+    <w:lsdException w:name="Medium Grid 3 Accent 4" w:semiHidden="0" w:uiPriority="69" w:unhideWhenUsed="0"/>
+    <w:lsdException w:name="Dark List Accent 4" w:semiHidden="0" w:uiPriority="70" w:unhideWhenUsed="0"/>
+    <w:lsdException w:name="Colorful Shading Accent 4" w:semiHidden="0" w:uiPriority="71" w:unhideWhenUsed="0"/>
+    <w:lsdException w:name="Colorful List Accent 4" w:semiHidden="0" w:uiPriority="72" w:unhideWhenUsed="0"/>
+    <w:lsdException w:name="Colorful Grid Accent 4" w:semiHidden="0" w:uiPriority="73" w:unhideWhenUsed="0"/>
+    <w:lsdException w:name="Light Shading Accent 5" w:semiHidden="0" w:uiPriority="60" w:unhideWhenUsed="0"/>
+    <w:lsdException w:name="Light List Accent 5" w:semiHidden="0" w:uiPriority="61" w:unhideWhenUsed="0"/>
+    <w:lsdException w:name="Light Grid Accent 5" w:semiHidden="0" w:uiPriority="62" w:unhideWhenUsed="0"/>
+    <w:lsdException w:name="Medium Shading 1 Accent 5" w:semiHidden="0" w:uiPriority="63" w:unhideWhenUsed="0"/>
+    <w:lsdException w:name="Medium Shading 2 Accent 5" w:semiHidden="0" w:uiPriority="64" w:unhideWhenUsed="0"/>
+    <w:lsdException w:name="Medium List 1 Accent 5" w:semiHidden="0" w:uiPriority="65" w:unhideWhenUsed="0"/>
+    <w:lsdException w:name="Medium List 2 Accent 5" w:semiHidden="0" w:uiPriority="66" w:unhideWhenUsed="0"/>
+    <w:lsdException w:name="Medium Grid 1 Accent 5" w:semiHidden="0" w:uiPriority="67" w:unhideWhenUsed="0"/>
+    <w:lsdException w:name="Medium Grid 2 Accent 5" w:semiHidden="0" w:uiPriority="68" w:unhideWhenUsed="0"/>
+    <w:lsdException w:name="Medium Grid 3 Accent 5" w:semiHidden="0" w:uiPriority="69" w:unhideWhenUsed="0"/>
+    <w:lsdException w:name="Dark List Accent 5" w:semiHidden="0" w:uiPriority="70" w:unhideWhenUsed="0"/>
+    <w:lsdException w:name="Colorful Shading Accent 5" w:semiHidden="0" w:uiPriority="71" w:unhideWhenUsed="0"/>
+    <w:lsdException w:name="Colorful List Accent 5" w:semiHidden="0" w:uiPriority="72" w:unhideWhenUsed="0"/>
+    <w:lsdException w:name="Colorful Grid Accent 5" w:semiHidden="0" w:uiPriority="73" w:unhideWhenUsed="0"/>
+    <w:lsdException w:name="Light Shading Accent 6" w:semiHidden="0" w:uiPriority="60" w:unhideWhenUsed="0"/>
+    <w:lsdException w:name="Light List Accent 6" w:semiHidden="0" w:uiPriority="61" w:unhideWhenUsed="0"/>
+    <w:lsdException w:name="Light Grid Accent 6" w:semiHidden="0" w:uiPriority="62" w:unhideWhenUsed="0"/>
+    <w:lsdException w:name="Medium Shading 1 Accent 6" w:semiHidden="0" w:uiPriority="63" w:unhideWhenUsed="0"/>
+    <w:lsdException w:name="Medium Shading 2 Accent 6" w:semiHidden="0" w:uiPriority="64" w:unhideWhenUsed="0"/>
+    <w:lsdException w:name="Medium List 1 Accent 6" w:semiHidden="0" w:uiPriority="65" w:unhideWhenUsed="0"/>
+    <w:lsdException w:name="Medium List 2 Accent 6" w:semiHidden="0" w:uiPriority="66" w:unhideWhenUsed="0"/>
+    <w:lsdException w:name="Medium Grid 1 Accent 6" w:semiHidden="0" w:uiPriority="67" w:unhideWhenUsed="0"/>
+    <w:lsdException w:name="Medium Grid 2 Accent 6" w:semiHidden="0" w:uiPriority="68" w:unhideWhenUsed="0"/>
+    <w:lsdException w:name="Medium Grid 3 Accent 6" w:semiHidden="0" w:uiPriority="69" w:unhideWhenUsed="0"/>
+    <w:lsdException w:name="Dark List Accent 6" w:semiHidden="0" w:uiPriority="70" w:unhideWhenUsed="0"/>
+    <w:lsdException w:name="Colorful Shading Accent 6" w:semiHidden="0" w:uiPriority="71" w:unhideWhenUsed="0"/>
+    <w:lsdException w:name="Colorful List Accent 6" w:semiHidden="0" w:uiPriority="72" w:unhideWhenUsed="0"/>
+    <w:lsdException w:name="Colorful Grid Accent 6" w:semiHidden="0" w:uiPriority="73" w:unhideWhenUsed="0"/>
+    <w:lsdException w:name="Subtle Emphasis" w:semiHidden="0" w:uiPriority="19" w:unhideWhenUsed="0" w:qFormat="1"/>
+    <w:lsdException w:name="Intense Emphasis" w:semiHidden="0" w:uiPriority="21" w:unhideWhenUsed="0" w:qFormat="1"/>
+    <w:lsdException w:name="Subtle Reference" w:semiHidden="0" w:uiPriority="31" w:unhideWhenUsed="0" w:qFormat="1"/>
+    <w:lsdException w:name="Intense Reference" w:semiHidden="0" w:uiPriority="32" w:unhideWhenUsed="0" w:qFormat="1"/>
+    <w:lsdException w:name="Book Title" w:semiHidden="0" w:uiPriority="33" w:unhideWhenUsed="0" w:qFormat="1"/>
+    <w:lsdException w:name="Bibliography" w:uiPriority="37"/>
+    <w:lsdException w:name="TOC Heading" w:uiPriority="39" w:qFormat="1"/>
   </w:latentStyles>
   <w:style w:type="paragraph" w:default="1" w:styleId="Normal">
     <w:name w:val="Normal"/>
@@ -7203,7 +6853,7 @@
     </a:clrScheme>
     <a:fontScheme name="Office">
       <a:majorFont>
-        <a:latin typeface="Aptos Display" panose="02110004020202020204"/>
+        <a:latin typeface="Aptos Display"/>
         <a:ea typeface=""/>
         <a:cs typeface=""/>
         <a:font script="Jpan" typeface="游ゴシック Light"/>
@@ -7255,7 +6905,7 @@
         <a:font script="Tfng" typeface="Ebrima"/>
       </a:majorFont>
       <a:minorFont>
-        <a:latin typeface="Aptos" panose="02110004020202020204"/>
+        <a:latin typeface="Aptos"/>
         <a:ea typeface=""/>
         <a:cs typeface=""/>
         <a:font script="Jpan" typeface="游明朝"/>
@@ -7469,7 +7119,7 @@
   <a:extraClrSchemeLst/>
   <a:extLst>
     <a:ext uri="{05A4C25C-085E-4340-85A3-A5531E510DB2}">
-      <thm15:themeFamily xmlns:thm15="http://schemas.microsoft.com/office/thememl/2012/main" name="Office Theme" id="{2E142A2C-CD16-42D6-873A-C26D2A0506FA}" vid="{1BDDFF52-6CD6-40A5-AB3C-68EB2F1E4D0A}"/>
+      <thm15:themeFamily xmlns:thm15="http://schemas.microsoft.com/office/thememl/2012/main" xmlns="" name="Office Theme" id="{2E142A2C-CD16-42D6-873A-C26D2A0506FA}" vid="{1BDDFF52-6CD6-40A5-AB3C-68EB2F1E4D0A}"/>
     </a:ext>
   </a:extLst>
 </a:theme>

--- a/Placedly-Website-Brief.docx
+++ b/Placedly-Website-Brief.docx
@@ -1,6 +1,6 @@
 
 <file path=word/document.xml><?xml version="1.0" encoding="utf-8"?>
-<w:document xmlns:wpc="http://schemas.microsoft.com/office/word/2010/wordprocessingCanvas" xmlns:mc="http://schemas.openxmlformats.org/markup-compatibility/2006" xmlns:o="urn:schemas-microsoft-com:office:office" xmlns:r="http://schemas.openxmlformats.org/officeDocument/2006/relationships" xmlns:m="http://schemas.openxmlformats.org/officeDocument/2006/math" xmlns:v="urn:schemas-microsoft-com:vml" xmlns:wp14="http://schemas.microsoft.com/office/word/2010/wordprocessingDrawing" xmlns:wp="http://schemas.openxmlformats.org/drawingml/2006/wordprocessingDrawing" xmlns:w10="urn:schemas-microsoft-com:office:word" xmlns:w="http://schemas.openxmlformats.org/wordprocessingml/2006/main" xmlns:w14="http://schemas.microsoft.com/office/word/2010/wordml" xmlns:wpg="http://schemas.microsoft.com/office/word/2010/wordprocessingGroup" xmlns:wpi="http://schemas.microsoft.com/office/word/2010/wordprocessingInk" xmlns:wne="http://schemas.microsoft.com/office/word/2006/wordml" xmlns:wps="http://schemas.microsoft.com/office/word/2010/wordprocessingShape" mc:Ignorable="w14 wp14">
+<w:document xmlns:wpc="http://schemas.microsoft.com/office/word/2010/wordprocessingCanvas" xmlns:cx="http://schemas.microsoft.com/office/drawing/2014/chartex" xmlns:cx1="http://schemas.microsoft.com/office/drawing/2015/9/8/chartex" xmlns:cx2="http://schemas.microsoft.com/office/drawing/2015/10/21/chartex" xmlns:cx3="http://schemas.microsoft.com/office/drawing/2016/5/9/chartex" xmlns:cx4="http://schemas.microsoft.com/office/drawing/2016/5/10/chartex" xmlns:cx5="http://schemas.microsoft.com/office/drawing/2016/5/11/chartex" xmlns:cx6="http://schemas.microsoft.com/office/drawing/2016/5/12/chartex" xmlns:cx7="http://schemas.microsoft.com/office/drawing/2016/5/13/chartex" xmlns:cx8="http://schemas.microsoft.com/office/drawing/2016/5/14/chartex" xmlns:mc="http://schemas.openxmlformats.org/markup-compatibility/2006" xmlns:aink="http://schemas.microsoft.com/office/drawing/2016/ink" xmlns:am3d="http://schemas.microsoft.com/office/drawing/2017/model3d" xmlns:o="urn:schemas-microsoft-com:office:office" xmlns:oel="http://schemas.microsoft.com/office/2019/extlst" xmlns:r="http://schemas.openxmlformats.org/officeDocument/2006/relationships" xmlns:m="http://schemas.openxmlformats.org/officeDocument/2006/math" xmlns:v="urn:schemas-microsoft-com:vml" xmlns:wp14="http://schemas.microsoft.com/office/word/2010/wordprocessingDrawing" xmlns:wp="http://schemas.openxmlformats.org/drawingml/2006/wordprocessingDrawing" xmlns:w10="urn:schemas-microsoft-com:office:word" xmlns:w="http://schemas.openxmlformats.org/wordprocessingml/2006/main" xmlns:w14="http://schemas.microsoft.com/office/word/2010/wordml" xmlns:w15="http://schemas.microsoft.com/office/word/2012/wordml" xmlns:w16cex="http://schemas.microsoft.com/office/word/2018/wordml/cex" xmlns:w16cid="http://schemas.microsoft.com/office/word/2016/wordml/cid" xmlns:w16="http://schemas.microsoft.com/office/word/2018/wordml" xmlns:w16du="http://schemas.microsoft.com/office/word/2023/wordml/word16du" xmlns:w16sdtdh="http://schemas.microsoft.com/office/word/2020/wordml/sdtdatahash" xmlns:w16sdtfl="http://schemas.microsoft.com/office/word/2024/wordml/sdtformatlock" xmlns:w16se="http://schemas.microsoft.com/office/word/2015/wordml/symex" xmlns:wpg="http://schemas.microsoft.com/office/word/2010/wordprocessingGroup" xmlns:wpi="http://schemas.microsoft.com/office/word/2010/wordprocessingInk" xmlns:wne="http://schemas.microsoft.com/office/word/2006/wordml" xmlns:wps="http://schemas.microsoft.com/office/word/2010/wordprocessingShape" mc:Ignorable="w14 w15 w16se w16cid w16 w16cex w16sdtdh w16sdtfl w16du wp14">
   <w:body>
     <w:tbl>
       <w:tblPr>
@@ -23,6 +23,12 @@
         <w:gridCol w:w="10080"/>
       </w:tblGrid>
       <w:tr>
+        <w:tblPrEx>
+          <w:tblCellMar>
+            <w:top w:w="0" w:type="dxa"/>
+            <w:bottom w:w="0" w:type="dxa"/>
+          </w:tblCellMar>
+        </w:tblPrEx>
         <w:tc>
           <w:tcPr>
             <w:tcW w:w="10080" w:type="dxa"/>
@@ -57,11 +63,6 @@
             <w:pPr>
               <w:spacing w:before="80"/>
             </w:pPr>
-            <w:r>
-              <w:t xml:space="preserve"> </w:t>
-            </w:r>
-            <w:bookmarkStart w:id="0" w:name="_GoBack"/>
-            <w:bookmarkEnd w:id="0"/>
           </w:p>
           <w:p>
             <w:proofErr w:type="spellStart"/>
@@ -187,6 +188,12 @@
         <w:gridCol w:w="1960"/>
       </w:tblGrid>
       <w:tr>
+        <w:tblPrEx>
+          <w:tblCellMar>
+            <w:top w:w="0" w:type="dxa"/>
+            <w:bottom w:w="0" w:type="dxa"/>
+          </w:tblCellMar>
+        </w:tblPrEx>
         <w:tc>
           <w:tcPr>
             <w:tcW w:w="720" w:type="dxa"/>
@@ -277,6 +284,12 @@
         </w:tc>
       </w:tr>
       <w:tr>
+        <w:tblPrEx>
+          <w:tblCellMar>
+            <w:top w:w="0" w:type="dxa"/>
+            <w:bottom w:w="0" w:type="dxa"/>
+          </w:tblCellMar>
+        </w:tblPrEx>
         <w:tc>
           <w:tcPr>
             <w:tcW w:w="720" w:type="dxa"/>
@@ -367,6 +380,12 @@
         </w:tc>
       </w:tr>
       <w:tr>
+        <w:tblPrEx>
+          <w:tblCellMar>
+            <w:top w:w="0" w:type="dxa"/>
+            <w:bottom w:w="0" w:type="dxa"/>
+          </w:tblCellMar>
+        </w:tblPrEx>
         <w:tc>
           <w:tcPr>
             <w:tcW w:w="720" w:type="dxa"/>
@@ -457,6 +476,12 @@
         </w:tc>
       </w:tr>
       <w:tr>
+        <w:tblPrEx>
+          <w:tblCellMar>
+            <w:top w:w="0" w:type="dxa"/>
+            <w:bottom w:w="0" w:type="dxa"/>
+          </w:tblCellMar>
+        </w:tblPrEx>
         <w:tc>
           <w:tcPr>
             <w:tcW w:w="720" w:type="dxa"/>
@@ -547,6 +572,12 @@
         </w:tc>
       </w:tr>
       <w:tr>
+        <w:tblPrEx>
+          <w:tblCellMar>
+            <w:top w:w="0" w:type="dxa"/>
+            <w:bottom w:w="0" w:type="dxa"/>
+          </w:tblCellMar>
+        </w:tblPrEx>
         <w:tc>
           <w:tcPr>
             <w:tcW w:w="720" w:type="dxa"/>
@@ -637,6 +668,12 @@
         </w:tc>
       </w:tr>
       <w:tr>
+        <w:tblPrEx>
+          <w:tblCellMar>
+            <w:top w:w="0" w:type="dxa"/>
+            <w:bottom w:w="0" w:type="dxa"/>
+          </w:tblCellMar>
+        </w:tblPrEx>
         <w:tc>
           <w:tcPr>
             <w:tcW w:w="720" w:type="dxa"/>
@@ -727,6 +764,12 @@
         </w:tc>
       </w:tr>
       <w:tr>
+        <w:tblPrEx>
+          <w:tblCellMar>
+            <w:top w:w="0" w:type="dxa"/>
+            <w:bottom w:w="0" w:type="dxa"/>
+          </w:tblCellMar>
+        </w:tblPrEx>
         <w:tc>
           <w:tcPr>
             <w:tcW w:w="720" w:type="dxa"/>
@@ -849,6 +892,12 @@
         <w:gridCol w:w="2160"/>
       </w:tblGrid>
       <w:tr>
+        <w:tblPrEx>
+          <w:tblCellMar>
+            <w:top w:w="0" w:type="dxa"/>
+            <w:bottom w:w="0" w:type="dxa"/>
+          </w:tblCellMar>
+        </w:tblPrEx>
         <w:tc>
           <w:tcPr>
             <w:tcW w:w="7200" w:type="dxa"/>
@@ -875,7 +924,15 @@
                 <w:szCs w:val="26"/>
               </w:rPr>
               <w:lastRenderedPageBreak/>
-              <w:t xml:space="preserve">🎯  </w:t>
+              <w:t>🎯</w:t>
+            </w:r>
+            <w:r>
+              <w:rPr>
+                <w:rFonts w:ascii="Segoe UI Emoji" w:eastAsia="Segoe UI Emoji" w:hAnsi="Segoe UI Emoji" w:cs="Segoe UI Emoji"/>
+                <w:sz w:val="26"/>
+                <w:szCs w:val="26"/>
+              </w:rPr>
+              <w:t xml:space="preserve">  </w:t>
             </w:r>
             <w:r>
               <w:rPr>
@@ -951,6 +1008,12 @@
         <w:gridCol w:w="9360"/>
       </w:tblGrid>
       <w:tr>
+        <w:tblPrEx>
+          <w:tblCellMar>
+            <w:top w:w="0" w:type="dxa"/>
+            <w:bottom w:w="0" w:type="dxa"/>
+          </w:tblCellMar>
+        </w:tblPrEx>
         <w:tc>
           <w:tcPr>
             <w:tcW w:w="9360" w:type="dxa"/>
@@ -1053,7 +1116,14 @@
           <w:rFonts w:ascii="Segoe UI Emoji" w:eastAsia="Segoe UI Emoji" w:hAnsi="Segoe UI Emoji" w:cs="Segoe UI Emoji"/>
           <w:color w:val="10B981"/>
         </w:rPr>
-        <w:t xml:space="preserve">✓  </w:t>
+        <w:t>✓</w:t>
+      </w:r>
+      <w:r>
+        <w:rPr>
+          <w:rFonts w:ascii="Segoe UI Emoji" w:eastAsia="Segoe UI Emoji" w:hAnsi="Segoe UI Emoji" w:cs="Segoe UI Emoji"/>
+          <w:color w:val="10B981"/>
+        </w:rPr>
+        <w:t xml:space="preserve">  </w:t>
       </w:r>
       <w:r>
         <w:rPr>
@@ -1084,7 +1154,14 @@
           <w:rFonts w:ascii="Segoe UI Emoji" w:eastAsia="Segoe UI Emoji" w:hAnsi="Segoe UI Emoji" w:cs="Segoe UI Emoji"/>
           <w:color w:val="10B981"/>
         </w:rPr>
-        <w:t xml:space="preserve">✓  </w:t>
+        <w:t>✓</w:t>
+      </w:r>
+      <w:r>
+        <w:rPr>
+          <w:rFonts w:ascii="Segoe UI Emoji" w:eastAsia="Segoe UI Emoji" w:hAnsi="Segoe UI Emoji" w:cs="Segoe UI Emoji"/>
+          <w:color w:val="10B981"/>
+        </w:rPr>
+        <w:t xml:space="preserve">  </w:t>
       </w:r>
       <w:r>
         <w:rPr>
@@ -1121,7 +1198,14 @@
           <w:rFonts w:ascii="Segoe UI Emoji" w:eastAsia="Segoe UI Emoji" w:hAnsi="Segoe UI Emoji" w:cs="Segoe UI Emoji"/>
           <w:color w:val="10B981"/>
         </w:rPr>
-        <w:t xml:space="preserve">✓  </w:t>
+        <w:t>✓</w:t>
+      </w:r>
+      <w:r>
+        <w:rPr>
+          <w:rFonts w:ascii="Segoe UI Emoji" w:eastAsia="Segoe UI Emoji" w:hAnsi="Segoe UI Emoji" w:cs="Segoe UI Emoji"/>
+          <w:color w:val="10B981"/>
+        </w:rPr>
+        <w:t xml:space="preserve">  </w:t>
       </w:r>
       <w:r>
         <w:rPr>
@@ -1164,7 +1248,14 @@
           <w:rFonts w:ascii="Segoe UI Emoji" w:eastAsia="Segoe UI Emoji" w:hAnsi="Segoe UI Emoji" w:cs="Segoe UI Emoji"/>
           <w:color w:val="10B981"/>
         </w:rPr>
-        <w:t xml:space="preserve">✓  </w:t>
+        <w:t>✓</w:t>
+      </w:r>
+      <w:r>
+        <w:rPr>
+          <w:rFonts w:ascii="Segoe UI Emoji" w:eastAsia="Segoe UI Emoji" w:hAnsi="Segoe UI Emoji" w:cs="Segoe UI Emoji"/>
+          <w:color w:val="10B981"/>
+        </w:rPr>
+        <w:t xml:space="preserve">  </w:t>
       </w:r>
       <w:r>
         <w:rPr>
@@ -1195,7 +1286,14 @@
           <w:rFonts w:ascii="Segoe UI Emoji" w:eastAsia="Segoe UI Emoji" w:hAnsi="Segoe UI Emoji" w:cs="Segoe UI Emoji"/>
           <w:color w:val="10B981"/>
         </w:rPr>
-        <w:t xml:space="preserve">✓  </w:t>
+        <w:t>✓</w:t>
+      </w:r>
+      <w:r>
+        <w:rPr>
+          <w:rFonts w:ascii="Segoe UI Emoji" w:eastAsia="Segoe UI Emoji" w:hAnsi="Segoe UI Emoji" w:cs="Segoe UI Emoji"/>
+          <w:color w:val="10B981"/>
+        </w:rPr>
+        <w:t xml:space="preserve">  </w:t>
       </w:r>
       <w:r>
         <w:rPr>
@@ -1218,7 +1316,14 @@
           <w:rFonts w:ascii="Segoe UI Emoji" w:eastAsia="Segoe UI Emoji" w:hAnsi="Segoe UI Emoji" w:cs="Segoe UI Emoji"/>
           <w:color w:val="10B981"/>
         </w:rPr>
-        <w:t xml:space="preserve">✓  </w:t>
+        <w:t>✓</w:t>
+      </w:r>
+      <w:r>
+        <w:rPr>
+          <w:rFonts w:ascii="Segoe UI Emoji" w:eastAsia="Segoe UI Emoji" w:hAnsi="Segoe UI Emoji" w:cs="Segoe UI Emoji"/>
+          <w:color w:val="10B981"/>
+        </w:rPr>
+        <w:t xml:space="preserve">  </w:t>
       </w:r>
       <w:r>
         <w:rPr>
@@ -1287,6 +1392,12 @@
         <w:gridCol w:w="1280"/>
       </w:tblGrid>
       <w:tr>
+        <w:tblPrEx>
+          <w:tblCellMar>
+            <w:top w:w="0" w:type="dxa"/>
+            <w:bottom w:w="0" w:type="dxa"/>
+          </w:tblCellMar>
+        </w:tblPrEx>
         <w:tc>
           <w:tcPr>
             <w:tcW w:w="0" w:type="auto"/>
@@ -1503,23 +1614,13 @@
         </w:rPr>
         <w:t xml:space="preserve">Animations: </w:t>
       </w:r>
-      <w:proofErr w:type="gramStart"/>
       <w:r>
         <w:rPr>
           <w:color w:val="666666"/>
           <w:sz w:val="20"/>
           <w:szCs w:val="20"/>
         </w:rPr>
-        <w:t>Float  ·</w:t>
-      </w:r>
-      <w:proofErr w:type="gramEnd"/>
-      <w:r>
-        <w:rPr>
-          <w:color w:val="666666"/>
-          <w:sz w:val="20"/>
-          <w:szCs w:val="20"/>
-        </w:rPr>
-        <w:t xml:space="preserve">  Fade-in  ·  Slide-up  ·  Pulse  ·  Smart repositioning</w:t>
+        <w:t>Float  ·  Fade-in  ·  Slide-up  ·  Pulse  ·  Smart repositioning</w:t>
       </w:r>
     </w:p>
     <w:p>
@@ -1734,6 +1835,12 @@
         <w:gridCol w:w="9360"/>
       </w:tblGrid>
       <w:tr>
+        <w:tblPrEx>
+          <w:tblCellMar>
+            <w:top w:w="0" w:type="dxa"/>
+            <w:bottom w:w="0" w:type="dxa"/>
+          </w:tblCellMar>
+        </w:tblPrEx>
         <w:tc>
           <w:tcPr>
             <w:tcW w:w="9360" w:type="dxa"/>
@@ -1824,6 +1931,12 @@
         <w:gridCol w:w="2160"/>
       </w:tblGrid>
       <w:tr>
+        <w:tblPrEx>
+          <w:tblCellMar>
+            <w:top w:w="0" w:type="dxa"/>
+            <w:bottom w:w="0" w:type="dxa"/>
+          </w:tblCellMar>
+        </w:tblPrEx>
         <w:tc>
           <w:tcPr>
             <w:tcW w:w="7200" w:type="dxa"/>
@@ -1850,7 +1963,15 @@
                 <w:szCs w:val="26"/>
               </w:rPr>
               <w:lastRenderedPageBreak/>
-              <w:t xml:space="preserve">🧭  </w:t>
+              <w:t>🧭</w:t>
+            </w:r>
+            <w:r>
+              <w:rPr>
+                <w:rFonts w:ascii="Segoe UI Emoji" w:eastAsia="Segoe UI Emoji" w:hAnsi="Segoe UI Emoji" w:cs="Segoe UI Emoji"/>
+                <w:sz w:val="26"/>
+                <w:szCs w:val="26"/>
+              </w:rPr>
+              <w:t xml:space="preserve">  </w:t>
             </w:r>
             <w:r>
               <w:rPr>
@@ -1926,6 +2047,12 @@
         <w:gridCol w:w="9360"/>
       </w:tblGrid>
       <w:tr>
+        <w:tblPrEx>
+          <w:tblCellMar>
+            <w:top w:w="0" w:type="dxa"/>
+            <w:bottom w:w="0" w:type="dxa"/>
+          </w:tblCellMar>
+        </w:tblPrEx>
         <w:tc>
           <w:tcPr>
             <w:tcW w:w="9360" w:type="dxa"/>
@@ -2028,7 +2155,14 @@
           <w:rFonts w:ascii="Segoe UI Emoji" w:eastAsia="Segoe UI Emoji" w:hAnsi="Segoe UI Emoji" w:cs="Segoe UI Emoji"/>
           <w:color w:val="10B981"/>
         </w:rPr>
-        <w:t xml:space="preserve">✓  </w:t>
+        <w:t>✓</w:t>
+      </w:r>
+      <w:r>
+        <w:rPr>
+          <w:rFonts w:ascii="Segoe UI Emoji" w:eastAsia="Segoe UI Emoji" w:hAnsi="Segoe UI Emoji" w:cs="Segoe UI Emoji"/>
+          <w:color w:val="10B981"/>
+        </w:rPr>
+        <w:t xml:space="preserve">  </w:t>
       </w:r>
       <w:r>
         <w:rPr>
@@ -2051,7 +2185,14 @@
           <w:rFonts w:ascii="Segoe UI Emoji" w:eastAsia="Segoe UI Emoji" w:hAnsi="Segoe UI Emoji" w:cs="Segoe UI Emoji"/>
           <w:color w:val="10B981"/>
         </w:rPr>
-        <w:t xml:space="preserve">✓  </w:t>
+        <w:t>✓</w:t>
+      </w:r>
+      <w:r>
+        <w:rPr>
+          <w:rFonts w:ascii="Segoe UI Emoji" w:eastAsia="Segoe UI Emoji" w:hAnsi="Segoe UI Emoji" w:cs="Segoe UI Emoji"/>
+          <w:color w:val="10B981"/>
+        </w:rPr>
+        <w:t xml:space="preserve">  </w:t>
       </w:r>
       <w:proofErr w:type="spellStart"/>
       <w:r>
@@ -2082,7 +2223,14 @@
           <w:rFonts w:ascii="Segoe UI Emoji" w:eastAsia="Segoe UI Emoji" w:hAnsi="Segoe UI Emoji" w:cs="Segoe UI Emoji"/>
           <w:color w:val="10B981"/>
         </w:rPr>
-        <w:t xml:space="preserve">✓  </w:t>
+        <w:t>✓</w:t>
+      </w:r>
+      <w:r>
+        <w:rPr>
+          <w:rFonts w:ascii="Segoe UI Emoji" w:eastAsia="Segoe UI Emoji" w:hAnsi="Segoe UI Emoji" w:cs="Segoe UI Emoji"/>
+          <w:color w:val="10B981"/>
+        </w:rPr>
+        <w:t xml:space="preserve">  </w:t>
       </w:r>
       <w:r>
         <w:rPr>
@@ -2105,7 +2253,14 @@
           <w:rFonts w:ascii="Segoe UI Emoji" w:eastAsia="Segoe UI Emoji" w:hAnsi="Segoe UI Emoji" w:cs="Segoe UI Emoji"/>
           <w:color w:val="10B981"/>
         </w:rPr>
-        <w:t xml:space="preserve">✓  </w:t>
+        <w:t>✓</w:t>
+      </w:r>
+      <w:r>
+        <w:rPr>
+          <w:rFonts w:ascii="Segoe UI Emoji" w:eastAsia="Segoe UI Emoji" w:hAnsi="Segoe UI Emoji" w:cs="Segoe UI Emoji"/>
+          <w:color w:val="10B981"/>
+        </w:rPr>
+        <w:t xml:space="preserve">  </w:t>
       </w:r>
       <w:r>
         <w:rPr>
@@ -2184,7 +2339,14 @@
           <w:rFonts w:ascii="Segoe UI Emoji" w:eastAsia="Segoe UI Emoji" w:hAnsi="Segoe UI Emoji" w:cs="Segoe UI Emoji"/>
           <w:color w:val="10B981"/>
         </w:rPr>
-        <w:t xml:space="preserve">✓  </w:t>
+        <w:t>✓</w:t>
+      </w:r>
+      <w:r>
+        <w:rPr>
+          <w:rFonts w:ascii="Segoe UI Emoji" w:eastAsia="Segoe UI Emoji" w:hAnsi="Segoe UI Emoji" w:cs="Segoe UI Emoji"/>
+          <w:color w:val="10B981"/>
+        </w:rPr>
+        <w:t xml:space="preserve">  </w:t>
       </w:r>
       <w:r>
         <w:rPr>
@@ -2229,7 +2391,14 @@
           <w:rFonts w:ascii="Segoe UI Emoji" w:eastAsia="Segoe UI Emoji" w:hAnsi="Segoe UI Emoji" w:cs="Segoe UI Emoji"/>
           <w:color w:val="10B981"/>
         </w:rPr>
-        <w:t xml:space="preserve">✓  </w:t>
+        <w:t>✓</w:t>
+      </w:r>
+      <w:r>
+        <w:rPr>
+          <w:rFonts w:ascii="Segoe UI Emoji" w:eastAsia="Segoe UI Emoji" w:hAnsi="Segoe UI Emoji" w:cs="Segoe UI Emoji"/>
+          <w:color w:val="10B981"/>
+        </w:rPr>
+        <w:t xml:space="preserve">  </w:t>
       </w:r>
       <w:r>
         <w:rPr>
@@ -2252,7 +2421,14 @@
           <w:rFonts w:ascii="Segoe UI Emoji" w:eastAsia="Segoe UI Emoji" w:hAnsi="Segoe UI Emoji" w:cs="Segoe UI Emoji"/>
           <w:color w:val="10B981"/>
         </w:rPr>
-        <w:t xml:space="preserve">✓  </w:t>
+        <w:t>✓</w:t>
+      </w:r>
+      <w:r>
+        <w:rPr>
+          <w:rFonts w:ascii="Segoe UI Emoji" w:eastAsia="Segoe UI Emoji" w:hAnsi="Segoe UI Emoji" w:cs="Segoe UI Emoji"/>
+          <w:color w:val="10B981"/>
+        </w:rPr>
+        <w:t xml:space="preserve">  </w:t>
       </w:r>
       <w:r>
         <w:rPr>
@@ -2289,7 +2465,14 @@
           <w:rFonts w:ascii="Segoe UI Emoji" w:eastAsia="Segoe UI Emoji" w:hAnsi="Segoe UI Emoji" w:cs="Segoe UI Emoji"/>
           <w:color w:val="10B981"/>
         </w:rPr>
-        <w:t xml:space="preserve">✓  </w:t>
+        <w:t>✓</w:t>
+      </w:r>
+      <w:r>
+        <w:rPr>
+          <w:rFonts w:ascii="Segoe UI Emoji" w:eastAsia="Segoe UI Emoji" w:hAnsi="Segoe UI Emoji" w:cs="Segoe UI Emoji"/>
+          <w:color w:val="10B981"/>
+        </w:rPr>
+        <w:t xml:space="preserve">  </w:t>
       </w:r>
       <w:r>
         <w:rPr>
@@ -2346,6 +2529,12 @@
         <w:gridCol w:w="4680"/>
       </w:tblGrid>
       <w:tr>
+        <w:tblPrEx>
+          <w:tblCellMar>
+            <w:top w:w="0" w:type="dxa"/>
+            <w:bottom w:w="0" w:type="dxa"/>
+          </w:tblCellMar>
+        </w:tblPrEx>
         <w:tc>
           <w:tcPr>
             <w:tcW w:w="4560" w:type="dxa"/>
@@ -2375,7 +2564,17 @@
                 <w:sz w:val="21"/>
                 <w:szCs w:val="21"/>
               </w:rPr>
-              <w:t>🎓  Career Services</w:t>
+              <w:t>🎓</w:t>
+            </w:r>
+            <w:r>
+              <w:rPr>
+                <w:b/>
+                <w:bCs/>
+                <w:color w:val="1A1A2E"/>
+                <w:sz w:val="21"/>
+                <w:szCs w:val="21"/>
+              </w:rPr>
+              <w:t xml:space="preserve">  Career Services</w:t>
             </w:r>
           </w:p>
           <w:p>
@@ -2555,7 +2754,17 @@
                 <w:sz w:val="21"/>
                 <w:szCs w:val="21"/>
               </w:rPr>
-              <w:t>💼  Placement Services</w:t>
+              <w:t>💼</w:t>
+            </w:r>
+            <w:r>
+              <w:rPr>
+                <w:b/>
+                <w:bCs/>
+                <w:color w:val="1A1A2E"/>
+                <w:sz w:val="21"/>
+                <w:szCs w:val="21"/>
+              </w:rPr>
+              <w:t xml:space="preserve">  Placement Services</w:t>
             </w:r>
           </w:p>
           <w:p>
@@ -2693,6 +2902,12 @@
         <w:gridCol w:w="9360"/>
       </w:tblGrid>
       <w:tr>
+        <w:tblPrEx>
+          <w:tblCellMar>
+            <w:top w:w="0" w:type="dxa"/>
+            <w:bottom w:w="0" w:type="dxa"/>
+          </w:tblCellMar>
+        </w:tblPrEx>
         <w:tc>
           <w:tcPr>
             <w:tcW w:w="9360" w:type="dxa"/>
@@ -2722,7 +2937,27 @@
                 <w:sz w:val="21"/>
                 <w:szCs w:val="21"/>
               </w:rPr>
-              <w:t>✈️  Study Abroad Services</w:t>
+              <w:t>✈</w:t>
+            </w:r>
+            <w:r>
+              <w:rPr>
+                <w:b/>
+                <w:bCs/>
+                <w:color w:val="1A1A2E"/>
+                <w:sz w:val="21"/>
+                <w:szCs w:val="21"/>
+              </w:rPr>
+              <w:t>️</w:t>
+            </w:r>
+            <w:r>
+              <w:rPr>
+                <w:b/>
+                <w:bCs/>
+                <w:color w:val="1A1A2E"/>
+                <w:sz w:val="21"/>
+                <w:szCs w:val="21"/>
+              </w:rPr>
+              <w:t xml:space="preserve">  Study Abroad Services</w:t>
             </w:r>
           </w:p>
           <w:p>
@@ -2865,6 +3100,12 @@
         <w:gridCol w:w="2160"/>
       </w:tblGrid>
       <w:tr>
+        <w:tblPrEx>
+          <w:tblCellMar>
+            <w:top w:w="0" w:type="dxa"/>
+            <w:bottom w:w="0" w:type="dxa"/>
+          </w:tblCellMar>
+        </w:tblPrEx>
         <w:tc>
           <w:tcPr>
             <w:tcW w:w="7200" w:type="dxa"/>
@@ -2891,7 +3132,15 @@
                 <w:szCs w:val="26"/>
               </w:rPr>
               <w:lastRenderedPageBreak/>
-              <w:t xml:space="preserve">🟠  </w:t>
+              <w:t>🟠</w:t>
+            </w:r>
+            <w:r>
+              <w:rPr>
+                <w:rFonts w:ascii="Segoe UI Emoji" w:eastAsia="Segoe UI Emoji" w:hAnsi="Segoe UI Emoji" w:cs="Segoe UI Emoji"/>
+                <w:sz w:val="26"/>
+                <w:szCs w:val="26"/>
+              </w:rPr>
+              <w:t xml:space="preserve">  </w:t>
             </w:r>
             <w:r>
               <w:rPr>
@@ -2967,6 +3216,12 @@
         <w:gridCol w:w="9360"/>
       </w:tblGrid>
       <w:tr>
+        <w:tblPrEx>
+          <w:tblCellMar>
+            <w:top w:w="0" w:type="dxa"/>
+            <w:bottom w:w="0" w:type="dxa"/>
+          </w:tblCellMar>
+        </w:tblPrEx>
         <w:tc>
           <w:tcPr>
             <w:tcW w:w="9360" w:type="dxa"/>
@@ -3061,7 +3316,14 @@
           <w:rFonts w:ascii="Segoe UI Emoji" w:eastAsia="Segoe UI Emoji" w:hAnsi="Segoe UI Emoji" w:cs="Segoe UI Emoji"/>
           <w:color w:val="10B981"/>
         </w:rPr>
-        <w:t xml:space="preserve">✓  </w:t>
+        <w:t>✓</w:t>
+      </w:r>
+      <w:r>
+        <w:rPr>
+          <w:rFonts w:ascii="Segoe UI Emoji" w:eastAsia="Segoe UI Emoji" w:hAnsi="Segoe UI Emoji" w:cs="Segoe UI Emoji"/>
+          <w:color w:val="10B981"/>
+        </w:rPr>
+        <w:t xml:space="preserve">  </w:t>
       </w:r>
       <w:r>
         <w:rPr>
@@ -3084,7 +3346,14 @@
           <w:rFonts w:ascii="Segoe UI Emoji" w:eastAsia="Segoe UI Emoji" w:hAnsi="Segoe UI Emoji" w:cs="Segoe UI Emoji"/>
           <w:color w:val="10B981"/>
         </w:rPr>
-        <w:t xml:space="preserve">✓  </w:t>
+        <w:t>✓</w:t>
+      </w:r>
+      <w:r>
+        <w:rPr>
+          <w:rFonts w:ascii="Segoe UI Emoji" w:eastAsia="Segoe UI Emoji" w:hAnsi="Segoe UI Emoji" w:cs="Segoe UI Emoji"/>
+          <w:color w:val="10B981"/>
+        </w:rPr>
+        <w:t xml:space="preserve">  </w:t>
       </w:r>
       <w:r>
         <w:rPr>
@@ -3121,7 +3390,14 @@
           <w:rFonts w:ascii="Segoe UI Emoji" w:eastAsia="Segoe UI Emoji" w:hAnsi="Segoe UI Emoji" w:cs="Segoe UI Emoji"/>
           <w:color w:val="10B981"/>
         </w:rPr>
-        <w:t xml:space="preserve">✓  </w:t>
+        <w:t>✓</w:t>
+      </w:r>
+      <w:r>
+        <w:rPr>
+          <w:rFonts w:ascii="Segoe UI Emoji" w:eastAsia="Segoe UI Emoji" w:hAnsi="Segoe UI Emoji" w:cs="Segoe UI Emoji"/>
+          <w:color w:val="10B981"/>
+        </w:rPr>
+        <w:t xml:space="preserve">  </w:t>
       </w:r>
       <w:r>
         <w:rPr>
@@ -3194,6 +3470,12 @@
         <w:gridCol w:w="1501"/>
       </w:tblGrid>
       <w:tr>
+        <w:tblPrEx>
+          <w:tblCellMar>
+            <w:top w:w="0" w:type="dxa"/>
+            <w:bottom w:w="0" w:type="dxa"/>
+          </w:tblCellMar>
+        </w:tblPrEx>
         <w:tc>
           <w:tcPr>
             <w:tcW w:w="0" w:type="auto"/>
@@ -3362,7 +3644,14 @@
           <w:rFonts w:ascii="Segoe UI Emoji" w:eastAsia="Segoe UI Emoji" w:hAnsi="Segoe UI Emoji" w:cs="Segoe UI Emoji"/>
           <w:color w:val="10B981"/>
         </w:rPr>
-        <w:t xml:space="preserve">✓  </w:t>
+        <w:t>✓</w:t>
+      </w:r>
+      <w:r>
+        <w:rPr>
+          <w:rFonts w:ascii="Segoe UI Emoji" w:eastAsia="Segoe UI Emoji" w:hAnsi="Segoe UI Emoji" w:cs="Segoe UI Emoji"/>
+          <w:color w:val="10B981"/>
+        </w:rPr>
+        <w:t xml:space="preserve">  </w:t>
       </w:r>
       <w:r>
         <w:rPr>
@@ -3385,7 +3674,14 @@
           <w:rFonts w:ascii="Segoe UI Emoji" w:eastAsia="Segoe UI Emoji" w:hAnsi="Segoe UI Emoji" w:cs="Segoe UI Emoji"/>
           <w:color w:val="10B981"/>
         </w:rPr>
-        <w:t xml:space="preserve">✓  </w:t>
+        <w:t>✓</w:t>
+      </w:r>
+      <w:r>
+        <w:rPr>
+          <w:rFonts w:ascii="Segoe UI Emoji" w:eastAsia="Segoe UI Emoji" w:hAnsi="Segoe UI Emoji" w:cs="Segoe UI Emoji"/>
+          <w:color w:val="10B981"/>
+        </w:rPr>
+        <w:t xml:space="preserve">  </w:t>
       </w:r>
       <w:r>
         <w:rPr>
@@ -3408,7 +3704,14 @@
           <w:rFonts w:ascii="Segoe UI Emoji" w:eastAsia="Segoe UI Emoji" w:hAnsi="Segoe UI Emoji" w:cs="Segoe UI Emoji"/>
           <w:color w:val="10B981"/>
         </w:rPr>
-        <w:t xml:space="preserve">✓  </w:t>
+        <w:t>✓</w:t>
+      </w:r>
+      <w:r>
+        <w:rPr>
+          <w:rFonts w:ascii="Segoe UI Emoji" w:eastAsia="Segoe UI Emoji" w:hAnsi="Segoe UI Emoji" w:cs="Segoe UI Emoji"/>
+          <w:color w:val="10B981"/>
+        </w:rPr>
+        <w:t xml:space="preserve">  </w:t>
       </w:r>
       <w:r>
         <w:rPr>
@@ -3445,7 +3748,14 @@
           <w:rFonts w:ascii="Segoe UI Emoji" w:eastAsia="Segoe UI Emoji" w:hAnsi="Segoe UI Emoji" w:cs="Segoe UI Emoji"/>
           <w:color w:val="10B981"/>
         </w:rPr>
-        <w:t xml:space="preserve">✓  </w:t>
+        <w:t>✓</w:t>
+      </w:r>
+      <w:r>
+        <w:rPr>
+          <w:rFonts w:ascii="Segoe UI Emoji" w:eastAsia="Segoe UI Emoji" w:hAnsi="Segoe UI Emoji" w:cs="Segoe UI Emoji"/>
+          <w:color w:val="10B981"/>
+        </w:rPr>
+        <w:t xml:space="preserve">  </w:t>
       </w:r>
       <w:r>
         <w:rPr>
@@ -3468,7 +3778,14 @@
           <w:rFonts w:ascii="Segoe UI Emoji" w:eastAsia="Segoe UI Emoji" w:hAnsi="Segoe UI Emoji" w:cs="Segoe UI Emoji"/>
           <w:color w:val="10B981"/>
         </w:rPr>
-        <w:t xml:space="preserve">✓  </w:t>
+        <w:t>✓</w:t>
+      </w:r>
+      <w:r>
+        <w:rPr>
+          <w:rFonts w:ascii="Segoe UI Emoji" w:eastAsia="Segoe UI Emoji" w:hAnsi="Segoe UI Emoji" w:cs="Segoe UI Emoji"/>
+          <w:color w:val="10B981"/>
+        </w:rPr>
+        <w:t xml:space="preserve">  </w:t>
       </w:r>
       <w:r>
         <w:rPr>
@@ -3633,6 +3950,12 @@
         <w:gridCol w:w="9360"/>
       </w:tblGrid>
       <w:tr>
+        <w:tblPrEx>
+          <w:tblCellMar>
+            <w:top w:w="0" w:type="dxa"/>
+            <w:bottom w:w="0" w:type="dxa"/>
+          </w:tblCellMar>
+        </w:tblPrEx>
         <w:tc>
           <w:tcPr>
             <w:tcW w:w="9360" w:type="dxa"/>
@@ -3705,6 +4028,12 @@
         <w:gridCol w:w="2160"/>
       </w:tblGrid>
       <w:tr>
+        <w:tblPrEx>
+          <w:tblCellMar>
+            <w:top w:w="0" w:type="dxa"/>
+            <w:bottom w:w="0" w:type="dxa"/>
+          </w:tblCellMar>
+        </w:tblPrEx>
         <w:tc>
           <w:tcPr>
             <w:tcW w:w="7200" w:type="dxa"/>
@@ -3731,7 +4060,15 @@
                 <w:szCs w:val="26"/>
               </w:rPr>
               <w:lastRenderedPageBreak/>
-              <w:t xml:space="preserve">🤖  </w:t>
+              <w:t>🤖</w:t>
+            </w:r>
+            <w:r>
+              <w:rPr>
+                <w:rFonts w:ascii="Segoe UI Emoji" w:eastAsia="Segoe UI Emoji" w:hAnsi="Segoe UI Emoji" w:cs="Segoe UI Emoji"/>
+                <w:sz w:val="26"/>
+                <w:szCs w:val="26"/>
+              </w:rPr>
+              <w:t xml:space="preserve">  </w:t>
             </w:r>
             <w:r>
               <w:rPr>
@@ -3842,6 +4179,12 @@
         <w:gridCol w:w="4680"/>
       </w:tblGrid>
       <w:tr>
+        <w:tblPrEx>
+          <w:tblCellMar>
+            <w:top w:w="0" w:type="dxa"/>
+            <w:bottom w:w="0" w:type="dxa"/>
+          </w:tblCellMar>
+        </w:tblPrEx>
         <w:tc>
           <w:tcPr>
             <w:tcW w:w="4560" w:type="dxa"/>
@@ -3871,7 +4214,17 @@
                 <w:sz w:val="21"/>
                 <w:szCs w:val="21"/>
               </w:rPr>
-              <w:t>💼  Career Tools</w:t>
+              <w:t>💼</w:t>
+            </w:r>
+            <w:r>
+              <w:rPr>
+                <w:b/>
+                <w:bCs/>
+                <w:color w:val="1A1A2E"/>
+                <w:sz w:val="21"/>
+                <w:szCs w:val="21"/>
+              </w:rPr>
+              <w:t xml:space="preserve">  Career Tools</w:t>
             </w:r>
           </w:p>
           <w:p>
@@ -4040,7 +4393,27 @@
                 <w:sz w:val="21"/>
                 <w:szCs w:val="21"/>
               </w:rPr>
-              <w:t>✈️  Study Abroad Tools</w:t>
+              <w:t>✈</w:t>
+            </w:r>
+            <w:r>
+              <w:rPr>
+                <w:b/>
+                <w:bCs/>
+                <w:color w:val="1A1A2E"/>
+                <w:sz w:val="21"/>
+                <w:szCs w:val="21"/>
+              </w:rPr>
+              <w:t>️</w:t>
+            </w:r>
+            <w:r>
+              <w:rPr>
+                <w:b/>
+                <w:bCs/>
+                <w:color w:val="1A1A2E"/>
+                <w:sz w:val="21"/>
+                <w:szCs w:val="21"/>
+              </w:rPr>
+              <w:t xml:space="preserve">  Study Abroad Tools</w:t>
             </w:r>
           </w:p>
           <w:p>
@@ -4143,7 +4516,14 @@
           <w:rFonts w:ascii="Segoe UI Emoji" w:eastAsia="Segoe UI Emoji" w:hAnsi="Segoe UI Emoji" w:cs="Segoe UI Emoji"/>
           <w:color w:val="10B981"/>
         </w:rPr>
-        <w:t xml:space="preserve">✓  </w:t>
+        <w:t>✓</w:t>
+      </w:r>
+      <w:r>
+        <w:rPr>
+          <w:rFonts w:ascii="Segoe UI Emoji" w:eastAsia="Segoe UI Emoji" w:hAnsi="Segoe UI Emoji" w:cs="Segoe UI Emoji"/>
+          <w:color w:val="10B981"/>
+        </w:rPr>
+        <w:t xml:space="preserve">  </w:t>
       </w:r>
       <w:r>
         <w:rPr>
@@ -4166,7 +4546,14 @@
           <w:rFonts w:ascii="Segoe UI Emoji" w:eastAsia="Segoe UI Emoji" w:hAnsi="Segoe UI Emoji" w:cs="Segoe UI Emoji"/>
           <w:color w:val="10B981"/>
         </w:rPr>
-        <w:t xml:space="preserve">✓  </w:t>
+        <w:t>✓</w:t>
+      </w:r>
+      <w:r>
+        <w:rPr>
+          <w:rFonts w:ascii="Segoe UI Emoji" w:eastAsia="Segoe UI Emoji" w:hAnsi="Segoe UI Emoji" w:cs="Segoe UI Emoji"/>
+          <w:color w:val="10B981"/>
+        </w:rPr>
+        <w:t xml:space="preserve">  </w:t>
       </w:r>
       <w:r>
         <w:rPr>
@@ -4189,7 +4576,14 @@
           <w:rFonts w:ascii="Segoe UI Emoji" w:eastAsia="Segoe UI Emoji" w:hAnsi="Segoe UI Emoji" w:cs="Segoe UI Emoji"/>
           <w:color w:val="10B981"/>
         </w:rPr>
-        <w:t xml:space="preserve">✓  </w:t>
+        <w:t>✓</w:t>
+      </w:r>
+      <w:r>
+        <w:rPr>
+          <w:rFonts w:ascii="Segoe UI Emoji" w:eastAsia="Segoe UI Emoji" w:hAnsi="Segoe UI Emoji" w:cs="Segoe UI Emoji"/>
+          <w:color w:val="10B981"/>
+        </w:rPr>
+        <w:t xml:space="preserve">  </w:t>
       </w:r>
       <w:r>
         <w:rPr>
@@ -4230,6 +4624,12 @@
         <w:gridCol w:w="2160"/>
       </w:tblGrid>
       <w:tr>
+        <w:tblPrEx>
+          <w:tblCellMar>
+            <w:top w:w="0" w:type="dxa"/>
+            <w:bottom w:w="0" w:type="dxa"/>
+          </w:tblCellMar>
+        </w:tblPrEx>
         <w:tc>
           <w:tcPr>
             <w:tcW w:w="7200" w:type="dxa"/>
@@ -4256,7 +4656,15 @@
                 <w:szCs w:val="26"/>
               </w:rPr>
               <w:lastRenderedPageBreak/>
-              <w:t xml:space="preserve">🎨  </w:t>
+              <w:t>🎨</w:t>
+            </w:r>
+            <w:r>
+              <w:rPr>
+                <w:rFonts w:ascii="Segoe UI Emoji" w:eastAsia="Segoe UI Emoji" w:hAnsi="Segoe UI Emoji" w:cs="Segoe UI Emoji"/>
+                <w:sz w:val="26"/>
+                <w:szCs w:val="26"/>
+              </w:rPr>
+              <w:t xml:space="preserve">  </w:t>
             </w:r>
             <w:r>
               <w:rPr>
@@ -4357,6 +4765,12 @@
         <w:gridCol w:w="1872"/>
       </w:tblGrid>
       <w:tr>
+        <w:tblPrEx>
+          <w:tblCellMar>
+            <w:top w:w="0" w:type="dxa"/>
+            <w:bottom w:w="0" w:type="dxa"/>
+          </w:tblCellMar>
+        </w:tblPrEx>
         <w:tc>
           <w:tcPr>
             <w:tcW w:w="1872" w:type="dxa"/>
@@ -4474,6 +4888,12 @@
         </w:tc>
       </w:tr>
       <w:tr>
+        <w:tblPrEx>
+          <w:tblCellMar>
+            <w:top w:w="0" w:type="dxa"/>
+            <w:bottom w:w="0" w:type="dxa"/>
+          </w:tblCellMar>
+        </w:tblPrEx>
         <w:tc>
           <w:tcPr>
             <w:tcW w:w="1872" w:type="dxa"/>
@@ -4735,7 +5155,14 @@
           <w:rFonts w:ascii="Segoe UI Emoji" w:eastAsia="Segoe UI Emoji" w:hAnsi="Segoe UI Emoji" w:cs="Segoe UI Emoji"/>
           <w:color w:val="10B981"/>
         </w:rPr>
-        <w:t xml:space="preserve">✓  </w:t>
+        <w:t>✓</w:t>
+      </w:r>
+      <w:r>
+        <w:rPr>
+          <w:rFonts w:ascii="Segoe UI Emoji" w:eastAsia="Segoe UI Emoji" w:hAnsi="Segoe UI Emoji" w:cs="Segoe UI Emoji"/>
+          <w:color w:val="10B981"/>
+        </w:rPr>
+        <w:t xml:space="preserve">  </w:t>
       </w:r>
       <w:r>
         <w:rPr>
@@ -4772,7 +5199,14 @@
           <w:rFonts w:ascii="Segoe UI Emoji" w:eastAsia="Segoe UI Emoji" w:hAnsi="Segoe UI Emoji" w:cs="Segoe UI Emoji"/>
           <w:color w:val="10B981"/>
         </w:rPr>
-        <w:t xml:space="preserve">✓  </w:t>
+        <w:t>✓</w:t>
+      </w:r>
+      <w:r>
+        <w:rPr>
+          <w:rFonts w:ascii="Segoe UI Emoji" w:eastAsia="Segoe UI Emoji" w:hAnsi="Segoe UI Emoji" w:cs="Segoe UI Emoji"/>
+          <w:color w:val="10B981"/>
+        </w:rPr>
+        <w:t xml:space="preserve">  </w:t>
       </w:r>
       <w:r>
         <w:rPr>
@@ -4809,7 +5243,14 @@
           <w:rFonts w:ascii="Segoe UI Emoji" w:eastAsia="Segoe UI Emoji" w:hAnsi="Segoe UI Emoji" w:cs="Segoe UI Emoji"/>
           <w:color w:val="10B981"/>
         </w:rPr>
-        <w:t xml:space="preserve">✓  </w:t>
+        <w:t>✓</w:t>
+      </w:r>
+      <w:r>
+        <w:rPr>
+          <w:rFonts w:ascii="Segoe UI Emoji" w:eastAsia="Segoe UI Emoji" w:hAnsi="Segoe UI Emoji" w:cs="Segoe UI Emoji"/>
+          <w:color w:val="10B981"/>
+        </w:rPr>
+        <w:t xml:space="preserve">  </w:t>
       </w:r>
       <w:r>
         <w:rPr>
@@ -4840,7 +5281,14 @@
           <w:rFonts w:ascii="Segoe UI Emoji" w:eastAsia="Segoe UI Emoji" w:hAnsi="Segoe UI Emoji" w:cs="Segoe UI Emoji"/>
           <w:color w:val="10B981"/>
         </w:rPr>
-        <w:t xml:space="preserve">✓  </w:t>
+        <w:t>✓</w:t>
+      </w:r>
+      <w:r>
+        <w:rPr>
+          <w:rFonts w:ascii="Segoe UI Emoji" w:eastAsia="Segoe UI Emoji" w:hAnsi="Segoe UI Emoji" w:cs="Segoe UI Emoji"/>
+          <w:color w:val="10B981"/>
+        </w:rPr>
+        <w:t xml:space="preserve">  </w:t>
       </w:r>
       <w:r>
         <w:rPr>
@@ -4877,7 +5325,14 @@
           <w:rFonts w:ascii="Segoe UI Emoji" w:eastAsia="Segoe UI Emoji" w:hAnsi="Segoe UI Emoji" w:cs="Segoe UI Emoji"/>
           <w:color w:val="10B981"/>
         </w:rPr>
-        <w:t xml:space="preserve">✓  </w:t>
+        <w:t>✓</w:t>
+      </w:r>
+      <w:r>
+        <w:rPr>
+          <w:rFonts w:ascii="Segoe UI Emoji" w:eastAsia="Segoe UI Emoji" w:hAnsi="Segoe UI Emoji" w:cs="Segoe UI Emoji"/>
+          <w:color w:val="10B981"/>
+        </w:rPr>
+        <w:t xml:space="preserve">  </w:t>
       </w:r>
       <w:r>
         <w:rPr>
@@ -4947,21 +5402,7 @@
         <w:rPr>
           <w:color w:val="1A1A2E"/>
         </w:rPr>
-        <w:t xml:space="preserve">Clean </w:t>
-      </w:r>
-      <w:proofErr w:type="spellStart"/>
-      <w:r>
-        <w:rPr>
-          <w:color w:val="1A1A2E"/>
-        </w:rPr>
-        <w:t>SaaS</w:t>
-      </w:r>
-      <w:proofErr w:type="spellEnd"/>
-      <w:r>
-        <w:rPr>
-          <w:color w:val="1A1A2E"/>
-        </w:rPr>
-        <w:t xml:space="preserve"> aesthetics with </w:t>
+        <w:t xml:space="preserve">Clean SaaS aesthetics with </w:t>
       </w:r>
       <w:proofErr w:type="spellStart"/>
       <w:r>
@@ -5076,6 +5517,12 @@
         <w:gridCol w:w="2160"/>
       </w:tblGrid>
       <w:tr>
+        <w:tblPrEx>
+          <w:tblCellMar>
+            <w:top w:w="0" w:type="dxa"/>
+            <w:bottom w:w="0" w:type="dxa"/>
+          </w:tblCellMar>
+        </w:tblPrEx>
         <w:tc>
           <w:tcPr>
             <w:tcW w:w="7200" w:type="dxa"/>
@@ -5102,7 +5549,15 @@
                 <w:szCs w:val="26"/>
               </w:rPr>
               <w:lastRenderedPageBreak/>
-              <w:t xml:space="preserve">📝  </w:t>
+              <w:t>📝</w:t>
+            </w:r>
+            <w:r>
+              <w:rPr>
+                <w:rFonts w:ascii="Segoe UI Emoji" w:eastAsia="Segoe UI Emoji" w:hAnsi="Segoe UI Emoji" w:cs="Segoe UI Emoji"/>
+                <w:sz w:val="26"/>
+                <w:szCs w:val="26"/>
+              </w:rPr>
+              <w:t xml:space="preserve">  </w:t>
             </w:r>
             <w:r>
               <w:rPr>
@@ -5178,6 +5633,12 @@
         <w:gridCol w:w="9360"/>
       </w:tblGrid>
       <w:tr>
+        <w:tblPrEx>
+          <w:tblCellMar>
+            <w:top w:w="0" w:type="dxa"/>
+            <w:bottom w:w="0" w:type="dxa"/>
+          </w:tblCellMar>
+        </w:tblPrEx>
         <w:tc>
           <w:tcPr>
             <w:tcW w:w="9360" w:type="dxa"/>
@@ -5196,13 +5657,19 @@
             </w:tcMar>
           </w:tcPr>
           <w:p>
-            <w:proofErr w:type="gramStart"/>
             <w:r>
               <w:rPr>
                 <w:rFonts w:ascii="Segoe UI Emoji" w:eastAsia="Segoe UI Emoji" w:hAnsi="Segoe UI Emoji" w:cs="Segoe UI Emoji"/>
                 <w:color w:val="E53E3E"/>
               </w:rPr>
-              <w:t xml:space="preserve">⚠  </w:t>
+              <w:t>⚠</w:t>
+            </w:r>
+            <w:r>
+              <w:rPr>
+                <w:rFonts w:ascii="Segoe UI Emoji" w:eastAsia="Segoe UI Emoji" w:hAnsi="Segoe UI Emoji" w:cs="Segoe UI Emoji"/>
+                <w:color w:val="E53E3E"/>
+              </w:rPr>
+              <w:t xml:space="preserve">  </w:t>
             </w:r>
             <w:r>
               <w:rPr>
@@ -5210,16 +5677,7 @@
                 <w:sz w:val="21"/>
                 <w:szCs w:val="21"/>
               </w:rPr>
-              <w:t>A</w:t>
-            </w:r>
-            <w:proofErr w:type="gramEnd"/>
-            <w:r>
-              <w:rPr>
-                <w:color w:val="C53030"/>
-                <w:sz w:val="21"/>
-                <w:szCs w:val="21"/>
-              </w:rPr>
-              <w:t xml:space="preserve"> separate content file has been shared with revised copy and page content. Use that file as the primary source and replace existing content throughout the website accordingly. Do not retain any old placeholder or default copy anywhere on the site.</w:t>
+              <w:t>A separate content file has been shared with revised copy and page content. Use that file as the primary source and replace existing content throughout the website accordingly. Do not retain any old placeholder or default copy anywhere on the site.</w:t>
             </w:r>
           </w:p>
         </w:tc>
@@ -5252,6 +5710,12 @@
         <w:gridCol w:w="2160"/>
       </w:tblGrid>
       <w:tr>
+        <w:tblPrEx>
+          <w:tblCellMar>
+            <w:top w:w="0" w:type="dxa"/>
+            <w:bottom w:w="0" w:type="dxa"/>
+          </w:tblCellMar>
+        </w:tblPrEx>
         <w:tc>
           <w:tcPr>
             <w:tcW w:w="7200" w:type="dxa"/>
@@ -5277,7 +5741,15 @@
                 <w:sz w:val="26"/>
                 <w:szCs w:val="26"/>
               </w:rPr>
-              <w:t xml:space="preserve">🔐  </w:t>
+              <w:t>🔐</w:t>
+            </w:r>
+            <w:r>
+              <w:rPr>
+                <w:rFonts w:ascii="Segoe UI Emoji" w:eastAsia="Segoe UI Emoji" w:hAnsi="Segoe UI Emoji" w:cs="Segoe UI Emoji"/>
+                <w:sz w:val="26"/>
+                <w:szCs w:val="26"/>
+              </w:rPr>
+              <w:t xml:space="preserve">  </w:t>
             </w:r>
             <w:r>
               <w:rPr>
@@ -5353,6 +5825,12 @@
         <w:gridCol w:w="9360"/>
       </w:tblGrid>
       <w:tr>
+        <w:tblPrEx>
+          <w:tblCellMar>
+            <w:top w:w="0" w:type="dxa"/>
+            <w:bottom w:w="0" w:type="dxa"/>
+          </w:tblCellMar>
+        </w:tblPrEx>
         <w:tc>
           <w:tcPr>
             <w:tcW w:w="9360" w:type="dxa"/>
@@ -5371,13 +5849,19 @@
             </w:tcMar>
           </w:tcPr>
           <w:p>
-            <w:proofErr w:type="gramStart"/>
             <w:r>
               <w:rPr>
                 <w:rFonts w:ascii="Segoe UI Emoji" w:eastAsia="Segoe UI Emoji" w:hAnsi="Segoe UI Emoji" w:cs="Segoe UI Emoji"/>
                 <w:color w:val="E53E3E"/>
               </w:rPr>
-              <w:t xml:space="preserve">⚠  </w:t>
+              <w:t>⚠</w:t>
+            </w:r>
+            <w:r>
+              <w:rPr>
+                <w:rFonts w:ascii="Segoe UI Emoji" w:eastAsia="Segoe UI Emoji" w:hAnsi="Segoe UI Emoji" w:cs="Segoe UI Emoji"/>
+                <w:color w:val="E53E3E"/>
+              </w:rPr>
+              <w:t xml:space="preserve">  </w:t>
             </w:r>
             <w:r>
               <w:rPr>
@@ -5385,34 +5869,7 @@
                 <w:sz w:val="21"/>
                 <w:szCs w:val="21"/>
               </w:rPr>
-              <w:t>ISSUE</w:t>
-            </w:r>
-            <w:proofErr w:type="gramEnd"/>
-            <w:r>
-              <w:rPr>
-                <w:color w:val="C53030"/>
-                <w:sz w:val="21"/>
-                <w:szCs w:val="21"/>
-              </w:rPr>
-              <w:t xml:space="preserve">: The backend/admin panel is not functioning. Login credentials/password </w:t>
-            </w:r>
-            <w:proofErr w:type="gramStart"/>
-            <w:r>
-              <w:rPr>
-                <w:color w:val="C53030"/>
-                <w:sz w:val="21"/>
-                <w:szCs w:val="21"/>
-              </w:rPr>
-              <w:t>are</w:t>
-            </w:r>
-            <w:proofErr w:type="gramEnd"/>
-            <w:r>
-              <w:rPr>
-                <w:color w:val="C53030"/>
-                <w:sz w:val="21"/>
-                <w:szCs w:val="21"/>
-              </w:rPr>
-              <w:t xml:space="preserve"> not working — the admin dashboard is currently inaccessible. ACTION: Investigate and fix the authentication/login issue. Ensure the admin dashboard is fully operational before proceeding with other implementation tasks.</w:t>
+              <w:t>ISSUE: The backend/admin panel is not functioning. Login credentials/password are not working — the admin dashboard is currently inaccessible. ACTION: Investigate and fix the authentication/login issue. Ensure the admin dashboard is fully operational before proceeding with other implementation tasks.</w:t>
             </w:r>
           </w:p>
         </w:tc>
@@ -5452,7 +5909,14 @@
           <w:rFonts w:ascii="Segoe UI Emoji" w:eastAsia="Segoe UI Emoji" w:hAnsi="Segoe UI Emoji" w:cs="Segoe UI Emoji"/>
           <w:color w:val="10B981"/>
         </w:rPr>
-        <w:t xml:space="preserve">✓  </w:t>
+        <w:t>✓</w:t>
+      </w:r>
+      <w:r>
+        <w:rPr>
+          <w:rFonts w:ascii="Segoe UI Emoji" w:eastAsia="Segoe UI Emoji" w:hAnsi="Segoe UI Emoji" w:cs="Segoe UI Emoji"/>
+          <w:color w:val="10B981"/>
+        </w:rPr>
+        <w:t xml:space="preserve">  </w:t>
       </w:r>
       <w:r>
         <w:rPr>
@@ -5503,7 +5967,14 @@
           <w:rFonts w:ascii="Segoe UI Emoji" w:eastAsia="Segoe UI Emoji" w:hAnsi="Segoe UI Emoji" w:cs="Segoe UI Emoji"/>
           <w:color w:val="10B981"/>
         </w:rPr>
-        <w:t xml:space="preserve">✓  </w:t>
+        <w:t>✓</w:t>
+      </w:r>
+      <w:r>
+        <w:rPr>
+          <w:rFonts w:ascii="Segoe UI Emoji" w:eastAsia="Segoe UI Emoji" w:hAnsi="Segoe UI Emoji" w:cs="Segoe UI Emoji"/>
+          <w:color w:val="10B981"/>
+        </w:rPr>
+        <w:t xml:space="preserve">  </w:t>
       </w:r>
       <w:r>
         <w:rPr>
@@ -5526,7 +5997,14 @@
           <w:rFonts w:ascii="Segoe UI Emoji" w:eastAsia="Segoe UI Emoji" w:hAnsi="Segoe UI Emoji" w:cs="Segoe UI Emoji"/>
           <w:color w:val="10B981"/>
         </w:rPr>
-        <w:t xml:space="preserve">✓  </w:t>
+        <w:t>✓</w:t>
+      </w:r>
+      <w:r>
+        <w:rPr>
+          <w:rFonts w:ascii="Segoe UI Emoji" w:eastAsia="Segoe UI Emoji" w:hAnsi="Segoe UI Emoji" w:cs="Segoe UI Emoji"/>
+          <w:color w:val="10B981"/>
+        </w:rPr>
+        <w:t xml:space="preserve">  </w:t>
       </w:r>
       <w:r>
         <w:rPr>
@@ -5549,7 +6027,14 @@
           <w:rFonts w:ascii="Segoe UI Emoji" w:eastAsia="Segoe UI Emoji" w:hAnsi="Segoe UI Emoji" w:cs="Segoe UI Emoji"/>
           <w:color w:val="10B981"/>
         </w:rPr>
-        <w:t xml:space="preserve">✓  </w:t>
+        <w:t>✓</w:t>
+      </w:r>
+      <w:r>
+        <w:rPr>
+          <w:rFonts w:ascii="Segoe UI Emoji" w:eastAsia="Segoe UI Emoji" w:hAnsi="Segoe UI Emoji" w:cs="Segoe UI Emoji"/>
+          <w:color w:val="10B981"/>
+        </w:rPr>
+        <w:t xml:space="preserve">  </w:t>
       </w:r>
       <w:r>
         <w:rPr>
@@ -5572,7 +6057,14 @@
           <w:rFonts w:ascii="Segoe UI Emoji" w:eastAsia="Segoe UI Emoji" w:hAnsi="Segoe UI Emoji" w:cs="Segoe UI Emoji"/>
           <w:color w:val="10B981"/>
         </w:rPr>
-        <w:t xml:space="preserve">✓  </w:t>
+        <w:t>✓</w:t>
+      </w:r>
+      <w:r>
+        <w:rPr>
+          <w:rFonts w:ascii="Segoe UI Emoji" w:eastAsia="Segoe UI Emoji" w:hAnsi="Segoe UI Emoji" w:cs="Segoe UI Emoji"/>
+          <w:color w:val="10B981"/>
+        </w:rPr>
+        <w:t xml:space="preserve">  </w:t>
       </w:r>
       <w:r>
         <w:rPr>
@@ -5603,7 +6095,6 @@
         <w:jc w:val="center"/>
       </w:pPr>
       <w:proofErr w:type="spellStart"/>
-      <w:proofErr w:type="gramStart"/>
       <w:r>
         <w:rPr>
           <w:color w:val="666666"/>
@@ -5619,21 +6110,12 @@
           <w:sz w:val="18"/>
           <w:szCs w:val="18"/>
         </w:rPr>
-        <w:t xml:space="preserve">  •</w:t>
-      </w:r>
-      <w:proofErr w:type="gramEnd"/>
-      <w:r>
-        <w:rPr>
-          <w:color w:val="666666"/>
-          <w:sz w:val="18"/>
-          <w:szCs w:val="18"/>
-        </w:rPr>
-        <w:t xml:space="preserve">  Internal Developer Brief  •  Confidential</w:t>
+        <w:t xml:space="preserve">  •  Internal Developer Brief  •  Confidential</w:t>
       </w:r>
     </w:p>
     <w:sectPr>
-      <w:headerReference w:type="default" r:id="rId8"/>
-      <w:footerReference w:type="default" r:id="rId9"/>
+      <w:headerReference w:type="default" r:id="rId7"/>
+      <w:footerReference w:type="default" r:id="rId8"/>
       <w:pgSz w:w="12240" w:h="15840"/>
       <w:pgMar w:top="720" w:right="1080" w:bottom="1080" w:left="1080" w:header="708" w:footer="708" w:gutter="0"/>
       <w:cols w:space="720"/>
@@ -5644,7 +6126,7 @@
 </file>
 
 <file path=word/endnotes.xml><?xml version="1.0" encoding="utf-8"?>
-<w:endnotes xmlns:wpc="http://schemas.microsoft.com/office/word/2010/wordprocessingCanvas" xmlns:mc="http://schemas.openxmlformats.org/markup-compatibility/2006" xmlns:o="urn:schemas-microsoft-com:office:office" xmlns:r="http://schemas.openxmlformats.org/officeDocument/2006/relationships" xmlns:m="http://schemas.openxmlformats.org/officeDocument/2006/math" xmlns:v="urn:schemas-microsoft-com:vml" xmlns:wp14="http://schemas.microsoft.com/office/word/2010/wordprocessingDrawing" xmlns:wp="http://schemas.openxmlformats.org/drawingml/2006/wordprocessingDrawing" xmlns:w10="urn:schemas-microsoft-com:office:word" xmlns:w="http://schemas.openxmlformats.org/wordprocessingml/2006/main" xmlns:w14="http://schemas.microsoft.com/office/word/2010/wordml" xmlns:wpg="http://schemas.microsoft.com/office/word/2010/wordprocessingGroup" xmlns:wpi="http://schemas.microsoft.com/office/word/2010/wordprocessingInk" xmlns:wne="http://schemas.microsoft.com/office/word/2006/wordml" xmlns:wps="http://schemas.microsoft.com/office/word/2010/wordprocessingShape" mc:Ignorable="w14 wp14">
+<w:endnotes xmlns:wpc="http://schemas.microsoft.com/office/word/2010/wordprocessingCanvas" xmlns:cx="http://schemas.microsoft.com/office/drawing/2014/chartex" xmlns:cx1="http://schemas.microsoft.com/office/drawing/2015/9/8/chartex" xmlns:cx2="http://schemas.microsoft.com/office/drawing/2015/10/21/chartex" xmlns:cx3="http://schemas.microsoft.com/office/drawing/2016/5/9/chartex" xmlns:cx4="http://schemas.microsoft.com/office/drawing/2016/5/10/chartex" xmlns:cx5="http://schemas.microsoft.com/office/drawing/2016/5/11/chartex" xmlns:cx6="http://schemas.microsoft.com/office/drawing/2016/5/12/chartex" xmlns:cx7="http://schemas.microsoft.com/office/drawing/2016/5/13/chartex" xmlns:cx8="http://schemas.microsoft.com/office/drawing/2016/5/14/chartex" xmlns:mc="http://schemas.openxmlformats.org/markup-compatibility/2006" xmlns:aink="http://schemas.microsoft.com/office/drawing/2016/ink" xmlns:am3d="http://schemas.microsoft.com/office/drawing/2017/model3d" xmlns:o="urn:schemas-microsoft-com:office:office" xmlns:oel="http://schemas.microsoft.com/office/2019/extlst" xmlns:r="http://schemas.openxmlformats.org/officeDocument/2006/relationships" xmlns:m="http://schemas.openxmlformats.org/officeDocument/2006/math" xmlns:v="urn:schemas-microsoft-com:vml" xmlns:wp14="http://schemas.microsoft.com/office/word/2010/wordprocessingDrawing" xmlns:wp="http://schemas.openxmlformats.org/drawingml/2006/wordprocessingDrawing" xmlns:w10="urn:schemas-microsoft-com:office:word" xmlns:w="http://schemas.openxmlformats.org/wordprocessingml/2006/main" xmlns:w14="http://schemas.microsoft.com/office/word/2010/wordml" xmlns:w15="http://schemas.microsoft.com/office/word/2012/wordml" xmlns:w16cex="http://schemas.microsoft.com/office/word/2018/wordml/cex" xmlns:w16cid="http://schemas.microsoft.com/office/word/2016/wordml/cid" xmlns:w16="http://schemas.microsoft.com/office/word/2018/wordml" xmlns:w16du="http://schemas.microsoft.com/office/word/2023/wordml/word16du" xmlns:w16sdtdh="http://schemas.microsoft.com/office/word/2020/wordml/sdtdatahash" xmlns:w16sdtfl="http://schemas.microsoft.com/office/word/2024/wordml/sdtformatlock" xmlns:w16se="http://schemas.microsoft.com/office/word/2015/wordml/symex" xmlns:wpg="http://schemas.microsoft.com/office/word/2010/wordprocessingGroup" xmlns:wpi="http://schemas.microsoft.com/office/word/2010/wordprocessingInk" xmlns:wne="http://schemas.microsoft.com/office/word/2006/wordml" xmlns:wps="http://schemas.microsoft.com/office/word/2010/wordprocessingShape" mc:Ignorable="w14 w15 w16se w16cid w16 w16cex w16sdtdh w16sdtfl w16du wp14">
   <w:endnote w:type="separator" w:id="-1">
     <w:p>
       <w:r>
@@ -5663,7 +6145,7 @@
 </file>
 
 <file path=word/footer1.xml><?xml version="1.0" encoding="utf-8"?>
-<w:ftr xmlns:wpc="http://schemas.microsoft.com/office/word/2010/wordprocessingCanvas" xmlns:mc="http://schemas.openxmlformats.org/markup-compatibility/2006" xmlns:o="urn:schemas-microsoft-com:office:office" xmlns:r="http://schemas.openxmlformats.org/officeDocument/2006/relationships" xmlns:m="http://schemas.openxmlformats.org/officeDocument/2006/math" xmlns:v="urn:schemas-microsoft-com:vml" xmlns:wp14="http://schemas.microsoft.com/office/word/2010/wordprocessingDrawing" xmlns:wp="http://schemas.openxmlformats.org/drawingml/2006/wordprocessingDrawing" xmlns:w10="urn:schemas-microsoft-com:office:word" xmlns:w="http://schemas.openxmlformats.org/wordprocessingml/2006/main" xmlns:w14="http://schemas.microsoft.com/office/word/2010/wordml" xmlns:wpg="http://schemas.microsoft.com/office/word/2010/wordprocessingGroup" xmlns:wpi="http://schemas.microsoft.com/office/word/2010/wordprocessingInk" xmlns:wne="http://schemas.microsoft.com/office/word/2006/wordml" xmlns:wps="http://schemas.microsoft.com/office/word/2010/wordprocessingShape" mc:Ignorable="w14 wp14">
+<w:ftr xmlns:wpc="http://schemas.microsoft.com/office/word/2010/wordprocessingCanvas" xmlns:cx="http://schemas.microsoft.com/office/drawing/2014/chartex" xmlns:cx1="http://schemas.microsoft.com/office/drawing/2015/9/8/chartex" xmlns:cx2="http://schemas.microsoft.com/office/drawing/2015/10/21/chartex" xmlns:cx3="http://schemas.microsoft.com/office/drawing/2016/5/9/chartex" xmlns:cx4="http://schemas.microsoft.com/office/drawing/2016/5/10/chartex" xmlns:cx5="http://schemas.microsoft.com/office/drawing/2016/5/11/chartex" xmlns:cx6="http://schemas.microsoft.com/office/drawing/2016/5/12/chartex" xmlns:cx7="http://schemas.microsoft.com/office/drawing/2016/5/13/chartex" xmlns:cx8="http://schemas.microsoft.com/office/drawing/2016/5/14/chartex" xmlns:mc="http://schemas.openxmlformats.org/markup-compatibility/2006" xmlns:aink="http://schemas.microsoft.com/office/drawing/2016/ink" xmlns:am3d="http://schemas.microsoft.com/office/drawing/2017/model3d" xmlns:o="urn:schemas-microsoft-com:office:office" xmlns:oel="http://schemas.microsoft.com/office/2019/extlst" xmlns:r="http://schemas.openxmlformats.org/officeDocument/2006/relationships" xmlns:m="http://schemas.openxmlformats.org/officeDocument/2006/math" xmlns:v="urn:schemas-microsoft-com:vml" xmlns:wp14="http://schemas.microsoft.com/office/word/2010/wordprocessingDrawing" xmlns:wp="http://schemas.openxmlformats.org/drawingml/2006/wordprocessingDrawing" xmlns:w10="urn:schemas-microsoft-com:office:word" xmlns:w="http://schemas.openxmlformats.org/wordprocessingml/2006/main" xmlns:w14="http://schemas.microsoft.com/office/word/2010/wordml" xmlns:w15="http://schemas.microsoft.com/office/word/2012/wordml" xmlns:w16cex="http://schemas.microsoft.com/office/word/2018/wordml/cex" xmlns:w16cid="http://schemas.microsoft.com/office/word/2016/wordml/cid" xmlns:w16="http://schemas.microsoft.com/office/word/2018/wordml" xmlns:w16du="http://schemas.microsoft.com/office/word/2023/wordml/word16du" xmlns:w16sdtdh="http://schemas.microsoft.com/office/word/2020/wordml/sdtdatahash" xmlns:w16sdtfl="http://schemas.microsoft.com/office/word/2024/wordml/sdtformatlock" xmlns:w16se="http://schemas.microsoft.com/office/word/2015/wordml/symex" xmlns:wpg="http://schemas.microsoft.com/office/word/2010/wordprocessingGroup" xmlns:wpi="http://schemas.microsoft.com/office/word/2010/wordprocessingInk" xmlns:wne="http://schemas.microsoft.com/office/word/2006/wordml" xmlns:wps="http://schemas.microsoft.com/office/word/2010/wordprocessingShape" mc:Ignorable="w14 w15 w16se w16cid w16 w16cex w16sdtdh w16sdtfl w16du wp14">
   <w:p>
     <w:pPr>
       <w:pBdr>
@@ -5672,7 +6154,6 @@
       <w:spacing w:before="80"/>
     </w:pPr>
     <w:proofErr w:type="spellStart"/>
-    <w:proofErr w:type="gramStart"/>
     <w:r>
       <w:rPr>
         <w:color w:val="666666"/>
@@ -5688,16 +6169,7 @@
         <w:sz w:val="16"/>
         <w:szCs w:val="16"/>
       </w:rPr>
-      <w:t xml:space="preserve">  •</w:t>
-    </w:r>
-    <w:proofErr w:type="gramEnd"/>
-    <w:r>
-      <w:rPr>
-        <w:color w:val="666666"/>
-        <w:sz w:val="16"/>
-        <w:szCs w:val="16"/>
-      </w:rPr>
-      <w:t xml:space="preserve">  Confidential Internal Brief  •  Page </w:t>
+      <w:t xml:space="preserve">  •  Confidential Internal Brief  •  Page </w:t>
     </w:r>
     <w:r>
       <w:rPr>
@@ -5730,7 +6202,7 @@
         <w:sz w:val="16"/>
         <w:szCs w:val="16"/>
       </w:rPr>
-      <w:t>4</w:t>
+      <w:t>1</w:t>
     </w:r>
     <w:r>
       <w:rPr>
@@ -5745,7 +6217,7 @@
 </file>
 
 <file path=word/footnotes.xml><?xml version="1.0" encoding="utf-8"?>
-<w:footnotes xmlns:wpc="http://schemas.microsoft.com/office/word/2010/wordprocessingCanvas" xmlns:mc="http://schemas.openxmlformats.org/markup-compatibility/2006" xmlns:o="urn:schemas-microsoft-com:office:office" xmlns:r="http://schemas.openxmlformats.org/officeDocument/2006/relationships" xmlns:m="http://schemas.openxmlformats.org/officeDocument/2006/math" xmlns:v="urn:schemas-microsoft-com:vml" xmlns:wp14="http://schemas.microsoft.com/office/word/2010/wordprocessingDrawing" xmlns:wp="http://schemas.openxmlformats.org/drawingml/2006/wordprocessingDrawing" xmlns:w10="urn:schemas-microsoft-com:office:word" xmlns:w="http://schemas.openxmlformats.org/wordprocessingml/2006/main" xmlns:w14="http://schemas.microsoft.com/office/word/2010/wordml" xmlns:wpg="http://schemas.microsoft.com/office/word/2010/wordprocessingGroup" xmlns:wpi="http://schemas.microsoft.com/office/word/2010/wordprocessingInk" xmlns:wne="http://schemas.microsoft.com/office/word/2006/wordml" xmlns:wps="http://schemas.microsoft.com/office/word/2010/wordprocessingShape" mc:Ignorable="w14 wp14">
+<w:footnotes xmlns:wpc="http://schemas.microsoft.com/office/word/2010/wordprocessingCanvas" xmlns:cx="http://schemas.microsoft.com/office/drawing/2014/chartex" xmlns:cx1="http://schemas.microsoft.com/office/drawing/2015/9/8/chartex" xmlns:cx2="http://schemas.microsoft.com/office/drawing/2015/10/21/chartex" xmlns:cx3="http://schemas.microsoft.com/office/drawing/2016/5/9/chartex" xmlns:cx4="http://schemas.microsoft.com/office/drawing/2016/5/10/chartex" xmlns:cx5="http://schemas.microsoft.com/office/drawing/2016/5/11/chartex" xmlns:cx6="http://schemas.microsoft.com/office/drawing/2016/5/12/chartex" xmlns:cx7="http://schemas.microsoft.com/office/drawing/2016/5/13/chartex" xmlns:cx8="http://schemas.microsoft.com/office/drawing/2016/5/14/chartex" xmlns:mc="http://schemas.openxmlformats.org/markup-compatibility/2006" xmlns:aink="http://schemas.microsoft.com/office/drawing/2016/ink" xmlns:am3d="http://schemas.microsoft.com/office/drawing/2017/model3d" xmlns:o="urn:schemas-microsoft-com:office:office" xmlns:oel="http://schemas.microsoft.com/office/2019/extlst" xmlns:r="http://schemas.openxmlformats.org/officeDocument/2006/relationships" xmlns:m="http://schemas.openxmlformats.org/officeDocument/2006/math" xmlns:v="urn:schemas-microsoft-com:vml" xmlns:wp14="http://schemas.microsoft.com/office/word/2010/wordprocessingDrawing" xmlns:wp="http://schemas.openxmlformats.org/drawingml/2006/wordprocessingDrawing" xmlns:w10="urn:schemas-microsoft-com:office:word" xmlns:w="http://schemas.openxmlformats.org/wordprocessingml/2006/main" xmlns:w14="http://schemas.microsoft.com/office/word/2010/wordml" xmlns:w15="http://schemas.microsoft.com/office/word/2012/wordml" xmlns:w16cex="http://schemas.microsoft.com/office/word/2018/wordml/cex" xmlns:w16cid="http://schemas.microsoft.com/office/word/2016/wordml/cid" xmlns:w16="http://schemas.microsoft.com/office/word/2018/wordml" xmlns:w16du="http://schemas.microsoft.com/office/word/2023/wordml/word16du" xmlns:w16sdtdh="http://schemas.microsoft.com/office/word/2020/wordml/sdtdatahash" xmlns:w16sdtfl="http://schemas.microsoft.com/office/word/2024/wordml/sdtformatlock" xmlns:w16se="http://schemas.microsoft.com/office/word/2015/wordml/symex" xmlns:wpg="http://schemas.microsoft.com/office/word/2010/wordprocessingGroup" xmlns:wpi="http://schemas.microsoft.com/office/word/2010/wordprocessingInk" xmlns:wne="http://schemas.microsoft.com/office/word/2006/wordml" xmlns:wps="http://schemas.microsoft.com/office/word/2010/wordprocessingShape" mc:Ignorable="w14 w15 w16se w16cid w16 w16cex w16sdtdh w16sdtfl w16du wp14">
   <w:footnote w:type="separator" w:id="-1">
     <w:p>
       <w:r>
@@ -5764,7 +6236,7 @@
 </file>
 
 <file path=word/header1.xml><?xml version="1.0" encoding="utf-8"?>
-<w:hdr xmlns:wpc="http://schemas.microsoft.com/office/word/2010/wordprocessingCanvas" xmlns:mc="http://schemas.openxmlformats.org/markup-compatibility/2006" xmlns:o="urn:schemas-microsoft-com:office:office" xmlns:r="http://schemas.openxmlformats.org/officeDocument/2006/relationships" xmlns:m="http://schemas.openxmlformats.org/officeDocument/2006/math" xmlns:v="urn:schemas-microsoft-com:vml" xmlns:wp14="http://schemas.microsoft.com/office/word/2010/wordprocessingDrawing" xmlns:wp="http://schemas.openxmlformats.org/drawingml/2006/wordprocessingDrawing" xmlns:w10="urn:schemas-microsoft-com:office:word" xmlns:w="http://schemas.openxmlformats.org/wordprocessingml/2006/main" xmlns:w14="http://schemas.microsoft.com/office/word/2010/wordml" xmlns:wpg="http://schemas.microsoft.com/office/word/2010/wordprocessingGroup" xmlns:wpi="http://schemas.microsoft.com/office/word/2010/wordprocessingInk" xmlns:wne="http://schemas.microsoft.com/office/word/2006/wordml" xmlns:wps="http://schemas.microsoft.com/office/word/2010/wordprocessingShape" mc:Ignorable="w14 wp14">
+<w:hdr xmlns:wpc="http://schemas.microsoft.com/office/word/2010/wordprocessingCanvas" xmlns:cx="http://schemas.microsoft.com/office/drawing/2014/chartex" xmlns:cx1="http://schemas.microsoft.com/office/drawing/2015/9/8/chartex" xmlns:cx2="http://schemas.microsoft.com/office/drawing/2015/10/21/chartex" xmlns:cx3="http://schemas.microsoft.com/office/drawing/2016/5/9/chartex" xmlns:cx4="http://schemas.microsoft.com/office/drawing/2016/5/10/chartex" xmlns:cx5="http://schemas.microsoft.com/office/drawing/2016/5/11/chartex" xmlns:cx6="http://schemas.microsoft.com/office/drawing/2016/5/12/chartex" xmlns:cx7="http://schemas.microsoft.com/office/drawing/2016/5/13/chartex" xmlns:cx8="http://schemas.microsoft.com/office/drawing/2016/5/14/chartex" xmlns:mc="http://schemas.openxmlformats.org/markup-compatibility/2006" xmlns:aink="http://schemas.microsoft.com/office/drawing/2016/ink" xmlns:am3d="http://schemas.microsoft.com/office/drawing/2017/model3d" xmlns:o="urn:schemas-microsoft-com:office:office" xmlns:oel="http://schemas.microsoft.com/office/2019/extlst" xmlns:r="http://schemas.openxmlformats.org/officeDocument/2006/relationships" xmlns:m="http://schemas.openxmlformats.org/officeDocument/2006/math" xmlns:v="urn:schemas-microsoft-com:vml" xmlns:wp14="http://schemas.microsoft.com/office/word/2010/wordprocessingDrawing" xmlns:wp="http://schemas.openxmlformats.org/drawingml/2006/wordprocessingDrawing" xmlns:w10="urn:schemas-microsoft-com:office:word" xmlns:w="http://schemas.openxmlformats.org/wordprocessingml/2006/main" xmlns:w14="http://schemas.microsoft.com/office/word/2010/wordml" xmlns:w15="http://schemas.microsoft.com/office/word/2012/wordml" xmlns:w16cex="http://schemas.microsoft.com/office/word/2018/wordml/cex" xmlns:w16cid="http://schemas.microsoft.com/office/word/2016/wordml/cid" xmlns:w16="http://schemas.microsoft.com/office/word/2018/wordml" xmlns:w16du="http://schemas.microsoft.com/office/word/2023/wordml/word16du" xmlns:w16sdtdh="http://schemas.microsoft.com/office/word/2020/wordml/sdtdatahash" xmlns:w16sdtfl="http://schemas.microsoft.com/office/word/2024/wordml/sdtformatlock" xmlns:w16se="http://schemas.microsoft.com/office/word/2015/wordml/symex" xmlns:wpg="http://schemas.microsoft.com/office/word/2010/wordprocessingGroup" xmlns:wpi="http://schemas.microsoft.com/office/word/2010/wordprocessingInk" xmlns:wne="http://schemas.microsoft.com/office/word/2006/wordml" xmlns:wps="http://schemas.microsoft.com/office/word/2010/wordprocessingShape" mc:Ignorable="w14 w15 w16se w16cid w16 w16cex w16sdtdh w16sdtfl w16du wp14">
   <w:tbl>
     <w:tblPr>
       <w:tblW w:w="10080" w:type="dxa"/>
@@ -5787,6 +6259,12 @@
       <w:gridCol w:w="3080"/>
     </w:tblGrid>
     <w:tr>
+      <w:tblPrEx>
+        <w:tblCellMar>
+          <w:top w:w="0" w:type="dxa"/>
+          <w:bottom w:w="0" w:type="dxa"/>
+        </w:tblCellMar>
+      </w:tblPrEx>
       <w:tc>
         <w:tcPr>
           <w:tcW w:w="7000" w:type="dxa"/>
@@ -5860,8 +6338,8 @@
 </file>
 
 <file path=word/numbering.xml><?xml version="1.0" encoding="utf-8"?>
-<w:numbering xmlns:wpc="http://schemas.microsoft.com/office/word/2010/wordprocessingCanvas" xmlns:mc="http://schemas.openxmlformats.org/markup-compatibility/2006" xmlns:o="urn:schemas-microsoft-com:office:office" xmlns:r="http://schemas.openxmlformats.org/officeDocument/2006/relationships" xmlns:m="http://schemas.openxmlformats.org/officeDocument/2006/math" xmlns:v="urn:schemas-microsoft-com:vml" xmlns:wp14="http://schemas.microsoft.com/office/word/2010/wordprocessingDrawing" xmlns:wp="http://schemas.openxmlformats.org/drawingml/2006/wordprocessingDrawing" xmlns:w10="urn:schemas-microsoft-com:office:word" xmlns:w="http://schemas.openxmlformats.org/wordprocessingml/2006/main" xmlns:w14="http://schemas.microsoft.com/office/word/2010/wordml" xmlns:wpg="http://schemas.microsoft.com/office/word/2010/wordprocessingGroup" xmlns:wpi="http://schemas.microsoft.com/office/word/2010/wordprocessingInk" xmlns:wne="http://schemas.microsoft.com/office/word/2006/wordml" xmlns:wps="http://schemas.microsoft.com/office/word/2010/wordprocessingShape" mc:Ignorable="w14 wp14">
-  <w:abstractNum w:abstractNumId="0">
+<w:numbering xmlns:wpc="http://schemas.microsoft.com/office/word/2010/wordprocessingCanvas" xmlns:cx="http://schemas.microsoft.com/office/drawing/2014/chartex" xmlns:cx1="http://schemas.microsoft.com/office/drawing/2015/9/8/chartex" xmlns:cx2="http://schemas.microsoft.com/office/drawing/2015/10/21/chartex" xmlns:cx3="http://schemas.microsoft.com/office/drawing/2016/5/9/chartex" xmlns:cx4="http://schemas.microsoft.com/office/drawing/2016/5/10/chartex" xmlns:cx5="http://schemas.microsoft.com/office/drawing/2016/5/11/chartex" xmlns:cx6="http://schemas.microsoft.com/office/drawing/2016/5/12/chartex" xmlns:cx7="http://schemas.microsoft.com/office/drawing/2016/5/13/chartex" xmlns:cx8="http://schemas.microsoft.com/office/drawing/2016/5/14/chartex" xmlns:mc="http://schemas.openxmlformats.org/markup-compatibility/2006" xmlns:aink="http://schemas.microsoft.com/office/drawing/2016/ink" xmlns:am3d="http://schemas.microsoft.com/office/drawing/2017/model3d" xmlns:o="urn:schemas-microsoft-com:office:office" xmlns:oel="http://schemas.microsoft.com/office/2019/extlst" xmlns:r="http://schemas.openxmlformats.org/officeDocument/2006/relationships" xmlns:m="http://schemas.openxmlformats.org/officeDocument/2006/math" xmlns:v="urn:schemas-microsoft-com:vml" xmlns:wp14="http://schemas.microsoft.com/office/word/2010/wordprocessingDrawing" xmlns:wp="http://schemas.openxmlformats.org/drawingml/2006/wordprocessingDrawing" xmlns:w10="urn:schemas-microsoft-com:office:word" xmlns:w="http://schemas.openxmlformats.org/wordprocessingml/2006/main" xmlns:w14="http://schemas.microsoft.com/office/word/2010/wordml" xmlns:w15="http://schemas.microsoft.com/office/word/2012/wordml" xmlns:w16cex="http://schemas.microsoft.com/office/word/2018/wordml/cex" xmlns:w16cid="http://schemas.microsoft.com/office/word/2016/wordml/cid" xmlns:w16="http://schemas.microsoft.com/office/word/2018/wordml" xmlns:w16du="http://schemas.microsoft.com/office/word/2023/wordml/word16du" xmlns:w16sdtdh="http://schemas.microsoft.com/office/word/2020/wordml/sdtdatahash" xmlns:w16sdtfl="http://schemas.microsoft.com/office/word/2024/wordml/sdtformatlock" xmlns:w16se="http://schemas.microsoft.com/office/word/2015/wordml/symex" xmlns:wpg="http://schemas.microsoft.com/office/word/2010/wordprocessingGroup" xmlns:wpi="http://schemas.microsoft.com/office/word/2010/wordprocessingInk" xmlns:wne="http://schemas.microsoft.com/office/word/2006/wordml" xmlns:wps="http://schemas.microsoft.com/office/word/2010/wordprocessingShape" mc:Ignorable="w14 w15 w16se w16cid w16 w16cex w16sdtdh w16sdtfl w16du wp14">
+  <w:abstractNum w:abstractNumId="0" w15:restartNumberingAfterBreak="0">
     <w:nsid w:val="095D68C2"/>
     <w:multiLevelType w:val="hybridMultilevel"/>
     <w:tmpl w:val="FFFFFFFF"/>
@@ -5915,7 +6393,7 @@
       <w:lvlJc w:val="left"/>
     </w:lvl>
   </w:abstractNum>
-  <w:abstractNum w:abstractNumId="1">
+  <w:abstractNum w:abstractNumId="1" w15:restartNumberingAfterBreak="0">
     <w:nsid w:val="6F346390"/>
     <w:multiLevelType w:val="hybridMultilevel"/>
     <w:tmpl w:val="FFFFFFFF"/>
@@ -5969,7 +6447,7 @@
       <w:lvlJc w:val="left"/>
     </w:lvl>
   </w:abstractNum>
-  <w:abstractNum w:abstractNumId="2">
+  <w:abstractNum w:abstractNumId="2" w15:restartNumberingAfterBreak="0">
     <w:nsid w:val="7EC1060E"/>
     <w:multiLevelType w:val="hybridMultilevel"/>
     <w:tmpl w:val="FFFFFFFF"/>
@@ -6055,19 +6533,19 @@
       </w:pPr>
     </w:lvl>
   </w:abstractNum>
-  <w:num w:numId="1">
+  <w:num w:numId="1" w16cid:durableId="1359432842">
     <w:abstractNumId w:val="2"/>
     <w:lvlOverride w:ilvl="0">
       <w:startOverride w:val="1"/>
     </w:lvlOverride>
   </w:num>
-  <w:num w:numId="2">
+  <w:num w:numId="2" w16cid:durableId="1063871692">
     <w:abstractNumId w:val="0"/>
     <w:lvlOverride w:ilvl="0">
       <w:startOverride w:val="1"/>
     </w:lvlOverride>
   </w:num>
-  <w:num w:numId="3">
+  <w:num w:numId="3" w16cid:durableId="375932228">
     <w:abstractNumId w:val="1"/>
     <w:lvlOverride w:ilvl="0">
       <w:startOverride w:val="1"/>
@@ -6077,7 +6555,7 @@
 </file>
 
 <file path=word/styles.xml><?xml version="1.0" encoding="utf-8"?>
-<w:styles xmlns:mc="http://schemas.openxmlformats.org/markup-compatibility/2006" xmlns:r="http://schemas.openxmlformats.org/officeDocument/2006/relationships" xmlns:w="http://schemas.openxmlformats.org/wordprocessingml/2006/main" xmlns:w14="http://schemas.microsoft.com/office/word/2010/wordml" mc:Ignorable="w14">
+<w:styles xmlns:mc="http://schemas.openxmlformats.org/markup-compatibility/2006" xmlns:r="http://schemas.openxmlformats.org/officeDocument/2006/relationships" xmlns:w="http://schemas.openxmlformats.org/wordprocessingml/2006/main" xmlns:w14="http://schemas.microsoft.com/office/word/2010/wordml" xmlns:w15="http://schemas.microsoft.com/office/word/2012/wordml" xmlns:w16cex="http://schemas.microsoft.com/office/word/2018/wordml/cex" xmlns:w16cid="http://schemas.microsoft.com/office/word/2016/wordml/cid" xmlns:w16="http://schemas.microsoft.com/office/word/2018/wordml" xmlns:w16du="http://schemas.microsoft.com/office/word/2023/wordml/word16du" xmlns:w16sdtdh="http://schemas.microsoft.com/office/word/2020/wordml/sdtdatahash" xmlns:w16sdtfl="http://schemas.microsoft.com/office/word/2024/wordml/sdtformatlock" xmlns:w16se="http://schemas.microsoft.com/office/word/2015/wordml/symex" mc:Ignorable="w14 w15 w16se w16cid w16 w16cex w16sdtdh w16sdtfl w16du">
   <w:docDefaults>
     <w:rPrDefault>
       <w:rPr>
@@ -6089,511 +6567,383 @@
     </w:rPrDefault>
     <w:pPrDefault/>
   </w:docDefaults>
-  <w:latentStyles w:defLockedState="0" w:defUIPriority="99" w:defSemiHidden="1" w:defUnhideWhenUsed="1" w:defQFormat="0" w:count="267">
-    <w:lsdException w:name="Normal" w:semiHidden="0" w:uiPriority="0" w:unhideWhenUsed="0" w:qFormat="1"/>
-    <w:lsdException w:name="heading 1" w:semiHidden="0" w:uiPriority="9" w:unhideWhenUsed="0" w:qFormat="1"/>
-    <w:lsdException w:name="heading 2" w:uiPriority="9" w:qFormat="1"/>
-    <w:lsdException w:name="heading 3" w:uiPriority="9" w:qFormat="1"/>
-    <w:lsdException w:name="heading 4" w:uiPriority="9" w:qFormat="1"/>
-    <w:lsdException w:name="heading 5" w:uiPriority="9" w:qFormat="1"/>
-    <w:lsdException w:name="heading 6" w:uiPriority="9" w:qFormat="1"/>
-    <w:lsdException w:name="heading 7" w:uiPriority="9" w:qFormat="1"/>
-    <w:lsdException w:name="heading 8" w:uiPriority="9" w:qFormat="1"/>
-    <w:lsdException w:name="heading 9" w:uiPriority="9" w:qFormat="1"/>
-    <w:lsdException w:name="toc 1" w:uiPriority="39"/>
-    <w:lsdException w:name="toc 2" w:uiPriority="39"/>
-    <w:lsdException w:name="toc 3" w:uiPriority="39"/>
-    <w:lsdException w:name="toc 4" w:uiPriority="39"/>
-    <w:lsdException w:name="toc 5" w:uiPriority="39"/>
-    <w:lsdException w:name="toc 6" w:uiPriority="39"/>
-    <w:lsdException w:name="toc 7" w:uiPriority="39"/>
-    <w:lsdException w:name="toc 8" w:uiPriority="39"/>
-    <w:lsdException w:name="toc 9" w:uiPriority="39"/>
-    <w:lsdException w:name="caption" w:uiPriority="35" w:qFormat="1"/>
-    <w:lsdException w:name="Title" w:semiHidden="0" w:uiPriority="10" w:unhideWhenUsed="0" w:qFormat="1"/>
-    <w:lsdException w:name="Default Paragraph Font" w:uiPriority="1"/>
-    <w:lsdException w:name="Subtitle" w:semiHidden="0" w:uiPriority="11" w:unhideWhenUsed="0" w:qFormat="1"/>
-    <w:lsdException w:name="Strong" w:semiHidden="0" w:uiPriority="22" w:unhideWhenUsed="0" w:qFormat="1"/>
-    <w:lsdException w:name="Emphasis" w:semiHidden="0" w:uiPriority="20" w:unhideWhenUsed="0" w:qFormat="1"/>
-    <w:lsdException w:name="Table Grid" w:semiHidden="0" w:uiPriority="39" w:unhideWhenUsed="0"/>
-    <w:lsdException w:name="Placeholder Text" w:unhideWhenUsed="0"/>
-    <w:lsdException w:name="No Spacing" w:semiHidden="0" w:uiPriority="1" w:unhideWhenUsed="0" w:qFormat="1"/>
-    <w:lsdException w:name="Light Shading" w:semiHidden="0" w:uiPriority="60" w:unhideWhenUsed="0"/>
-    <w:lsdException w:name="Light List" w:semiHidden="0" w:uiPriority="61" w:unhideWhenUsed="0"/>
-    <w:lsdException w:name="Light Grid" w:semiHidden="0" w:uiPriority="62" w:unhideWhenUsed="0"/>
-    <w:lsdException w:name="Medium Shading 1" w:semiHidden="0" w:uiPriority="63" w:unhideWhenUsed="0"/>
-    <w:lsdException w:name="Medium Shading 2" w:semiHidden="0" w:uiPriority="64" w:unhideWhenUsed="0"/>
-    <w:lsdException w:name="Medium List 1" w:semiHidden="0" w:uiPriority="65" w:unhideWhenUsed="0"/>
-    <w:lsdException w:name="Medium List 2" w:semiHidden="0" w:uiPriority="66" w:unhideWhenUsed="0"/>
-    <w:lsdException w:name="Medium Grid 1" w:semiHidden="0" w:uiPriority="67" w:unhideWhenUsed="0"/>
-    <w:lsdException w:name="Medium Grid 2" w:semiHidden="0" w:uiPriority="68" w:unhideWhenUsed="0"/>
-    <w:lsdException w:name="Medium Grid 3" w:semiHidden="0" w:uiPriority="69" w:unhideWhenUsed="0"/>
-    <w:lsdException w:name="Dark List" w:semiHidden="0" w:uiPriority="70" w:unhideWhenUsed="0"/>
-    <w:lsdException w:name="Colorful Shading" w:semiHidden="0" w:uiPriority="71" w:unhideWhenUsed="0"/>
-    <w:lsdException w:name="Colorful List" w:semiHidden="0" w:uiPriority="72" w:unhideWhenUsed="0"/>
-    <w:lsdException w:name="Colorful Grid" w:semiHidden="0" w:uiPriority="73" w:unhideWhenUsed="0"/>
-    <w:lsdException w:name="Light Shading Accent 1" w:semiHidden="0" w:uiPriority="60" w:unhideWhenUsed="0"/>
-    <w:lsdException w:name="Light List Accent 1" w:semiHidden="0" w:uiPriority="61" w:unhideWhenUsed="0"/>
-    <w:lsdException w:name="Light Grid Accent 1" w:semiHidden="0" w:uiPriority="62" w:unhideWhenUsed="0"/>
-    <w:lsdException w:name="Medium Shading 1 Accent 1" w:semiHidden="0" w:uiPriority="63" w:unhideWhenUsed="0"/>
-    <w:lsdException w:name="Medium Shading 2 Accent 1" w:semiHidden="0" w:uiPriority="64" w:unhideWhenUsed="0"/>
-    <w:lsdException w:name="Medium List 1 Accent 1" w:semiHidden="0" w:uiPriority="65" w:unhideWhenUsed="0"/>
-    <w:lsdException w:name="Revision" w:unhideWhenUsed="0"/>
-    <w:lsdException w:name="List Paragraph" w:semiHidden="0" w:uiPriority="34" w:unhideWhenUsed="0" w:qFormat="1"/>
-    <w:lsdException w:name="Quote" w:semiHidden="0" w:uiPriority="29" w:unhideWhenUsed="0" w:qFormat="1"/>
-    <w:lsdException w:name="Intense Quote" w:semiHidden="0" w:uiPriority="30" w:unhideWhenUsed="0" w:qFormat="1"/>
-    <w:lsdException w:name="Medium List 2 Accent 1" w:semiHidden="0" w:uiPriority="66" w:unhideWhenUsed="0"/>
-    <w:lsdException w:name="Medium Grid 1 Accent 1" w:semiHidden="0" w:uiPriority="67" w:unhideWhenUsed="0"/>
-    <w:lsdException w:name="Medium Grid 2 Accent 1" w:semiHidden="0" w:uiPriority="68" w:unhideWhenUsed="0"/>
-    <w:lsdException w:name="Medium Grid 3 Accent 1" w:semiHidden="0" w:uiPriority="69" w:unhideWhenUsed="0"/>
-    <w:lsdException w:name="Dark List Accent 1" w:semiHidden="0" w:uiPriority="70" w:unhideWhenUsed="0"/>
-    <w:lsdException w:name="Colorful Shading Accent 1" w:semiHidden="0" w:uiPriority="71" w:unhideWhenUsed="0"/>
-    <w:lsdException w:name="Colorful List Accent 1" w:semiHidden="0" w:uiPriority="72" w:unhideWhenUsed="0"/>
-    <w:lsdException w:name="Colorful Grid Accent 1" w:semiHidden="0" w:uiPriority="73" w:unhideWhenUsed="0"/>
-    <w:lsdException w:name="Light Shading Accent 2" w:semiHidden="0" w:uiPriority="60" w:unhideWhenUsed="0"/>
-    <w:lsdException w:name="Light List Accent 2" w:semiHidden="0" w:uiPriority="61" w:unhideWhenUsed="0"/>
-    <w:lsdException w:name="Light Grid Accent 2" w:semiHidden="0" w:uiPriority="62" w:unhideWhenUsed="0"/>
-    <w:lsdException w:name="Medium Shading 1 Accent 2" w:semiHidden="0" w:uiPriority="63" w:unhideWhenUsed="0"/>
-    <w:lsdException w:name="Medium Shading 2 Accent 2" w:semiHidden="0" w:uiPriority="64" w:unhideWhenUsed="0"/>
-    <w:lsdException w:name="Medium List 1 Accent 2" w:semiHidden="0" w:uiPriority="65" w:unhideWhenUsed="0"/>
-    <w:lsdException w:name="Medium List 2 Accent 2" w:semiHidden="0" w:uiPriority="66" w:unhideWhenUsed="0"/>
-    <w:lsdException w:name="Medium Grid 1 Accent 2" w:semiHidden="0" w:uiPriority="67" w:unhideWhenUsed="0"/>
-    <w:lsdException w:name="Medium Grid 2 Accent 2" w:semiHidden="0" w:uiPriority="68" w:unhideWhenUsed="0"/>
-    <w:lsdException w:name="Medium Grid 3 Accent 2" w:semiHidden="0" w:uiPriority="69" w:unhideWhenUsed="0"/>
-    <w:lsdException w:name="Dark List Accent 2" w:semiHidden="0" w:uiPriority="70" w:unhideWhenUsed="0"/>
-    <w:lsdException w:name="Colorful Shading Accent 2" w:semiHidden="0" w:uiPriority="71" w:unhideWhenUsed="0"/>
-    <w:lsdException w:name="Colorful List Accent 2" w:semiHidden="0" w:uiPriority="72" w:unhideWhenUsed="0"/>
-    <w:lsdException w:name="Colorful Grid Accent 2" w:semiHidden="0" w:uiPriority="73" w:unhideWhenUsed="0"/>
-    <w:lsdException w:name="Light Shading Accent 3" w:semiHidden="0" w:uiPriority="60" w:unhideWhenUsed="0"/>
-    <w:lsdException w:name="Light List Accent 3" w:semiHidden="0" w:uiPriority="61" w:unhideWhenUsed="0"/>
-    <w:lsdException w:name="Light Grid Accent 3" w:semiHidden="0" w:uiPriority="62" w:unhideWhenUsed="0"/>
-    <w:lsdException w:name="Medium Shading 1 Accent 3" w:semiHidden="0" w:uiPriority="63" w:unhideWhenUsed="0"/>
-    <w:lsdException w:name="Medium Shading 2 Accent 3" w:semiHidden="0" w:uiPriority="64" w:unhideWhenUsed="0"/>
-    <w:lsdException w:name="Medium List 1 Accent 3" w:semiHidden="0" w:uiPriority="65" w:unhideWhenUsed="0"/>
-    <w:lsdException w:name="Medium List 2 Accent 3" w:semiHidden="0" w:uiPriority="66" w:unhideWhenUsed="0"/>
-    <w:lsdException w:name="Medium Grid 1 Accent 3" w:semiHidden="0" w:uiPriority="67" w:unhideWhenUsed="0"/>
-    <w:lsdException w:name="Medium Grid 2 Accent 3" w:semiHidden="0" w:uiPriority="68" w:unhideWhenUsed="0"/>
-    <w:lsdException w:name="Medium Grid 3 Accent 3" w:semiHidden="0" w:uiPriority="69" w:unhideWhenUsed="0"/>
-    <w:lsdException w:name="Dark List Accent 3" w:semiHidden="0" w:uiPriority="70" w:unhideWhenUsed="0"/>
-    <w:lsdException w:name="Colorful Shading Accent 3" w:semiHidden="0" w:uiPriority="71" w:unhideWhenUsed="0"/>
-    <w:lsdException w:name="Colorful List Accent 3" w:semiHidden="0" w:uiPriority="72" w:unhideWhenUsed="0"/>
-    <w:lsdException w:name="Colorful Grid Accent 3" w:semiHidden="0" w:uiPriority="73" w:unhideWhenUsed="0"/>
-    <w:lsdException w:name="Light Shading Accent 4" w:semiHidden="0" w:uiPriority="60" w:unhideWhenUsed="0"/>
-    <w:lsdException w:name="Light List Accent 4" w:semiHidden="0" w:uiPriority="61" w:unhideWhenUsed="0"/>
-    <w:lsdException w:name="Light Grid Accent 4" w:semiHidden="0" w:uiPriority="62" w:unhideWhenUsed="0"/>
-    <w:lsdException w:name="Medium Shading 1 Accent 4" w:semiHidden="0" w:uiPriority="63" w:unhideWhenUsed="0"/>
-    <w:lsdException w:name="Medium Shading 2 Accent 4" w:semiHidden="0" w:uiPriority="64" w:unhideWhenUsed="0"/>
-    <w:lsdException w:name="Medium List 1 Accent 4" w:semiHidden="0" w:uiPriority="65" w:unhideWhenUsed="0"/>
-    <w:lsdException w:name="Medium List 2 Accent 4" w:semiHidden="0" w:uiPriority="66" w:unhideWhenUsed="0"/>
-    <w:lsdException w:name="Medium Grid 1 Accent 4" w:semiHidden="0" w:uiPriority="67" w:unhideWhenUsed="0"/>
-    <w:lsdException w:name="Medium Grid 2 Accent 4" w:semiHidden="0" w:uiPriority="68" w:unhideWhenUsed="0"/>
-    <w:lsdException w:name="Medium Grid 3 Accent 4" w:semiHidden="0" w:uiPriority="69" w:unhideWhenUsed="0"/>
-    <w:lsdException w:name="Dark List Accent 4" w:semiHidden="0" w:uiPriority="70" w:unhideWhenUsed="0"/>
-    <w:lsdException w:name="Colorful Shading Accent 4" w:semiHidden="0" w:uiPriority="71" w:unhideWhenUsed="0"/>
-    <w:lsdException w:name="Colorful List Accent 4" w:semiHidden="0" w:uiPriority="72" w:unhideWhenUsed="0"/>
-    <w:lsdException w:name="Colorful Grid Accent 4" w:semiHidden="0" w:uiPriority="73" w:unhideWhenUsed="0"/>
-    <w:lsdException w:name="Light Shading Accent 5" w:semiHidden="0" w:uiPriority="60" w:unhideWhenUsed="0"/>
-    <w:lsdException w:name="Light List Accent 5" w:semiHidden="0" w:uiPriority="61" w:unhideWhenUsed="0"/>
-    <w:lsdException w:name="Light Grid Accent 5" w:semiHidden="0" w:uiPriority="62" w:unhideWhenUsed="0"/>
-    <w:lsdException w:name="Medium Shading 1 Accent 5" w:semiHidden="0" w:uiPriority="63" w:unhideWhenUsed="0"/>
-    <w:lsdException w:name="Medium Shading 2 Accent 5" w:semiHidden="0" w:uiPriority="64" w:unhideWhenUsed="0"/>
-    <w:lsdException w:name="Medium List 1 Accent 5" w:semiHidden="0" w:uiPriority="65" w:unhideWhenUsed="0"/>
-    <w:lsdException w:name="Medium List 2 Accent 5" w:semiHidden="0" w:uiPriority="66" w:unhideWhenUsed="0"/>
-    <w:lsdException w:name="Medium Grid 1 Accent 5" w:semiHidden="0" w:uiPriority="67" w:unhideWhenUsed="0"/>
-    <w:lsdException w:name="Medium Grid 2 Accent 5" w:semiHidden="0" w:uiPriority="68" w:unhideWhenUsed="0"/>
-    <w:lsdException w:name="Medium Grid 3 Accent 5" w:semiHidden="0" w:uiPriority="69" w:unhideWhenUsed="0"/>
-    <w:lsdException w:name="Dark List Accent 5" w:semiHidden="0" w:uiPriority="70" w:unhideWhenUsed="0"/>
-    <w:lsdException w:name="Colorful Shading Accent 5" w:semiHidden="0" w:uiPriority="71" w:unhideWhenUsed="0"/>
-    <w:lsdException w:name="Colorful List Accent 5" w:semiHidden="0" w:uiPriority="72" w:unhideWhenUsed="0"/>
-    <w:lsdException w:name="Colorful Grid Accent 5" w:semiHidden="0" w:uiPriority="73" w:unhideWhenUsed="0"/>
-    <w:lsdException w:name="Light Shading Accent 6" w:semiHidden="0" w:uiPriority="60" w:unhideWhenUsed="0"/>
-    <w:lsdException w:name="Light List Accent 6" w:semiHidden="0" w:uiPriority="61" w:unhideWhenUsed="0"/>
-    <w:lsdException w:name="Light Grid Accent 6" w:semiHidden="0" w:uiPriority="62" w:unhideWhenUsed="0"/>
-    <w:lsdException w:name="Medium Shading 1 Accent 6" w:semiHidden="0" w:uiPriority="63" w:unhideWhenUsed="0"/>
-    <w:lsdException w:name="Medium Shading 2 Accent 6" w:semiHidden="0" w:uiPriority="64" w:unhideWhenUsed="0"/>
-    <w:lsdException w:name="Medium List 1 Accent 6" w:semiHidden="0" w:uiPriority="65" w:unhideWhenUsed="0"/>
-    <w:lsdException w:name="Medium List 2 Accent 6" w:semiHidden="0" w:uiPriority="66" w:unhideWhenUsed="0"/>
-    <w:lsdException w:name="Medium Grid 1 Accent 6" w:semiHidden="0" w:uiPriority="67" w:unhideWhenUsed="0"/>
-    <w:lsdException w:name="Medium Grid 2 Accent 6" w:semiHidden="0" w:uiPriority="68" w:unhideWhenUsed="0"/>
-    <w:lsdException w:name="Medium Grid 3 Accent 6" w:semiHidden="0" w:uiPriority="69" w:unhideWhenUsed="0"/>
-    <w:lsdException w:name="Dark List Accent 6" w:semiHidden="0" w:uiPriority="70" w:unhideWhenUsed="0"/>
-    <w:lsdException w:name="Colorful Shading Accent 6" w:semiHidden="0" w:uiPriority="71" w:unhideWhenUsed="0"/>
-    <w:lsdException w:name="Colorful List Accent 6" w:semiHidden="0" w:uiPriority="72" w:unhideWhenUsed="0"/>
-    <w:lsdException w:name="Colorful Grid Accent 6" w:semiHidden="0" w:uiPriority="73" w:unhideWhenUsed="0"/>
-    <w:lsdException w:name="Subtle Emphasis" w:semiHidden="0" w:uiPriority="19" w:unhideWhenUsed="0" w:qFormat="1"/>
-    <w:lsdException w:name="Intense Emphasis" w:semiHidden="0" w:uiPriority="21" w:unhideWhenUsed="0" w:qFormat="1"/>
-    <w:lsdException w:name="Subtle Reference" w:semiHidden="0" w:uiPriority="31" w:unhideWhenUsed="0" w:qFormat="1"/>
-    <w:lsdException w:name="Intense Reference" w:semiHidden="0" w:uiPriority="32" w:unhideWhenUsed="0" w:qFormat="1"/>
-    <w:lsdException w:name="Book Title" w:semiHidden="0" w:uiPriority="33" w:unhideWhenUsed="0" w:qFormat="1"/>
-    <w:lsdException w:name="Bibliography" w:uiPriority="37"/>
-    <w:lsdException w:name="TOC Heading" w:uiPriority="39" w:qFormat="1"/>
-  </w:latentStyles>
-  <w:style w:type="paragraph" w:default="1" w:styleId="Normal">
-    <w:name w:val="Normal"/>
-    <w:qFormat/>
-  </w:style>
-  <w:style w:type="paragraph" w:styleId="Heading1">
-    <w:name w:val="heading 1"/>
-    <w:uiPriority w:val="9"/>
-    <w:qFormat/>
-    <w:pPr>
-      <w:outlineLvl w:val="0"/>
-    </w:pPr>
-    <w:rPr>
-      <w:b/>
-      <w:bCs/>
-      <w:color w:val="FFFFFF"/>
-      <w:sz w:val="40"/>
-      <w:szCs w:val="40"/>
-    </w:rPr>
-  </w:style>
-  <w:style w:type="paragraph" w:styleId="Heading2">
-    <w:name w:val="heading 2"/>
-    <w:uiPriority w:val="9"/>
-    <w:semiHidden/>
-    <w:unhideWhenUsed/>
-    <w:qFormat/>
-    <w:pPr>
-      <w:spacing w:before="200" w:after="100"/>
-      <w:outlineLvl w:val="1"/>
-    </w:pPr>
-    <w:rPr>
-      <w:b/>
-      <w:bCs/>
-      <w:color w:val="1A1A2E"/>
-      <w:sz w:val="28"/>
-      <w:szCs w:val="28"/>
-    </w:rPr>
-  </w:style>
-  <w:style w:type="paragraph" w:styleId="Heading3">
-    <w:name w:val="heading 3"/>
-    <w:uiPriority w:val="9"/>
-    <w:semiHidden/>
-    <w:unhideWhenUsed/>
-    <w:qFormat/>
-    <w:pPr>
-      <w:outlineLvl w:val="2"/>
-    </w:pPr>
-    <w:rPr>
-      <w:color w:val="1F4D78"/>
-      <w:sz w:val="24"/>
-      <w:szCs w:val="24"/>
-    </w:rPr>
-  </w:style>
-  <w:style w:type="paragraph" w:styleId="Heading4">
-    <w:name w:val="heading 4"/>
-    <w:uiPriority w:val="9"/>
-    <w:semiHidden/>
-    <w:unhideWhenUsed/>
-    <w:qFormat/>
-    <w:pPr>
-      <w:outlineLvl w:val="3"/>
-    </w:pPr>
-    <w:rPr>
-      <w:i/>
-      <w:iCs/>
-      <w:color w:val="2E74B5"/>
-    </w:rPr>
-  </w:style>
-  <w:style w:type="paragraph" w:styleId="Heading5">
-    <w:name w:val="heading 5"/>
-    <w:uiPriority w:val="9"/>
-    <w:semiHidden/>
-    <w:unhideWhenUsed/>
-    <w:qFormat/>
-    <w:pPr>
-      <w:outlineLvl w:val="4"/>
-    </w:pPr>
-    <w:rPr>
-      <w:color w:val="2E74B5"/>
-    </w:rPr>
-  </w:style>
-  <w:style w:type="paragraph" w:styleId="Heading6">
-    <w:name w:val="heading 6"/>
-    <w:uiPriority w:val="9"/>
-    <w:semiHidden/>
-    <w:unhideWhenUsed/>
-    <w:qFormat/>
-    <w:pPr>
-      <w:outlineLvl w:val="5"/>
-    </w:pPr>
-    <w:rPr>
-      <w:color w:val="1F4D78"/>
-    </w:rPr>
-  </w:style>
-  <w:style w:type="character" w:default="1" w:styleId="DefaultParagraphFont">
-    <w:name w:val="Default Paragraph Font"/>
-    <w:uiPriority w:val="1"/>
-    <w:semiHidden/>
-    <w:unhideWhenUsed/>
-  </w:style>
-  <w:style w:type="table" w:default="1" w:styleId="TableNormal">
-    <w:name w:val="Normal Table"/>
-    <w:uiPriority w:val="99"/>
-    <w:semiHidden/>
-    <w:unhideWhenUsed/>
-    <w:tblPr>
-      <w:tblInd w:w="0" w:type="dxa"/>
-      <w:tblCellMar>
-        <w:top w:w="0" w:type="dxa"/>
-        <w:left w:w="108" w:type="dxa"/>
-        <w:bottom w:w="0" w:type="dxa"/>
-        <w:right w:w="108" w:type="dxa"/>
-      </w:tblCellMar>
-    </w:tblPr>
-  </w:style>
-  <w:style w:type="numbering" w:default="1" w:styleId="NoList">
-    <w:name w:val="No List"/>
-    <w:uiPriority w:val="99"/>
-    <w:semiHidden/>
-    <w:unhideWhenUsed/>
-  </w:style>
-  <w:style w:type="paragraph" w:styleId="Title">
-    <w:name w:val="Title"/>
-    <w:uiPriority w:val="10"/>
-    <w:qFormat/>
-    <w:rPr>
-      <w:sz w:val="56"/>
-      <w:szCs w:val="56"/>
-    </w:rPr>
-  </w:style>
-  <w:style w:type="paragraph" w:customStyle="1" w:styleId="Strong1">
-    <w:name w:val="Strong1"/>
-    <w:qFormat/>
-    <w:rPr>
-      <w:b/>
-      <w:bCs/>
-    </w:rPr>
-  </w:style>
-  <w:style w:type="paragraph" w:styleId="ListParagraph">
-    <w:name w:val="List Paragraph"/>
-    <w:qFormat/>
-  </w:style>
-  <w:style w:type="character" w:styleId="Hyperlink">
-    <w:name w:val="Hyperlink"/>
-    <w:uiPriority w:val="99"/>
-    <w:unhideWhenUsed/>
-    <w:rPr>
-      <w:color w:val="0563C1"/>
-      <w:u w:val="single"/>
-    </w:rPr>
-  </w:style>
-  <w:style w:type="character" w:styleId="FootnoteReference">
-    <w:name w:val="footnote reference"/>
-    <w:uiPriority w:val="99"/>
-    <w:semiHidden/>
-    <w:unhideWhenUsed/>
-    <w:rPr>
-      <w:vertAlign w:val="superscript"/>
-    </w:rPr>
-  </w:style>
-  <w:style w:type="paragraph" w:styleId="FootnoteText">
-    <w:name w:val="footnote text"/>
-    <w:link w:val="FootnoteTextChar"/>
-    <w:uiPriority w:val="99"/>
-    <w:semiHidden/>
-    <w:unhideWhenUsed/>
-    <w:rPr>
-      <w:sz w:val="20"/>
-      <w:szCs w:val="20"/>
-    </w:rPr>
-  </w:style>
-  <w:style w:type="character" w:customStyle="1" w:styleId="FootnoteTextChar">
-    <w:name w:val="Footnote Text Char"/>
-    <w:link w:val="FootnoteText"/>
-    <w:uiPriority w:val="99"/>
-    <w:semiHidden/>
-    <w:unhideWhenUsed/>
-    <w:rPr>
-      <w:sz w:val="20"/>
-      <w:szCs w:val="20"/>
-    </w:rPr>
-  </w:style>
-  <w:style w:type="character" w:styleId="EndnoteReference">
-    <w:name w:val="endnote reference"/>
-    <w:uiPriority w:val="99"/>
-    <w:semiHidden/>
-    <w:unhideWhenUsed/>
-    <w:rPr>
-      <w:vertAlign w:val="superscript"/>
-    </w:rPr>
-  </w:style>
-  <w:style w:type="paragraph" w:styleId="EndnoteText">
-    <w:name w:val="endnote text"/>
-    <w:link w:val="EndnoteTextChar"/>
-    <w:uiPriority w:val="99"/>
-    <w:semiHidden/>
-    <w:unhideWhenUsed/>
-    <w:rPr>
-      <w:sz w:val="20"/>
-      <w:szCs w:val="20"/>
-    </w:rPr>
-  </w:style>
-  <w:style w:type="character" w:customStyle="1" w:styleId="EndnoteTextChar">
-    <w:name w:val="Endnote Text Char"/>
-    <w:link w:val="EndnoteText"/>
-    <w:uiPriority w:val="99"/>
-    <w:semiHidden/>
-    <w:unhideWhenUsed/>
-    <w:rPr>
-      <w:sz w:val="20"/>
-      <w:szCs w:val="20"/>
-    </w:rPr>
-  </w:style>
-</w:styles>
-</file>
-
-<file path=word/stylesWithEffects.xml><?xml version="1.0" encoding="utf-8"?>
-<w:styles xmlns:wpc="http://schemas.microsoft.com/office/word/2010/wordprocessingCanvas" xmlns:mc="http://schemas.openxmlformats.org/markup-compatibility/2006" xmlns:o="urn:schemas-microsoft-com:office:office" xmlns:r="http://schemas.openxmlformats.org/officeDocument/2006/relationships" xmlns:m="http://schemas.openxmlformats.org/officeDocument/2006/math" xmlns:v="urn:schemas-microsoft-com:vml" xmlns:wp14="http://schemas.microsoft.com/office/word/2010/wordprocessingDrawing" xmlns:wp="http://schemas.openxmlformats.org/drawingml/2006/wordprocessingDrawing" xmlns:w10="urn:schemas-microsoft-com:office:word" xmlns:w="http://schemas.openxmlformats.org/wordprocessingml/2006/main" xmlns:w14="http://schemas.microsoft.com/office/word/2010/wordml" xmlns:wpg="http://schemas.microsoft.com/office/word/2010/wordprocessingGroup" xmlns:wpi="http://schemas.microsoft.com/office/word/2010/wordprocessingInk" xmlns:wne="http://schemas.microsoft.com/office/word/2006/wordml" xmlns:wps="http://schemas.microsoft.com/office/word/2010/wordprocessingShape" mc:Ignorable="w14 wp14">
-  <w:docDefaults>
-    <w:rPrDefault>
-      <w:rPr>
-        <w:rFonts w:ascii="Arial" w:eastAsia="Arial" w:hAnsi="Arial" w:cs="Arial"/>
-        <w:sz w:val="22"/>
-        <w:szCs w:val="22"/>
-        <w:lang w:val="en-IN" w:eastAsia="en-US" w:bidi="ar-SA"/>
-      </w:rPr>
-    </w:rPrDefault>
-    <w:pPrDefault/>
-  </w:docDefaults>
-  <w:latentStyles w:defLockedState="0" w:defUIPriority="99" w:defSemiHidden="1" w:defUnhideWhenUsed="1" w:defQFormat="0" w:count="267">
-    <w:lsdException w:name="Normal" w:semiHidden="0" w:uiPriority="0" w:unhideWhenUsed="0" w:qFormat="1"/>
-    <w:lsdException w:name="heading 1" w:semiHidden="0" w:uiPriority="9" w:unhideWhenUsed="0" w:qFormat="1"/>
-    <w:lsdException w:name="heading 2" w:uiPriority="9" w:qFormat="1"/>
-    <w:lsdException w:name="heading 3" w:uiPriority="9" w:qFormat="1"/>
-    <w:lsdException w:name="heading 4" w:uiPriority="9" w:qFormat="1"/>
-    <w:lsdException w:name="heading 5" w:uiPriority="9" w:qFormat="1"/>
-    <w:lsdException w:name="heading 6" w:uiPriority="9" w:qFormat="1"/>
-    <w:lsdException w:name="heading 7" w:uiPriority="9" w:qFormat="1"/>
-    <w:lsdException w:name="heading 8" w:uiPriority="9" w:qFormat="1"/>
-    <w:lsdException w:name="heading 9" w:uiPriority="9" w:qFormat="1"/>
-    <w:lsdException w:name="toc 1" w:uiPriority="39"/>
-    <w:lsdException w:name="toc 2" w:uiPriority="39"/>
-    <w:lsdException w:name="toc 3" w:uiPriority="39"/>
-    <w:lsdException w:name="toc 4" w:uiPriority="39"/>
-    <w:lsdException w:name="toc 5" w:uiPriority="39"/>
-    <w:lsdException w:name="toc 6" w:uiPriority="39"/>
-    <w:lsdException w:name="toc 7" w:uiPriority="39"/>
-    <w:lsdException w:name="toc 8" w:uiPriority="39"/>
-    <w:lsdException w:name="toc 9" w:uiPriority="39"/>
-    <w:lsdException w:name="caption" w:uiPriority="35" w:qFormat="1"/>
-    <w:lsdException w:name="Title" w:semiHidden="0" w:uiPriority="10" w:unhideWhenUsed="0" w:qFormat="1"/>
-    <w:lsdException w:name="Default Paragraph Font" w:uiPriority="1"/>
-    <w:lsdException w:name="Subtitle" w:semiHidden="0" w:uiPriority="11" w:unhideWhenUsed="0" w:qFormat="1"/>
-    <w:lsdException w:name="Strong" w:semiHidden="0" w:uiPriority="22" w:unhideWhenUsed="0" w:qFormat="1"/>
-    <w:lsdException w:name="Emphasis" w:semiHidden="0" w:uiPriority="20" w:unhideWhenUsed="0" w:qFormat="1"/>
-    <w:lsdException w:name="Table Grid" w:semiHidden="0" w:uiPriority="39" w:unhideWhenUsed="0"/>
-    <w:lsdException w:name="Placeholder Text" w:unhideWhenUsed="0"/>
-    <w:lsdException w:name="No Spacing" w:semiHidden="0" w:uiPriority="1" w:unhideWhenUsed="0" w:qFormat="1"/>
-    <w:lsdException w:name="Light Shading" w:semiHidden="0" w:uiPriority="60" w:unhideWhenUsed="0"/>
-    <w:lsdException w:name="Light List" w:semiHidden="0" w:uiPriority="61" w:unhideWhenUsed="0"/>
-    <w:lsdException w:name="Light Grid" w:semiHidden="0" w:uiPriority="62" w:unhideWhenUsed="0"/>
-    <w:lsdException w:name="Medium Shading 1" w:semiHidden="0" w:uiPriority="63" w:unhideWhenUsed="0"/>
-    <w:lsdException w:name="Medium Shading 2" w:semiHidden="0" w:uiPriority="64" w:unhideWhenUsed="0"/>
-    <w:lsdException w:name="Medium List 1" w:semiHidden="0" w:uiPriority="65" w:unhideWhenUsed="0"/>
-    <w:lsdException w:name="Medium List 2" w:semiHidden="0" w:uiPriority="66" w:unhideWhenUsed="0"/>
-    <w:lsdException w:name="Medium Grid 1" w:semiHidden="0" w:uiPriority="67" w:unhideWhenUsed="0"/>
-    <w:lsdException w:name="Medium Grid 2" w:semiHidden="0" w:uiPriority="68" w:unhideWhenUsed="0"/>
-    <w:lsdException w:name="Medium Grid 3" w:semiHidden="0" w:uiPriority="69" w:unhideWhenUsed="0"/>
-    <w:lsdException w:name="Dark List" w:semiHidden="0" w:uiPriority="70" w:unhideWhenUsed="0"/>
-    <w:lsdException w:name="Colorful Shading" w:semiHidden="0" w:uiPriority="71" w:unhideWhenUsed="0"/>
-    <w:lsdException w:name="Colorful List" w:semiHidden="0" w:uiPriority="72" w:unhideWhenUsed="0"/>
-    <w:lsdException w:name="Colorful Grid" w:semiHidden="0" w:uiPriority="73" w:unhideWhenUsed="0"/>
-    <w:lsdException w:name="Light Shading Accent 1" w:semiHidden="0" w:uiPriority="60" w:unhideWhenUsed="0"/>
-    <w:lsdException w:name="Light List Accent 1" w:semiHidden="0" w:uiPriority="61" w:unhideWhenUsed="0"/>
-    <w:lsdException w:name="Light Grid Accent 1" w:semiHidden="0" w:uiPriority="62" w:unhideWhenUsed="0"/>
-    <w:lsdException w:name="Medium Shading 1 Accent 1" w:semiHidden="0" w:uiPriority="63" w:unhideWhenUsed="0"/>
-    <w:lsdException w:name="Medium Shading 2 Accent 1" w:semiHidden="0" w:uiPriority="64" w:unhideWhenUsed="0"/>
-    <w:lsdException w:name="Medium List 1 Accent 1" w:semiHidden="0" w:uiPriority="65" w:unhideWhenUsed="0"/>
-    <w:lsdException w:name="Revision" w:unhideWhenUsed="0"/>
-    <w:lsdException w:name="List Paragraph" w:semiHidden="0" w:uiPriority="34" w:unhideWhenUsed="0" w:qFormat="1"/>
-    <w:lsdException w:name="Quote" w:semiHidden="0" w:uiPriority="29" w:unhideWhenUsed="0" w:qFormat="1"/>
-    <w:lsdException w:name="Intense Quote" w:semiHidden="0" w:uiPriority="30" w:unhideWhenUsed="0" w:qFormat="1"/>
-    <w:lsdException w:name="Medium List 2 Accent 1" w:semiHidden="0" w:uiPriority="66" w:unhideWhenUsed="0"/>
-    <w:lsdException w:name="Medium Grid 1 Accent 1" w:semiHidden="0" w:uiPriority="67" w:unhideWhenUsed="0"/>
-    <w:lsdException w:name="Medium Grid 2 Accent 1" w:semiHidden="0" w:uiPriority="68" w:unhideWhenUsed="0"/>
-    <w:lsdException w:name="Medium Grid 3 Accent 1" w:semiHidden="0" w:uiPriority="69" w:unhideWhenUsed="0"/>
-    <w:lsdException w:name="Dark List Accent 1" w:semiHidden="0" w:uiPriority="70" w:unhideWhenUsed="0"/>
-    <w:lsdException w:name="Colorful Shading Accent 1" w:semiHidden="0" w:uiPriority="71" w:unhideWhenUsed="0"/>
-    <w:lsdException w:name="Colorful List Accent 1" w:semiHidden="0" w:uiPriority="72" w:unhideWhenUsed="0"/>
-    <w:lsdException w:name="Colorful Grid Accent 1" w:semiHidden="0" w:uiPriority="73" w:unhideWhenUsed="0"/>
-    <w:lsdException w:name="Light Shading Accent 2" w:semiHidden="0" w:uiPriority="60" w:unhideWhenUsed="0"/>
-    <w:lsdException w:name="Light List Accent 2" w:semiHidden="0" w:uiPriority="61" w:unhideWhenUsed="0"/>
-    <w:lsdException w:name="Light Grid Accent 2" w:semiHidden="0" w:uiPriority="62" w:unhideWhenUsed="0"/>
-    <w:lsdException w:name="Medium Shading 1 Accent 2" w:semiHidden="0" w:uiPriority="63" w:unhideWhenUsed="0"/>
-    <w:lsdException w:name="Medium Shading 2 Accent 2" w:semiHidden="0" w:uiPriority="64" w:unhideWhenUsed="0"/>
-    <w:lsdException w:name="Medium List 1 Accent 2" w:semiHidden="0" w:uiPriority="65" w:unhideWhenUsed="0"/>
-    <w:lsdException w:name="Medium List 2 Accent 2" w:semiHidden="0" w:uiPriority="66" w:unhideWhenUsed="0"/>
-    <w:lsdException w:name="Medium Grid 1 Accent 2" w:semiHidden="0" w:uiPriority="67" w:unhideWhenUsed="0"/>
-    <w:lsdException w:name="Medium Grid 2 Accent 2" w:semiHidden="0" w:uiPriority="68" w:unhideWhenUsed="0"/>
-    <w:lsdException w:name="Medium Grid 3 Accent 2" w:semiHidden="0" w:uiPriority="69" w:unhideWhenUsed="0"/>
-    <w:lsdException w:name="Dark List Accent 2" w:semiHidden="0" w:uiPriority="70" w:unhideWhenUsed="0"/>
-    <w:lsdException w:name="Colorful Shading Accent 2" w:semiHidden="0" w:uiPriority="71" w:unhideWhenUsed="0"/>
-    <w:lsdException w:name="Colorful List Accent 2" w:semiHidden="0" w:uiPriority="72" w:unhideWhenUsed="0"/>
-    <w:lsdException w:name="Colorful Grid Accent 2" w:semiHidden="0" w:uiPriority="73" w:unhideWhenUsed="0"/>
-    <w:lsdException w:name="Light Shading Accent 3" w:semiHidden="0" w:uiPriority="60" w:unhideWhenUsed="0"/>
-    <w:lsdException w:name="Light List Accent 3" w:semiHidden="0" w:uiPriority="61" w:unhideWhenUsed="0"/>
-    <w:lsdException w:name="Light Grid Accent 3" w:semiHidden="0" w:uiPriority="62" w:unhideWhenUsed="0"/>
-    <w:lsdException w:name="Medium Shading 1 Accent 3" w:semiHidden="0" w:uiPriority="63" w:unhideWhenUsed="0"/>
-    <w:lsdException w:name="Medium Shading 2 Accent 3" w:semiHidden="0" w:uiPriority="64" w:unhideWhenUsed="0"/>
-    <w:lsdException w:name="Medium List 1 Accent 3" w:semiHidden="0" w:uiPriority="65" w:unhideWhenUsed="0"/>
-    <w:lsdException w:name="Medium List 2 Accent 3" w:semiHidden="0" w:uiPriority="66" w:unhideWhenUsed="0"/>
-    <w:lsdException w:name="Medium Grid 1 Accent 3" w:semiHidden="0" w:uiPriority="67" w:unhideWhenUsed="0"/>
-    <w:lsdException w:name="Medium Grid 2 Accent 3" w:semiHidden="0" w:uiPriority="68" w:unhideWhenUsed="0"/>
-    <w:lsdException w:name="Medium Grid 3 Accent 3" w:semiHidden="0" w:uiPriority="69" w:unhideWhenUsed="0"/>
-    <w:lsdException w:name="Dark List Accent 3" w:semiHidden="0" w:uiPriority="70" w:unhideWhenUsed="0"/>
-    <w:lsdException w:name="Colorful Shading Accent 3" w:semiHidden="0" w:uiPriority="71" w:unhideWhenUsed="0"/>
-    <w:lsdException w:name="Colorful List Accent 3" w:semiHidden="0" w:uiPriority="72" w:unhideWhenUsed="0"/>
-    <w:lsdException w:name="Colorful Grid Accent 3" w:semiHidden="0" w:uiPriority="73" w:unhideWhenUsed="0"/>
-    <w:lsdException w:name="Light Shading Accent 4" w:semiHidden="0" w:uiPriority="60" w:unhideWhenUsed="0"/>
-    <w:lsdException w:name="Light List Accent 4" w:semiHidden="0" w:uiPriority="61" w:unhideWhenUsed="0"/>
-    <w:lsdException w:name="Light Grid Accent 4" w:semiHidden="0" w:uiPriority="62" w:unhideWhenUsed="0"/>
-    <w:lsdException w:name="Medium Shading 1 Accent 4" w:semiHidden="0" w:uiPriority="63" w:unhideWhenUsed="0"/>
-    <w:lsdException w:name="Medium Shading 2 Accent 4" w:semiHidden="0" w:uiPriority="64" w:unhideWhenUsed="0"/>
-    <w:lsdException w:name="Medium List 1 Accent 4" w:semiHidden="0" w:uiPriority="65" w:unhideWhenUsed="0"/>
-    <w:lsdException w:name="Medium List 2 Accent 4" w:semiHidden="0" w:uiPriority="66" w:unhideWhenUsed="0"/>
-    <w:lsdException w:name="Medium Grid 1 Accent 4" w:semiHidden="0" w:uiPriority="67" w:unhideWhenUsed="0"/>
-    <w:lsdException w:name="Medium Grid 2 Accent 4" w:semiHidden="0" w:uiPriority="68" w:unhideWhenUsed="0"/>
-    <w:lsdException w:name="Medium Grid 3 Accent 4" w:semiHidden="0" w:uiPriority="69" w:unhideWhenUsed="0"/>
-    <w:lsdException w:name="Dark List Accent 4" w:semiHidden="0" w:uiPriority="70" w:unhideWhenUsed="0"/>
-    <w:lsdException w:name="Colorful Shading Accent 4" w:semiHidden="0" w:uiPriority="71" w:unhideWhenUsed="0"/>
-    <w:lsdException w:name="Colorful List Accent 4" w:semiHidden="0" w:uiPriority="72" w:unhideWhenUsed="0"/>
-    <w:lsdException w:name="Colorful Grid Accent 4" w:semiHidden="0" w:uiPriority="73" w:unhideWhenUsed="0"/>
-    <w:lsdException w:name="Light Shading Accent 5" w:semiHidden="0" w:uiPriority="60" w:unhideWhenUsed="0"/>
-    <w:lsdException w:name="Light List Accent 5" w:semiHidden="0" w:uiPriority="61" w:unhideWhenUsed="0"/>
-    <w:lsdException w:name="Light Grid Accent 5" w:semiHidden="0" w:uiPriority="62" w:unhideWhenUsed="0"/>
-    <w:lsdException w:name="Medium Shading 1 Accent 5" w:semiHidden="0" w:uiPriority="63" w:unhideWhenUsed="0"/>
-    <w:lsdException w:name="Medium Shading 2 Accent 5" w:semiHidden="0" w:uiPriority="64" w:unhideWhenUsed="0"/>
-    <w:lsdException w:name="Medium List 1 Accent 5" w:semiHidden="0" w:uiPriority="65" w:unhideWhenUsed="0"/>
-    <w:lsdException w:name="Medium List 2 Accent 5" w:semiHidden="0" w:uiPriority="66" w:unhideWhenUsed="0"/>
-    <w:lsdException w:name="Medium Grid 1 Accent 5" w:semiHidden="0" w:uiPriority="67" w:unhideWhenUsed="0"/>
-    <w:lsdException w:name="Medium Grid 2 Accent 5" w:semiHidden="0" w:uiPriority="68" w:unhideWhenUsed="0"/>
-    <w:lsdException w:name="Medium Grid 3 Accent 5" w:semiHidden="0" w:uiPriority="69" w:unhideWhenUsed="0"/>
-    <w:lsdException w:name="Dark List Accent 5" w:semiHidden="0" w:uiPriority="70" w:unhideWhenUsed="0"/>
-    <w:lsdException w:name="Colorful Shading Accent 5" w:semiHidden="0" w:uiPriority="71" w:unhideWhenUsed="0"/>
-    <w:lsdException w:name="Colorful List Accent 5" w:semiHidden="0" w:uiPriority="72" w:unhideWhenUsed="0"/>
-    <w:lsdException w:name="Colorful Grid Accent 5" w:semiHidden="0" w:uiPriority="73" w:unhideWhenUsed="0"/>
-    <w:lsdException w:name="Light Shading Accent 6" w:semiHidden="0" w:uiPriority="60" w:unhideWhenUsed="0"/>
-    <w:lsdException w:name="Light List Accent 6" w:semiHidden="0" w:uiPriority="61" w:unhideWhenUsed="0"/>
-    <w:lsdException w:name="Light Grid Accent 6" w:semiHidden="0" w:uiPriority="62" w:unhideWhenUsed="0"/>
-    <w:lsdException w:name="Medium Shading 1 Accent 6" w:semiHidden="0" w:uiPriority="63" w:unhideWhenUsed="0"/>
-    <w:lsdException w:name="Medium Shading 2 Accent 6" w:semiHidden="0" w:uiPriority="64" w:unhideWhenUsed="0"/>
-    <w:lsdException w:name="Medium List 1 Accent 6" w:semiHidden="0" w:uiPriority="65" w:unhideWhenUsed="0"/>
-    <w:lsdException w:name="Medium List 2 Accent 6" w:semiHidden="0" w:uiPriority="66" w:unhideWhenUsed="0"/>
-    <w:lsdException w:name="Medium Grid 1 Accent 6" w:semiHidden="0" w:uiPriority="67" w:unhideWhenUsed="0"/>
-    <w:lsdException w:name="Medium Grid 2 Accent 6" w:semiHidden="0" w:uiPriority="68" w:unhideWhenUsed="0"/>
-    <w:lsdException w:name="Medium Grid 3 Accent 6" w:semiHidden="0" w:uiPriority="69" w:unhideWhenUsed="0"/>
-    <w:lsdException w:name="Dark List Accent 6" w:semiHidden="0" w:uiPriority="70" w:unhideWhenUsed="0"/>
-    <w:lsdException w:name="Colorful Shading Accent 6" w:semiHidden="0" w:uiPriority="71" w:unhideWhenUsed="0"/>
-    <w:lsdException w:name="Colorful List Accent 6" w:semiHidden="0" w:uiPriority="72" w:unhideWhenUsed="0"/>
-    <w:lsdException w:name="Colorful Grid Accent 6" w:semiHidden="0" w:uiPriority="73" w:unhideWhenUsed="0"/>
-    <w:lsdException w:name="Subtle Emphasis" w:semiHidden="0" w:uiPriority="19" w:unhideWhenUsed="0" w:qFormat="1"/>
-    <w:lsdException w:name="Intense Emphasis" w:semiHidden="0" w:uiPriority="21" w:unhideWhenUsed="0" w:qFormat="1"/>
-    <w:lsdException w:name="Subtle Reference" w:semiHidden="0" w:uiPriority="31" w:unhideWhenUsed="0" w:qFormat="1"/>
-    <w:lsdException w:name="Intense Reference" w:semiHidden="0" w:uiPriority="32" w:unhideWhenUsed="0" w:qFormat="1"/>
-    <w:lsdException w:name="Book Title" w:semiHidden="0" w:uiPriority="33" w:unhideWhenUsed="0" w:qFormat="1"/>
-    <w:lsdException w:name="Bibliography" w:uiPriority="37"/>
-    <w:lsdException w:name="TOC Heading" w:uiPriority="39" w:qFormat="1"/>
+  <w:latentStyles w:defLockedState="0" w:defUIPriority="99" w:defSemiHidden="0" w:defUnhideWhenUsed="0" w:defQFormat="0" w:count="376">
+    <w:lsdException w:name="Normal" w:uiPriority="0" w:qFormat="1"/>
+    <w:lsdException w:name="heading 1" w:uiPriority="9" w:qFormat="1"/>
+    <w:lsdException w:name="heading 2" w:semiHidden="1" w:uiPriority="9" w:unhideWhenUsed="1" w:qFormat="1"/>
+    <w:lsdException w:name="heading 3" w:semiHidden="1" w:uiPriority="9" w:unhideWhenUsed="1" w:qFormat="1"/>
+    <w:lsdException w:name="heading 4" w:semiHidden="1" w:uiPriority="9" w:unhideWhenUsed="1" w:qFormat="1"/>
+    <w:lsdException w:name="heading 5" w:semiHidden="1" w:uiPriority="9" w:unhideWhenUsed="1" w:qFormat="1"/>
+    <w:lsdException w:name="heading 6" w:semiHidden="1" w:uiPriority="9" w:unhideWhenUsed="1" w:qFormat="1"/>
+    <w:lsdException w:name="heading 7" w:semiHidden="1" w:uiPriority="9" w:unhideWhenUsed="1" w:qFormat="1"/>
+    <w:lsdException w:name="heading 8" w:semiHidden="1" w:uiPriority="9" w:unhideWhenUsed="1" w:qFormat="1"/>
+    <w:lsdException w:name="heading 9" w:semiHidden="1" w:uiPriority="9" w:unhideWhenUsed="1" w:qFormat="1"/>
+    <w:lsdException w:name="index 1" w:semiHidden="1" w:unhideWhenUsed="1"/>
+    <w:lsdException w:name="index 2" w:semiHidden="1" w:unhideWhenUsed="1"/>
+    <w:lsdException w:name="index 3" w:semiHidden="1" w:unhideWhenUsed="1"/>
+    <w:lsdException w:name="index 4" w:semiHidden="1" w:unhideWhenUsed="1"/>
+    <w:lsdException w:name="index 5" w:semiHidden="1" w:unhideWhenUsed="1"/>
+    <w:lsdException w:name="index 6" w:semiHidden="1" w:unhideWhenUsed="1"/>
+    <w:lsdException w:name="index 7" w:semiHidden="1" w:unhideWhenUsed="1"/>
+    <w:lsdException w:name="index 8" w:semiHidden="1" w:unhideWhenUsed="1"/>
+    <w:lsdException w:name="index 9" w:semiHidden="1" w:unhideWhenUsed="1"/>
+    <w:lsdException w:name="toc 1" w:semiHidden="1" w:uiPriority="39" w:unhideWhenUsed="1"/>
+    <w:lsdException w:name="toc 2" w:semiHidden="1" w:uiPriority="39" w:unhideWhenUsed="1"/>
+    <w:lsdException w:name="toc 3" w:semiHidden="1" w:uiPriority="39" w:unhideWhenUsed="1"/>
+    <w:lsdException w:name="toc 4" w:semiHidden="1" w:uiPriority="39" w:unhideWhenUsed="1"/>
+    <w:lsdException w:name="toc 5" w:semiHidden="1" w:uiPriority="39" w:unhideWhenUsed="1"/>
+    <w:lsdException w:name="toc 6" w:semiHidden="1" w:uiPriority="39" w:unhideWhenUsed="1"/>
+    <w:lsdException w:name="toc 7" w:semiHidden="1" w:uiPriority="39" w:unhideWhenUsed="1"/>
+    <w:lsdException w:name="toc 8" w:semiHidden="1" w:uiPriority="39" w:unhideWhenUsed="1"/>
+    <w:lsdException w:name="toc 9" w:semiHidden="1" w:uiPriority="39" w:unhideWhenUsed="1"/>
+    <w:lsdException w:name="Normal Indent" w:semiHidden="1" w:unhideWhenUsed="1"/>
+    <w:lsdException w:name="footnote text" w:semiHidden="1" w:unhideWhenUsed="1"/>
+    <w:lsdException w:name="annotation text" w:semiHidden="1" w:unhideWhenUsed="1"/>
+    <w:lsdException w:name="header" w:semiHidden="1" w:unhideWhenUsed="1"/>
+    <w:lsdException w:name="footer" w:semiHidden="1" w:unhideWhenUsed="1"/>
+    <w:lsdException w:name="index heading" w:semiHidden="1" w:unhideWhenUsed="1"/>
+    <w:lsdException w:name="caption" w:semiHidden="1" w:uiPriority="35" w:unhideWhenUsed="1" w:qFormat="1"/>
+    <w:lsdException w:name="table of figures" w:semiHidden="1" w:unhideWhenUsed="1"/>
+    <w:lsdException w:name="envelope address" w:semiHidden="1" w:unhideWhenUsed="1"/>
+    <w:lsdException w:name="envelope return" w:semiHidden="1" w:unhideWhenUsed="1"/>
+    <w:lsdException w:name="footnote reference" w:semiHidden="1" w:unhideWhenUsed="1"/>
+    <w:lsdException w:name="annotation reference" w:semiHidden="1" w:unhideWhenUsed="1"/>
+    <w:lsdException w:name="line number" w:semiHidden="1" w:unhideWhenUsed="1"/>
+    <w:lsdException w:name="page number" w:semiHidden="1" w:unhideWhenUsed="1"/>
+    <w:lsdException w:name="endnote reference" w:semiHidden="1" w:unhideWhenUsed="1"/>
+    <w:lsdException w:name="endnote text" w:semiHidden="1" w:unhideWhenUsed="1"/>
+    <w:lsdException w:name="table of authorities" w:semiHidden="1" w:unhideWhenUsed="1"/>
+    <w:lsdException w:name="macro" w:semiHidden="1" w:unhideWhenUsed="1"/>
+    <w:lsdException w:name="toa heading" w:semiHidden="1" w:unhideWhenUsed="1"/>
+    <w:lsdException w:name="List" w:semiHidden="1" w:unhideWhenUsed="1"/>
+    <w:lsdException w:name="List Bullet" w:semiHidden="1" w:unhideWhenUsed="1"/>
+    <w:lsdException w:name="List Number" w:semiHidden="1" w:unhideWhenUsed="1"/>
+    <w:lsdException w:name="List 2" w:semiHidden="1" w:unhideWhenUsed="1"/>
+    <w:lsdException w:name="List 3" w:semiHidden="1" w:unhideWhenUsed="1"/>
+    <w:lsdException w:name="List 4" w:semiHidden="1" w:unhideWhenUsed="1"/>
+    <w:lsdException w:name="List 5" w:semiHidden="1" w:unhideWhenUsed="1"/>
+    <w:lsdException w:name="List Bullet 2" w:semiHidden="1" w:unhideWhenUsed="1"/>
+    <w:lsdException w:name="List Bullet 3" w:semiHidden="1" w:unhideWhenUsed="1"/>
+    <w:lsdException w:name="List Bullet 4" w:semiHidden="1" w:unhideWhenUsed="1"/>
+    <w:lsdException w:name="List Bullet 5" w:semiHidden="1" w:unhideWhenUsed="1"/>
+    <w:lsdException w:name="List Number 2" w:semiHidden="1" w:unhideWhenUsed="1"/>
+    <w:lsdException w:name="List Number 3" w:semiHidden="1" w:unhideWhenUsed="1"/>
+    <w:lsdException w:name="List Number 4" w:semiHidden="1" w:unhideWhenUsed="1"/>
+    <w:lsdException w:name="List Number 5" w:semiHidden="1" w:unhideWhenUsed="1"/>
+    <w:lsdException w:name="Title" w:uiPriority="10" w:qFormat="1"/>
+    <w:lsdException w:name="Closing" w:semiHidden="1" w:unhideWhenUsed="1"/>
+    <w:lsdException w:name="Signature" w:semiHidden="1" w:unhideWhenUsed="1"/>
+    <w:lsdException w:name="Default Paragraph Font" w:semiHidden="1" w:uiPriority="1" w:unhideWhenUsed="1"/>
+    <w:lsdException w:name="Body Text" w:semiHidden="1" w:unhideWhenUsed="1"/>
+    <w:lsdException w:name="Body Text Indent" w:semiHidden="1" w:unhideWhenUsed="1"/>
+    <w:lsdException w:name="List Continue" w:semiHidden="1" w:unhideWhenUsed="1"/>
+    <w:lsdException w:name="List Continue 2" w:semiHidden="1" w:unhideWhenUsed="1"/>
+    <w:lsdException w:name="List Continue 3" w:semiHidden="1" w:unhideWhenUsed="1"/>
+    <w:lsdException w:name="List Continue 4" w:semiHidden="1" w:unhideWhenUsed="1"/>
+    <w:lsdException w:name="List Continue 5" w:semiHidden="1" w:unhideWhenUsed="1"/>
+    <w:lsdException w:name="Message Header" w:semiHidden="1" w:unhideWhenUsed="1"/>
+    <w:lsdException w:name="Subtitle" w:uiPriority="11" w:qFormat="1"/>
+    <w:lsdException w:name="Salutation" w:semiHidden="1" w:unhideWhenUsed="1"/>
+    <w:lsdException w:name="Date" w:semiHidden="1" w:unhideWhenUsed="1"/>
+    <w:lsdException w:name="Body Text First Indent" w:semiHidden="1" w:unhideWhenUsed="1"/>
+    <w:lsdException w:name="Body Text First Indent 2" w:semiHidden="1" w:unhideWhenUsed="1"/>
+    <w:lsdException w:name="Note Heading" w:semiHidden="1" w:unhideWhenUsed="1"/>
+    <w:lsdException w:name="Body Text 2" w:semiHidden="1" w:unhideWhenUsed="1"/>
+    <w:lsdException w:name="Body Text 3" w:semiHidden="1" w:unhideWhenUsed="1"/>
+    <w:lsdException w:name="Body Text Indent 2" w:semiHidden="1" w:unhideWhenUsed="1"/>
+    <w:lsdException w:name="Body Text Indent 3" w:semiHidden="1" w:unhideWhenUsed="1"/>
+    <w:lsdException w:name="Block Text" w:semiHidden="1" w:unhideWhenUsed="1"/>
+    <w:lsdException w:name="Hyperlink" w:semiHidden="1" w:unhideWhenUsed="1"/>
+    <w:lsdException w:name="FollowedHyperlink" w:semiHidden="1" w:unhideWhenUsed="1"/>
+    <w:lsdException w:name="Strong" w:uiPriority="22" w:qFormat="1"/>
+    <w:lsdException w:name="Emphasis" w:uiPriority="20" w:qFormat="1"/>
+    <w:lsdException w:name="Document Map" w:semiHidden="1" w:unhideWhenUsed="1"/>
+    <w:lsdException w:name="Plain Text" w:semiHidden="1" w:unhideWhenUsed="1"/>
+    <w:lsdException w:name="E-mail Signature" w:semiHidden="1" w:unhideWhenUsed="1"/>
+    <w:lsdException w:name="HTML Top of Form" w:semiHidden="1" w:unhideWhenUsed="1"/>
+    <w:lsdException w:name="HTML Bottom of Form" w:semiHidden="1" w:unhideWhenUsed="1"/>
+    <w:lsdException w:name="Normal (Web)" w:semiHidden="1" w:unhideWhenUsed="1"/>
+    <w:lsdException w:name="HTML Acronym" w:semiHidden="1" w:unhideWhenUsed="1"/>
+    <w:lsdException w:name="HTML Address" w:semiHidden="1" w:unhideWhenUsed="1"/>
+    <w:lsdException w:name="HTML Cite" w:semiHidden="1" w:unhideWhenUsed="1"/>
+    <w:lsdException w:name="HTML Code" w:semiHidden="1" w:unhideWhenUsed="1"/>
+    <w:lsdException w:name="HTML Definition" w:semiHidden="1" w:unhideWhenUsed="1"/>
+    <w:lsdException w:name="HTML Keyboard" w:semiHidden="1" w:unhideWhenUsed="1"/>
+    <w:lsdException w:name="HTML Preformatted" w:semiHidden="1" w:unhideWhenUsed="1"/>
+    <w:lsdException w:name="HTML Sample" w:semiHidden="1" w:unhideWhenUsed="1"/>
+    <w:lsdException w:name="HTML Typewriter" w:semiHidden="1" w:unhideWhenUsed="1"/>
+    <w:lsdException w:name="HTML Variable" w:semiHidden="1" w:unhideWhenUsed="1"/>
+    <w:lsdException w:name="Normal Table" w:semiHidden="1" w:unhideWhenUsed="1"/>
+    <w:lsdException w:name="annotation subject" w:semiHidden="1" w:unhideWhenUsed="1"/>
+    <w:lsdException w:name="No List" w:semiHidden="1" w:unhideWhenUsed="1"/>
+    <w:lsdException w:name="Outline List 1" w:semiHidden="1" w:unhideWhenUsed="1"/>
+    <w:lsdException w:name="Outline List 2" w:semiHidden="1" w:unhideWhenUsed="1"/>
+    <w:lsdException w:name="Outline List 3" w:semiHidden="1" w:unhideWhenUsed="1"/>
+    <w:lsdException w:name="Table Simple 1" w:semiHidden="1" w:unhideWhenUsed="1"/>
+    <w:lsdException w:name="Table Simple 2" w:semiHidden="1" w:unhideWhenUsed="1"/>
+    <w:lsdException w:name="Table Simple 3" w:semiHidden="1" w:unhideWhenUsed="1"/>
+    <w:lsdException w:name="Table Classic 1" w:semiHidden="1" w:unhideWhenUsed="1"/>
+    <w:lsdException w:name="Table Classic 2" w:semiHidden="1" w:unhideWhenUsed="1"/>
+    <w:lsdException w:name="Table Classic 3" w:semiHidden="1" w:unhideWhenUsed="1"/>
+    <w:lsdException w:name="Table Classic 4" w:semiHidden="1" w:unhideWhenUsed="1"/>
+    <w:lsdException w:name="Table Colorful 1" w:semiHidden="1" w:unhideWhenUsed="1"/>
+    <w:lsdException w:name="Table Colorful 2" w:semiHidden="1" w:unhideWhenUsed="1"/>
+    <w:lsdException w:name="Table Colorful 3" w:semiHidden="1" w:unhideWhenUsed="1"/>
+    <w:lsdException w:name="Table Columns 1" w:semiHidden="1" w:unhideWhenUsed="1"/>
+    <w:lsdException w:name="Table Columns 2" w:semiHidden="1" w:unhideWhenUsed="1"/>
+    <w:lsdException w:name="Table Columns 3" w:semiHidden="1" w:unhideWhenUsed="1"/>
+    <w:lsdException w:name="Table Columns 4" w:semiHidden="1" w:unhideWhenUsed="1"/>
+    <w:lsdException w:name="Table Columns 5" w:semiHidden="1" w:unhideWhenUsed="1"/>
+    <w:lsdException w:name="Table Grid 1" w:semiHidden="1" w:unhideWhenUsed="1"/>
+    <w:lsdException w:name="Table Grid 2" w:semiHidden="1" w:unhideWhenUsed="1"/>
+    <w:lsdException w:name="Table Grid 3" w:semiHidden="1" w:unhideWhenUsed="1"/>
+    <w:lsdException w:name="Table Grid 4" w:semiHidden="1" w:unhideWhenUsed="1"/>
+    <w:lsdException w:name="Table Grid 5" w:semiHidden="1" w:unhideWhenUsed="1"/>
+    <w:lsdException w:name="Table Grid 6" w:semiHidden="1" w:unhideWhenUsed="1"/>
+    <w:lsdException w:name="Table Grid 7" w:semiHidden="1" w:unhideWhenUsed="1"/>
+    <w:lsdException w:name="Table Grid 8" w:semiHidden="1" w:unhideWhenUsed="1"/>
+    <w:lsdException w:name="Table List 1" w:semiHidden="1" w:unhideWhenUsed="1"/>
+    <w:lsdException w:name="Table List 2" w:semiHidden="1" w:unhideWhenUsed="1"/>
+    <w:lsdException w:name="Table List 3" w:semiHidden="1" w:unhideWhenUsed="1"/>
+    <w:lsdException w:name="Table List 4" w:semiHidden="1" w:unhideWhenUsed="1"/>
+    <w:lsdException w:name="Table List 5" w:semiHidden="1" w:unhideWhenUsed="1"/>
+    <w:lsdException w:name="Table List 6" w:semiHidden="1" w:unhideWhenUsed="1"/>
+    <w:lsdException w:name="Table List 7" w:semiHidden="1" w:unhideWhenUsed="1"/>
+    <w:lsdException w:name="Table List 8" w:semiHidden="1" w:unhideWhenUsed="1"/>
+    <w:lsdException w:name="Table 3D effects 1" w:semiHidden="1" w:unhideWhenUsed="1"/>
+    <w:lsdException w:name="Table 3D effects 2" w:semiHidden="1" w:unhideWhenUsed="1"/>
+    <w:lsdException w:name="Table 3D effects 3" w:semiHidden="1" w:unhideWhenUsed="1"/>
+    <w:lsdException w:name="Table Contemporary" w:semiHidden="1" w:unhideWhenUsed="1"/>
+    <w:lsdException w:name="Table Elegant" w:semiHidden="1" w:unhideWhenUsed="1"/>
+    <w:lsdException w:name="Table Professional" w:semiHidden="1" w:unhideWhenUsed="1"/>
+    <w:lsdException w:name="Table Subtle 1" w:semiHidden="1" w:unhideWhenUsed="1"/>
+    <w:lsdException w:name="Table Subtle 2" w:semiHidden="1" w:unhideWhenUsed="1"/>
+    <w:lsdException w:name="Table Web 1" w:semiHidden="1" w:unhideWhenUsed="1"/>
+    <w:lsdException w:name="Table Web 2" w:semiHidden="1" w:unhideWhenUsed="1"/>
+    <w:lsdException w:name="Table Web 3" w:semiHidden="1" w:unhideWhenUsed="1"/>
+    <w:lsdException w:name="Balloon Text" w:semiHidden="1" w:unhideWhenUsed="1"/>
+    <w:lsdException w:name="Table Grid" w:uiPriority="39"/>
+    <w:lsdException w:name="Table Theme" w:semiHidden="1" w:unhideWhenUsed="1"/>
+    <w:lsdException w:name="Placeholder Text" w:semiHidden="1"/>
+    <w:lsdException w:name="No Spacing" w:uiPriority="1" w:qFormat="1"/>
+    <w:lsdException w:name="Light Shading" w:uiPriority="60"/>
+    <w:lsdException w:name="Light List" w:uiPriority="61"/>
+    <w:lsdException w:name="Light Grid" w:uiPriority="62"/>
+    <w:lsdException w:name="Medium Shading 1" w:uiPriority="63"/>
+    <w:lsdException w:name="Medium Shading 2" w:uiPriority="64"/>
+    <w:lsdException w:name="Medium List 1" w:uiPriority="65"/>
+    <w:lsdException w:name="Medium List 2" w:uiPriority="66"/>
+    <w:lsdException w:name="Medium Grid 1" w:uiPriority="67"/>
+    <w:lsdException w:name="Medium Grid 2" w:uiPriority="68"/>
+    <w:lsdException w:name="Medium Grid 3" w:uiPriority="69"/>
+    <w:lsdException w:name="Dark List" w:uiPriority="70"/>
+    <w:lsdException w:name="Colorful Shading" w:uiPriority="71"/>
+    <w:lsdException w:name="Colorful List" w:uiPriority="72"/>
+    <w:lsdException w:name="Colorful Grid" w:uiPriority="73"/>
+    <w:lsdException w:name="Light Shading Accent 1" w:uiPriority="60"/>
+    <w:lsdException w:name="Light List Accent 1" w:uiPriority="61"/>
+    <w:lsdException w:name="Light Grid Accent 1" w:uiPriority="62"/>
+    <w:lsdException w:name="Medium Shading 1 Accent 1" w:uiPriority="63"/>
+    <w:lsdException w:name="Medium Shading 2 Accent 1" w:uiPriority="64"/>
+    <w:lsdException w:name="Medium List 1 Accent 1" w:uiPriority="65"/>
+    <w:lsdException w:name="Revision" w:semiHidden="1"/>
+    <w:lsdException w:name="List Paragraph" w:uiPriority="34" w:qFormat="1"/>
+    <w:lsdException w:name="Quote" w:uiPriority="29" w:qFormat="1"/>
+    <w:lsdException w:name="Intense Quote" w:uiPriority="30" w:qFormat="1"/>
+    <w:lsdException w:name="Medium List 2 Accent 1" w:uiPriority="66"/>
+    <w:lsdException w:name="Medium Grid 1 Accent 1" w:uiPriority="67"/>
+    <w:lsdException w:name="Medium Grid 2 Accent 1" w:uiPriority="68"/>
+    <w:lsdException w:name="Medium Grid 3 Accent 1" w:uiPriority="69"/>
+    <w:lsdException w:name="Dark List Accent 1" w:uiPriority="70"/>
+    <w:lsdException w:name="Colorful Shading Accent 1" w:uiPriority="71"/>
+    <w:lsdException w:name="Colorful List Accent 1" w:uiPriority="72"/>
+    <w:lsdException w:name="Colorful Grid Accent 1" w:uiPriority="73"/>
+    <w:lsdException w:name="Light Shading Accent 2" w:uiPriority="60"/>
+    <w:lsdException w:name="Light List Accent 2" w:uiPriority="61"/>
+    <w:lsdException w:name="Light Grid Accent 2" w:uiPriority="62"/>
+    <w:lsdException w:name="Medium Shading 1 Accent 2" w:uiPriority="63"/>
+    <w:lsdException w:name="Medium Shading 2 Accent 2" w:uiPriority="64"/>
+    <w:lsdException w:name="Medium List 1 Accent 2" w:uiPriority="65"/>
+    <w:lsdException w:name="Medium List 2 Accent 2" w:uiPriority="66"/>
+    <w:lsdException w:name="Medium Grid 1 Accent 2" w:uiPriority="67"/>
+    <w:lsdException w:name="Medium Grid 2 Accent 2" w:uiPriority="68"/>
+    <w:lsdException w:name="Medium Grid 3 Accent 2" w:uiPriority="69"/>
+    <w:lsdException w:name="Dark List Accent 2" w:uiPriority="70"/>
+    <w:lsdException w:name="Colorful Shading Accent 2" w:uiPriority="71"/>
+    <w:lsdException w:name="Colorful List Accent 2" w:uiPriority="72"/>
+    <w:lsdException w:name="Colorful Grid Accent 2" w:uiPriority="73"/>
+    <w:lsdException w:name="Light Shading Accent 3" w:uiPriority="60"/>
+    <w:lsdException w:name="Light List Accent 3" w:uiPriority="61"/>
+    <w:lsdException w:name="Light Grid Accent 3" w:uiPriority="62"/>
+    <w:lsdException w:name="Medium Shading 1 Accent 3" w:uiPriority="63"/>
+    <w:lsdException w:name="Medium Shading 2 Accent 3" w:uiPriority="64"/>
+    <w:lsdException w:name="Medium List 1 Accent 3" w:uiPriority="65"/>
+    <w:lsdException w:name="Medium List 2 Accent 3" w:uiPriority="66"/>
+    <w:lsdException w:name="Medium Grid 1 Accent 3" w:uiPriority="67"/>
+    <w:lsdException w:name="Medium Grid 2 Accent 3" w:uiPriority="68"/>
+    <w:lsdException w:name="Medium Grid 3 Accent 3" w:uiPriority="69"/>
+    <w:lsdException w:name="Dark List Accent 3" w:uiPriority="70"/>
+    <w:lsdException w:name="Colorful Shading Accent 3" w:uiPriority="71"/>
+    <w:lsdException w:name="Colorful List Accent 3" w:uiPriority="72"/>
+    <w:lsdException w:name="Colorful Grid Accent 3" w:uiPriority="73"/>
+    <w:lsdException w:name="Light Shading Accent 4" w:uiPriority="60"/>
+    <w:lsdException w:name="Light List Accent 4" w:uiPriority="61"/>
+    <w:lsdException w:name="Light Grid Accent 4" w:uiPriority="62"/>
+    <w:lsdException w:name="Medium Shading 1 Accent 4" w:uiPriority="63"/>
+    <w:lsdException w:name="Medium Shading 2 Accent 4" w:uiPriority="64"/>
+    <w:lsdException w:name="Medium List 1 Accent 4" w:uiPriority="65"/>
+    <w:lsdException w:name="Medium List 2 Accent 4" w:uiPriority="66"/>
+    <w:lsdException w:name="Medium Grid 1 Accent 4" w:uiPriority="67"/>
+    <w:lsdException w:name="Medium Grid 2 Accent 4" w:uiPriority="68"/>
+    <w:lsdException w:name="Medium Grid 3 Accent 4" w:uiPriority="69"/>
+    <w:lsdException w:name="Dark List Accent 4" w:uiPriority="70"/>
+    <w:lsdException w:name="Colorful Shading Accent 4" w:uiPriority="71"/>
+    <w:lsdException w:name="Colorful List Accent 4" w:uiPriority="72"/>
+    <w:lsdException w:name="Colorful Grid Accent 4" w:uiPriority="73"/>
+    <w:lsdException w:name="Light Shading Accent 5" w:uiPriority="60"/>
+    <w:lsdException w:name="Light List Accent 5" w:uiPriority="61"/>
+    <w:lsdException w:name="Light Grid Accent 5" w:uiPriority="62"/>
+    <w:lsdException w:name="Medium Shading 1 Accent 5" w:uiPriority="63"/>
+    <w:lsdException w:name="Medium Shading 2 Accent 5" w:uiPriority="64"/>
+    <w:lsdException w:name="Medium List 1 Accent 5" w:uiPriority="65"/>
+    <w:lsdException w:name="Medium List 2 Accent 5" w:uiPriority="66"/>
+    <w:lsdException w:name="Medium Grid 1 Accent 5" w:uiPriority="67"/>
+    <w:lsdException w:name="Medium Grid 2 Accent 5" w:uiPriority="68"/>
+    <w:lsdException w:name="Medium Grid 3 Accent 5" w:uiPriority="69"/>
+    <w:lsdException w:name="Dark List Accent 5" w:uiPriority="70"/>
+    <w:lsdException w:name="Colorful Shading Accent 5" w:uiPriority="71"/>
+    <w:lsdException w:name="Colorful List Accent 5" w:uiPriority="72"/>
+    <w:lsdException w:name="Colorful Grid Accent 5" w:uiPriority="73"/>
+    <w:lsdException w:name="Light Shading Accent 6" w:uiPriority="60"/>
+    <w:lsdException w:name="Light List Accent 6" w:uiPriority="61"/>
+    <w:lsdException w:name="Light Grid Accent 6" w:uiPriority="62"/>
+    <w:lsdException w:name="Medium Shading 1 Accent 6" w:uiPriority="63"/>
+    <w:lsdException w:name="Medium Shading 2 Accent 6" w:uiPriority="64"/>
+    <w:lsdException w:name="Medium List 1 Accent 6" w:uiPriority="65"/>
+    <w:lsdException w:name="Medium List 2 Accent 6" w:uiPriority="66"/>
+    <w:lsdException w:name="Medium Grid 1 Accent 6" w:uiPriority="67"/>
+    <w:lsdException w:name="Medium Grid 2 Accent 6" w:uiPriority="68"/>
+    <w:lsdException w:name="Medium Grid 3 Accent 6" w:uiPriority="69"/>
+    <w:lsdException w:name="Dark List Accent 6" w:uiPriority="70"/>
+    <w:lsdException w:name="Colorful Shading Accent 6" w:uiPriority="71"/>
+    <w:lsdException w:name="Colorful List Accent 6" w:uiPriority="72"/>
+    <w:lsdException w:name="Colorful Grid Accent 6" w:uiPriority="73"/>
+    <w:lsdException w:name="Subtle Emphasis" w:uiPriority="19" w:qFormat="1"/>
+    <w:lsdException w:name="Intense Emphasis" w:uiPriority="21" w:qFormat="1"/>
+    <w:lsdException w:name="Subtle Reference" w:uiPriority="31" w:qFormat="1"/>
+    <w:lsdException w:name="Intense Reference" w:uiPriority="32" w:qFormat="1"/>
+    <w:lsdException w:name="Book Title" w:uiPriority="33" w:qFormat="1"/>
+    <w:lsdException w:name="Bibliography" w:semiHidden="1" w:uiPriority="37" w:unhideWhenUsed="1"/>
+    <w:lsdException w:name="TOC Heading" w:semiHidden="1" w:uiPriority="39" w:unhideWhenUsed="1" w:qFormat="1"/>
+    <w:lsdException w:name="Plain Table 1" w:uiPriority="41"/>
+    <w:lsdException w:name="Plain Table 2" w:uiPriority="42"/>
+    <w:lsdException w:name="Plain Table 3" w:uiPriority="43"/>
+    <w:lsdException w:name="Plain Table 4" w:uiPriority="44"/>
+    <w:lsdException w:name="Plain Table 5" w:uiPriority="45"/>
+    <w:lsdException w:name="Grid Table Light" w:uiPriority="40"/>
+    <w:lsdException w:name="Grid Table 1 Light" w:uiPriority="46"/>
+    <w:lsdException w:name="Grid Table 2" w:uiPriority="47"/>
+    <w:lsdException w:name="Grid Table 3" w:uiPriority="48"/>
+    <w:lsdException w:name="Grid Table 4" w:uiPriority="49"/>
+    <w:lsdException w:name="Grid Table 5 Dark" w:uiPriority="50"/>
+    <w:lsdException w:name="Grid Table 6 Colorful" w:uiPriority="51"/>
+    <w:lsdException w:name="Grid Table 7 Colorful" w:uiPriority="52"/>
+    <w:lsdException w:name="Grid Table 1 Light Accent 1" w:uiPriority="46"/>
+    <w:lsdException w:name="Grid Table 2 Accent 1" w:uiPriority="47"/>
+    <w:lsdException w:name="Grid Table 3 Accent 1" w:uiPriority="48"/>
+    <w:lsdException w:name="Grid Table 4 Accent 1" w:uiPriority="49"/>
+    <w:lsdException w:name="Grid Table 5 Dark Accent 1" w:uiPriority="50"/>
+    <w:lsdException w:name="Grid Table 6 Colorful Accent 1" w:uiPriority="51"/>
+    <w:lsdException w:name="Grid Table 7 Colorful Accent 1" w:uiPriority="52"/>
+    <w:lsdException w:name="Grid Table 1 Light Accent 2" w:uiPriority="46"/>
+    <w:lsdException w:name="Grid Table 2 Accent 2" w:uiPriority="47"/>
+    <w:lsdException w:name="Grid Table 3 Accent 2" w:uiPriority="48"/>
+    <w:lsdException w:name="Grid Table 4 Accent 2" w:uiPriority="49"/>
+    <w:lsdException w:name="Grid Table 5 Dark Accent 2" w:uiPriority="50"/>
+    <w:lsdException w:name="Grid Table 6 Colorful Accent 2" w:uiPriority="51"/>
+    <w:lsdException w:name="Grid Table 7 Colorful Accent 2" w:uiPriority="52"/>
+    <w:lsdException w:name="Grid Table 1 Light Accent 3" w:uiPriority="46"/>
+    <w:lsdException w:name="Grid Table 2 Accent 3" w:uiPriority="47"/>
+    <w:lsdException w:name="Grid Table 3 Accent 3" w:uiPriority="48"/>
+    <w:lsdException w:name="Grid Table 4 Accent 3" w:uiPriority="49"/>
+    <w:lsdException w:name="Grid Table 5 Dark Accent 3" w:uiPriority="50"/>
+    <w:lsdException w:name="Grid Table 6 Colorful Accent 3" w:uiPriority="51"/>
+    <w:lsdException w:name="Grid Table 7 Colorful Accent 3" w:uiPriority="52"/>
+    <w:lsdException w:name="Grid Table 1 Light Accent 4" w:uiPriority="46"/>
+    <w:lsdException w:name="Grid Table 2 Accent 4" w:uiPriority="47"/>
+    <w:lsdException w:name="Grid Table 3 Accent 4" w:uiPriority="48"/>
+    <w:lsdException w:name="Grid Table 4 Accent 4" w:uiPriority="49"/>
+    <w:lsdException w:name="Grid Table 5 Dark Accent 4" w:uiPriority="50"/>
+    <w:lsdException w:name="Grid Table 6 Colorful Accent 4" w:uiPriority="51"/>
+    <w:lsdException w:name="Grid Table 7 Colorful Accent 4" w:uiPriority="52"/>
+    <w:lsdException w:name="Grid Table 1 Light Accent 5" w:uiPriority="46"/>
+    <w:lsdException w:name="Grid Table 2 Accent 5" w:uiPriority="47"/>
+    <w:lsdException w:name="Grid Table 3 Accent 5" w:uiPriority="48"/>
+    <w:lsdException w:name="Grid Table 4 Accent 5" w:uiPriority="49"/>
+    <w:lsdException w:name="Grid Table 5 Dark Accent 5" w:uiPriority="50"/>
+    <w:lsdException w:name="Grid Table 6 Colorful Accent 5" w:uiPriority="51"/>
+    <w:lsdException w:name="Grid Table 7 Colorful Accent 5" w:uiPriority="52"/>
+    <w:lsdException w:name="Grid Table 1 Light Accent 6" w:uiPriority="46"/>
+    <w:lsdException w:name="Grid Table 2 Accent 6" w:uiPriority="47"/>
+    <w:lsdException w:name="Grid Table 3 Accent 6" w:uiPriority="48"/>
+    <w:lsdException w:name="Grid Table 4 Accent 6" w:uiPriority="49"/>
+    <w:lsdException w:name="Grid Table 5 Dark Accent 6" w:uiPriority="50"/>
+    <w:lsdException w:name="Grid Table 6 Colorful Accent 6" w:uiPriority="51"/>
+    <w:lsdException w:name="Grid Table 7 Colorful Accent 6" w:uiPriority="52"/>
+    <w:lsdException w:name="List Table 1 Light" w:uiPriority="46"/>
+    <w:lsdException w:name="List Table 2" w:uiPriority="47"/>
+    <w:lsdException w:name="List Table 3" w:uiPriority="48"/>
+    <w:lsdException w:name="List Table 4" w:uiPriority="49"/>
+    <w:lsdException w:name="List Table 5 Dark" w:uiPriority="50"/>
+    <w:lsdException w:name="List Table 6 Colorful" w:uiPriority="51"/>
+    <w:lsdException w:name="List Table 7 Colorful" w:uiPriority="52"/>
+    <w:lsdException w:name="List Table 1 Light Accent 1" w:uiPriority="46"/>
+    <w:lsdException w:name="List Table 2 Accent 1" w:uiPriority="47"/>
+    <w:lsdException w:name="List Table 3 Accent 1" w:uiPriority="48"/>
+    <w:lsdException w:name="List Table 4 Accent 1" w:uiPriority="49"/>
+    <w:lsdException w:name="List Table 5 Dark Accent 1" w:uiPriority="50"/>
+    <w:lsdException w:name="List Table 6 Colorful Accent 1" w:uiPriority="51"/>
+    <w:lsdException w:name="List Table 7 Colorful Accent 1" w:uiPriority="52"/>
+    <w:lsdException w:name="List Table 1 Light Accent 2" w:uiPriority="46"/>
+    <w:lsdException w:name="List Table 2 Accent 2" w:uiPriority="47"/>
+    <w:lsdException w:name="List Table 3 Accent 2" w:uiPriority="48"/>
+    <w:lsdException w:name="List Table 4 Accent 2" w:uiPriority="49"/>
+    <w:lsdException w:name="List Table 5 Dark Accent 2" w:uiPriority="50"/>
+    <w:lsdException w:name="List Table 6 Colorful Accent 2" w:uiPriority="51"/>
+    <w:lsdException w:name="List Table 7 Colorful Accent 2" w:uiPriority="52"/>
+    <w:lsdException w:name="List Table 1 Light Accent 3" w:uiPriority="46"/>
+    <w:lsdException w:name="List Table 2 Accent 3" w:uiPriority="47"/>
+    <w:lsdException w:name="List Table 3 Accent 3" w:uiPriority="48"/>
+    <w:lsdException w:name="List Table 4 Accent 3" w:uiPriority="49"/>
+    <w:lsdException w:name="List Table 5 Dark Accent 3" w:uiPriority="50"/>
+    <w:lsdException w:name="List Table 6 Colorful Accent 3" w:uiPriority="51"/>
+    <w:lsdException w:name="List Table 7 Colorful Accent 3" w:uiPriority="52"/>
+    <w:lsdException w:name="List Table 1 Light Accent 4" w:uiPriority="46"/>
+    <w:lsdException w:name="List Table 2 Accent 4" w:uiPriority="47"/>
+    <w:lsdException w:name="List Table 3 Accent 4" w:uiPriority="48"/>
+    <w:lsdException w:name="List Table 4 Accent 4" w:uiPriority="49"/>
+    <w:lsdException w:name="List Table 5 Dark Accent 4" w:uiPriority="50"/>
+    <w:lsdException w:name="List Table 6 Colorful Accent 4" w:uiPriority="51"/>
+    <w:lsdException w:name="List Table 7 Colorful Accent 4" w:uiPriority="52"/>
+    <w:lsdException w:name="List Table 1 Light Accent 5" w:uiPriority="46"/>
+    <w:lsdException w:name="List Table 2 Accent 5" w:uiPriority="47"/>
+    <w:lsdException w:name="List Table 3 Accent 5" w:uiPriority="48"/>
+    <w:lsdException w:name="List Table 4 Accent 5" w:uiPriority="49"/>
+    <w:lsdException w:name="List Table 5 Dark Accent 5" w:uiPriority="50"/>
+    <w:lsdException w:name="List Table 6 Colorful Accent 5" w:uiPriority="51"/>
+    <w:lsdException w:name="List Table 7 Colorful Accent 5" w:uiPriority="52"/>
+    <w:lsdException w:name="List Table 1 Light Accent 6" w:uiPriority="46"/>
+    <w:lsdException w:name="List Table 2 Accent 6" w:uiPriority="47"/>
+    <w:lsdException w:name="List Table 3 Accent 6" w:uiPriority="48"/>
+    <w:lsdException w:name="List Table 4 Accent 6" w:uiPriority="49"/>
+    <w:lsdException w:name="List Table 5 Dark Accent 6" w:uiPriority="50"/>
+    <w:lsdException w:name="List Table 6 Colorful Accent 6" w:uiPriority="51"/>
+    <w:lsdException w:name="List Table 7 Colorful Accent 6" w:uiPriority="52"/>
+    <w:lsdException w:name="Mention" w:semiHidden="1" w:unhideWhenUsed="1"/>
+    <w:lsdException w:name="Smart Hyperlink" w:semiHidden="1" w:unhideWhenUsed="1"/>
+    <w:lsdException w:name="Hashtag" w:semiHidden="1" w:unhideWhenUsed="1"/>
+    <w:lsdException w:name="Unresolved Mention" w:semiHidden="1" w:unhideWhenUsed="1"/>
+    <w:lsdException w:name="Smart Link" w:semiHidden="1" w:unhideWhenUsed="1"/>
   </w:latentStyles>
   <w:style w:type="paragraph" w:default="1" w:styleId="Normal">
     <w:name w:val="Normal"/>
@@ -6853,7 +7203,7 @@
     </a:clrScheme>
     <a:fontScheme name="Office">
       <a:majorFont>
-        <a:latin typeface="Aptos Display"/>
+        <a:latin typeface="Aptos Display" panose="02110004020202020204"/>
         <a:ea typeface=""/>
         <a:cs typeface=""/>
         <a:font script="Jpan" typeface="游ゴシック Light"/>
@@ -6905,7 +7255,7 @@
         <a:font script="Tfng" typeface="Ebrima"/>
       </a:majorFont>
       <a:minorFont>
-        <a:latin typeface="Aptos"/>
+        <a:latin typeface="Aptos" panose="02110004020202020204"/>
         <a:ea typeface=""/>
         <a:cs typeface=""/>
         <a:font script="Jpan" typeface="游明朝"/>
@@ -7119,7 +7469,7 @@
   <a:extraClrSchemeLst/>
   <a:extLst>
     <a:ext uri="{05A4C25C-085E-4340-85A3-A5531E510DB2}">
-      <thm15:themeFamily xmlns:thm15="http://schemas.microsoft.com/office/thememl/2012/main" xmlns="" name="Office Theme" id="{2E142A2C-CD16-42D6-873A-C26D2A0506FA}" vid="{1BDDFF52-6CD6-40A5-AB3C-68EB2F1E4D0A}"/>
+      <thm15:themeFamily xmlns:thm15="http://schemas.microsoft.com/office/thememl/2012/main" name="Office Theme" id="{2E142A2C-CD16-42D6-873A-C26D2A0506FA}" vid="{1BDDFF52-6CD6-40A5-AB3C-68EB2F1E4D0A}"/>
     </a:ext>
   </a:extLst>
 </a:theme>
